--- a/Task1_DesignDocs_[AllDocs]_723490_Ogodo_N.docx
+++ b/Task1_DesignDocs_[AllDocs]_723490_Ogodo_N.docx
@@ -2,6 +2,8 @@
 <file path=word/document.xml><?xml version="1.0" encoding="utf-8"?>
 <w:document xmlns:wpc="http://schemas.microsoft.com/office/word/2010/wordprocessingCanvas" xmlns:cx="http://schemas.microsoft.com/office/drawing/2014/chartex" xmlns:cx1="http://schemas.microsoft.com/office/drawing/2015/9/8/chartex" xmlns:cx2="http://schemas.microsoft.com/office/drawing/2015/10/21/chartex" xmlns:cx3="http://schemas.microsoft.com/office/drawing/2016/5/9/chartex" xmlns:cx4="http://schemas.microsoft.com/office/drawing/2016/5/10/chartex" xmlns:cx5="http://schemas.microsoft.com/office/drawing/2016/5/11/chartex" xmlns:cx6="http://schemas.microsoft.com/office/drawing/2016/5/12/chartex" xmlns:cx7="http://schemas.microsoft.com/office/drawing/2016/5/13/chartex" xmlns:cx8="http://schemas.microsoft.com/office/drawing/2016/5/14/chartex" xmlns:mc="http://schemas.openxmlformats.org/markup-compatibility/2006" xmlns:aink="http://schemas.microsoft.com/office/drawing/2016/ink" xmlns:am3d="http://schemas.microsoft.com/office/drawing/2017/model3d" xmlns:o="urn:schemas-microsoft-com:office:office" xmlns:r="http://schemas.openxmlformats.org/officeDocument/2006/relationships" xmlns:m="http://schemas.openxmlformats.org/officeDocument/2006/math" xmlns:v="urn:schemas-microsoft-com:vml" xmlns:wp14="http://schemas.microsoft.com/office/word/2010/wordprocessingDrawing" xmlns:wp="http://schemas.openxmlformats.org/drawingml/2006/wordprocessingDrawing" xmlns:w10="urn:schemas-microsoft-com:office:word" xmlns:w="http://schemas.openxmlformats.org/wordprocessingml/2006/main" xmlns:w14="http://schemas.microsoft.com/office/word/2010/wordml" xmlns:w15="http://schemas.microsoft.com/office/word/2012/wordml" xmlns:w16cex="http://schemas.microsoft.com/office/word/2018/wordml/cex" xmlns:w16cid="http://schemas.microsoft.com/office/word/2016/wordml/cid" xmlns:w16="http://schemas.microsoft.com/office/word/2018/wordml" xmlns:w16sdtdh="http://schemas.microsoft.com/office/word/2020/wordml/sdtdatahash" xmlns:w16se="http://schemas.microsoft.com/office/word/2015/wordml/symex" xmlns:wpg="http://schemas.microsoft.com/office/word/2010/wordprocessingGroup" xmlns:wpi="http://schemas.microsoft.com/office/word/2010/wordprocessingInk" xmlns:wne="http://schemas.microsoft.com/office/word/2006/wordml" xmlns:wps="http://schemas.microsoft.com/office/word/2010/wordprocessingShape" mc:Ignorable="w14 w15 w16se w16cid w16 w16cex w16sdtdh wp14">
   <w:body>
+    <w:bookmarkStart w:id="0" w:name="_Hlk224905395" w:displacedByCustomXml="next"/>
+    <w:bookmarkEnd w:id="0" w:displacedByCustomXml="next"/>
     <w:sdt>
       <w:sdtPr>
         <w:rPr>
@@ -178,8 +180,18 @@
                   <w:sz w:val="28"/>
                   <w:szCs w:val="28"/>
                 </w:rPr>
-                <w:t>Nelson Ogodo</w:t>
+                <w:t xml:space="preserve">Nelson </w:t>
               </w:r>
+              <w:proofErr w:type="spellStart"/>
+              <w:r>
+                <w:rPr>
+                  <w:color w:val="4472C4" w:themeColor="accent1"/>
+                  <w:sz w:val="28"/>
+                  <w:szCs w:val="28"/>
+                </w:rPr>
+                <w:t>Ogodo</w:t>
+              </w:r>
+              <w:proofErr w:type="spellEnd"/>
             </w:p>
           </w:sdtContent>
         </w:sdt>
@@ -376,7 +388,11 @@
             <w:rPr>
               <w:rFonts w:eastAsiaTheme="minorEastAsia"/>
               <w:noProof/>
+              <w:kern w:val="0"/>
+              <w:sz w:val="22"/>
+              <w:szCs w:val="22"/>
               <w:lang w:eastAsia="en-GB"/>
+              <w14:ligatures w14:val="none"/>
             </w:rPr>
           </w:pPr>
           <w:r>
@@ -400,13 +416,13 @@
             </w:rPr>
             <w:fldChar w:fldCharType="separate"/>
           </w:r>
-          <w:hyperlink w:anchor="_Toc224881782" w:history="1">
+          <w:hyperlink w:anchor="_Toc224905445" w:history="1">
             <w:r>
               <w:rPr>
                 <w:rStyle w:val="Hyperlink"/>
                 <w:noProof/>
               </w:rPr>
-              <w:t>Visual Designs</w:t>
+              <w:t>Site Map</w:t>
             </w:r>
             <w:r>
               <w:rPr>
@@ -427,7 +443,7 @@
                 <w:noProof/>
                 <w:webHidden/>
               </w:rPr>
-              <w:instrText xml:space="preserve"> PAGEREF _Toc224881782 \h </w:instrText>
+              <w:instrText xml:space="preserve"> PAGEREF _Toc224905445 \h </w:instrText>
             </w:r>
             <w:r>
               <w:rPr>
@@ -467,16 +483,87 @@
             <w:rPr>
               <w:rFonts w:eastAsiaTheme="minorEastAsia"/>
               <w:noProof/>
+              <w:kern w:val="0"/>
+              <w:sz w:val="22"/>
+              <w:szCs w:val="22"/>
               <w:lang w:eastAsia="en-GB"/>
+              <w14:ligatures w14:val="none"/>
             </w:rPr>
           </w:pPr>
-          <w:hyperlink w:anchor="_Toc224881783" w:history="1">
+          <w:hyperlink w:anchor="_Toc224905446" w:history="1">
+            <w:r>
+              <w:rPr>
+                <w:noProof/>
+                <w:webHidden/>
+              </w:rPr>
+              <w:tab/>
+            </w:r>
+            <w:r>
+              <w:rPr>
+                <w:noProof/>
+                <w:webHidden/>
+              </w:rPr>
+              <w:fldChar w:fldCharType="begin"/>
+            </w:r>
+            <w:r>
+              <w:rPr>
+                <w:noProof/>
+                <w:webHidden/>
+              </w:rPr>
+              <w:instrText xml:space="preserve"> PAGEREF _Toc224905446 \h </w:instrText>
+            </w:r>
+            <w:r>
+              <w:rPr>
+                <w:noProof/>
+                <w:webHidden/>
+              </w:rPr>
+            </w:r>
+            <w:r>
+              <w:rPr>
+                <w:noProof/>
+                <w:webHidden/>
+              </w:rPr>
+              <w:fldChar w:fldCharType="separate"/>
+            </w:r>
+            <w:r>
+              <w:rPr>
+                <w:noProof/>
+                <w:webHidden/>
+              </w:rPr>
+              <w:t>2</w:t>
+            </w:r>
+            <w:r>
+              <w:rPr>
+                <w:noProof/>
+                <w:webHidden/>
+              </w:rPr>
+              <w:fldChar w:fldCharType="end"/>
+            </w:r>
+          </w:hyperlink>
+        </w:p>
+        <w:p>
+          <w:pPr>
+            <w:pStyle w:val="TOC1"/>
+            <w:tabs>
+              <w:tab w:val="right" w:leader="dot" w:pos="12950"/>
+            </w:tabs>
+            <w:rPr>
+              <w:rFonts w:eastAsiaTheme="minorEastAsia"/>
+              <w:noProof/>
+              <w:kern w:val="0"/>
+              <w:sz w:val="22"/>
+              <w:szCs w:val="22"/>
+              <w:lang w:eastAsia="en-GB"/>
+              <w14:ligatures w14:val="none"/>
+            </w:rPr>
+          </w:pPr>
+          <w:hyperlink w:anchor="_Toc224905447" w:history="1">
             <w:r>
               <w:rPr>
                 <w:rStyle w:val="Hyperlink"/>
                 <w:noProof/>
               </w:rPr>
-              <w:t>Home Page</w:t>
+              <w:t>Styles</w:t>
             </w:r>
             <w:r>
               <w:rPr>
@@ -497,7 +584,7 @@
                 <w:noProof/>
                 <w:webHidden/>
               </w:rPr>
-              <w:instrText xml:space="preserve"> PAGEREF _Toc224881783 \h </w:instrText>
+              <w:instrText xml:space="preserve"> PAGEREF _Toc224905447 \h </w:instrText>
             </w:r>
             <w:r>
               <w:rPr>
@@ -537,16 +624,20 @@
             <w:rPr>
               <w:rFonts w:eastAsiaTheme="minorEastAsia"/>
               <w:noProof/>
+              <w:kern w:val="0"/>
+              <w:sz w:val="22"/>
+              <w:szCs w:val="22"/>
               <w:lang w:eastAsia="en-GB"/>
+              <w14:ligatures w14:val="none"/>
             </w:rPr>
           </w:pPr>
-          <w:hyperlink w:anchor="_Toc224881784" w:history="1">
+          <w:hyperlink w:anchor="_Toc224905448" w:history="1">
             <w:r>
               <w:rPr>
                 <w:rStyle w:val="Hyperlink"/>
                 <w:noProof/>
               </w:rPr>
-              <w:t>Products</w:t>
+              <w:t>Dark Mode</w:t>
             </w:r>
             <w:r>
               <w:rPr>
@@ -567,7 +658,7 @@
                 <w:noProof/>
                 <w:webHidden/>
               </w:rPr>
-              <w:instrText xml:space="preserve"> PAGEREF _Toc224881784 \h </w:instrText>
+              <w:instrText xml:space="preserve"> PAGEREF _Toc224905448 \h </w:instrText>
             </w:r>
             <w:r>
               <w:rPr>
@@ -587,7 +678,229 @@
                 <w:noProof/>
                 <w:webHidden/>
               </w:rPr>
-              <w:t>4</w:t>
+              <w:t>2</w:t>
+            </w:r>
+            <w:r>
+              <w:rPr>
+                <w:noProof/>
+                <w:webHidden/>
+              </w:rPr>
+              <w:fldChar w:fldCharType="end"/>
+            </w:r>
+          </w:hyperlink>
+        </w:p>
+        <w:p>
+          <w:pPr>
+            <w:pStyle w:val="TOC3"/>
+            <w:tabs>
+              <w:tab w:val="right" w:leader="dot" w:pos="12950"/>
+            </w:tabs>
+            <w:rPr>
+              <w:rFonts w:eastAsiaTheme="minorEastAsia"/>
+              <w:noProof/>
+              <w:kern w:val="0"/>
+              <w:sz w:val="22"/>
+              <w:szCs w:val="22"/>
+              <w:lang w:eastAsia="en-GB"/>
+              <w14:ligatures w14:val="none"/>
+            </w:rPr>
+          </w:pPr>
+          <w:hyperlink w:anchor="_Toc224905449" w:history="1">
+            <w:r>
+              <w:rPr>
+                <w:rStyle w:val="Hyperlink"/>
+                <w:noProof/>
+              </w:rPr>
+              <w:t>Background</w:t>
+            </w:r>
+            <w:r>
+              <w:rPr>
+                <w:noProof/>
+                <w:webHidden/>
+              </w:rPr>
+              <w:tab/>
+            </w:r>
+            <w:r>
+              <w:rPr>
+                <w:noProof/>
+                <w:webHidden/>
+              </w:rPr>
+              <w:fldChar w:fldCharType="begin"/>
+            </w:r>
+            <w:r>
+              <w:rPr>
+                <w:noProof/>
+                <w:webHidden/>
+              </w:rPr>
+              <w:instrText xml:space="preserve"> PAGEREF _Toc224905449 \h </w:instrText>
+            </w:r>
+            <w:r>
+              <w:rPr>
+                <w:noProof/>
+                <w:webHidden/>
+              </w:rPr>
+            </w:r>
+            <w:r>
+              <w:rPr>
+                <w:noProof/>
+                <w:webHidden/>
+              </w:rPr>
+              <w:fldChar w:fldCharType="separate"/>
+            </w:r>
+            <w:r>
+              <w:rPr>
+                <w:noProof/>
+                <w:webHidden/>
+              </w:rPr>
+              <w:t>2</w:t>
+            </w:r>
+            <w:r>
+              <w:rPr>
+                <w:noProof/>
+                <w:webHidden/>
+              </w:rPr>
+              <w:fldChar w:fldCharType="end"/>
+            </w:r>
+          </w:hyperlink>
+        </w:p>
+        <w:p>
+          <w:pPr>
+            <w:pStyle w:val="TOC3"/>
+            <w:tabs>
+              <w:tab w:val="right" w:leader="dot" w:pos="12950"/>
+            </w:tabs>
+            <w:rPr>
+              <w:rFonts w:eastAsiaTheme="minorEastAsia"/>
+              <w:noProof/>
+              <w:kern w:val="0"/>
+              <w:sz w:val="22"/>
+              <w:szCs w:val="22"/>
+              <w:lang w:eastAsia="en-GB"/>
+              <w14:ligatures w14:val="none"/>
+            </w:rPr>
+          </w:pPr>
+          <w:hyperlink w:anchor="_Toc224905450" w:history="1">
+            <w:r>
+              <w:rPr>
+                <w:rStyle w:val="Hyperlink"/>
+                <w:noProof/>
+              </w:rPr>
+              <w:t>Font</w:t>
+            </w:r>
+            <w:r>
+              <w:rPr>
+                <w:noProof/>
+                <w:webHidden/>
+              </w:rPr>
+              <w:tab/>
+            </w:r>
+            <w:r>
+              <w:rPr>
+                <w:noProof/>
+                <w:webHidden/>
+              </w:rPr>
+              <w:fldChar w:fldCharType="begin"/>
+            </w:r>
+            <w:r>
+              <w:rPr>
+                <w:noProof/>
+                <w:webHidden/>
+              </w:rPr>
+              <w:instrText xml:space="preserve"> PAGEREF _Toc224905450 \h </w:instrText>
+            </w:r>
+            <w:r>
+              <w:rPr>
+                <w:noProof/>
+                <w:webHidden/>
+              </w:rPr>
+            </w:r>
+            <w:r>
+              <w:rPr>
+                <w:noProof/>
+                <w:webHidden/>
+              </w:rPr>
+              <w:fldChar w:fldCharType="separate"/>
+            </w:r>
+            <w:r>
+              <w:rPr>
+                <w:noProof/>
+                <w:webHidden/>
+              </w:rPr>
+              <w:t>3</w:t>
+            </w:r>
+            <w:r>
+              <w:rPr>
+                <w:noProof/>
+                <w:webHidden/>
+              </w:rPr>
+              <w:fldChar w:fldCharType="end"/>
+            </w:r>
+          </w:hyperlink>
+        </w:p>
+        <w:p>
+          <w:pPr>
+            <w:pStyle w:val="TOC3"/>
+            <w:tabs>
+              <w:tab w:val="right" w:leader="dot" w:pos="12950"/>
+            </w:tabs>
+            <w:rPr>
+              <w:rFonts w:eastAsiaTheme="minorEastAsia"/>
+              <w:noProof/>
+              <w:kern w:val="0"/>
+              <w:sz w:val="22"/>
+              <w:szCs w:val="22"/>
+              <w:lang w:eastAsia="en-GB"/>
+              <w14:ligatures w14:val="none"/>
+            </w:rPr>
+          </w:pPr>
+          <w:hyperlink w:anchor="_Toc224905451" w:history="1">
+            <w:r>
+              <w:rPr>
+                <w:rStyle w:val="Hyperlink"/>
+                <w:noProof/>
+              </w:rPr>
+              <w:t>Interactive</w:t>
+            </w:r>
+            <w:r>
+              <w:rPr>
+                <w:noProof/>
+                <w:webHidden/>
+              </w:rPr>
+              <w:tab/>
+            </w:r>
+            <w:r>
+              <w:rPr>
+                <w:noProof/>
+                <w:webHidden/>
+              </w:rPr>
+              <w:fldChar w:fldCharType="begin"/>
+            </w:r>
+            <w:r>
+              <w:rPr>
+                <w:noProof/>
+                <w:webHidden/>
+              </w:rPr>
+              <w:instrText xml:space="preserve"> PAGEREF _Toc224905451 \h </w:instrText>
+            </w:r>
+            <w:r>
+              <w:rPr>
+                <w:noProof/>
+                <w:webHidden/>
+              </w:rPr>
+            </w:r>
+            <w:r>
+              <w:rPr>
+                <w:noProof/>
+                <w:webHidden/>
+              </w:rPr>
+              <w:fldChar w:fldCharType="separate"/>
+            </w:r>
+            <w:r>
+              <w:rPr>
+                <w:noProof/>
+                <w:webHidden/>
+              </w:rPr>
+              <w:t>3</w:t>
             </w:r>
             <w:r>
               <w:rPr>
@@ -607,16 +920,20 @@
             <w:rPr>
               <w:rFonts w:eastAsiaTheme="minorEastAsia"/>
               <w:noProof/>
+              <w:kern w:val="0"/>
+              <w:sz w:val="22"/>
+              <w:szCs w:val="22"/>
               <w:lang w:eastAsia="en-GB"/>
+              <w14:ligatures w14:val="none"/>
             </w:rPr>
           </w:pPr>
-          <w:hyperlink w:anchor="_Toc224881785" w:history="1">
+          <w:hyperlink w:anchor="_Toc224905452" w:history="1">
             <w:r>
               <w:rPr>
                 <w:rStyle w:val="Hyperlink"/>
                 <w:noProof/>
               </w:rPr>
-              <w:t>Producer Dashboard</w:t>
+              <w:t>Buttons/Cards</w:t>
             </w:r>
             <w:r>
               <w:rPr>
@@ -637,7 +954,7 @@
                 <w:noProof/>
                 <w:webHidden/>
               </w:rPr>
-              <w:instrText xml:space="preserve"> PAGEREF _Toc224881785 \h </w:instrText>
+              <w:instrText xml:space="preserve"> PAGEREF _Toc224905452 \h </w:instrText>
             </w:r>
             <w:r>
               <w:rPr>
@@ -657,7 +974,7 @@
                 <w:noProof/>
                 <w:webHidden/>
               </w:rPr>
-              <w:t>4</w:t>
+              <w:t>3</w:t>
             </w:r>
             <w:r>
               <w:rPr>
@@ -677,16 +994,20 @@
             <w:rPr>
               <w:rFonts w:eastAsiaTheme="minorEastAsia"/>
               <w:noProof/>
+              <w:kern w:val="0"/>
+              <w:sz w:val="22"/>
+              <w:szCs w:val="22"/>
               <w:lang w:eastAsia="en-GB"/>
+              <w14:ligatures w14:val="none"/>
             </w:rPr>
           </w:pPr>
-          <w:hyperlink w:anchor="_Toc224881786" w:history="1">
+          <w:hyperlink w:anchor="_Toc224905453" w:history="1">
             <w:r>
               <w:rPr>
                 <w:rStyle w:val="Hyperlink"/>
                 <w:noProof/>
               </w:rPr>
-              <w:t>My Account</w:t>
+              <w:t>Light Mode</w:t>
             </w:r>
             <w:r>
               <w:rPr>
@@ -707,7 +1028,7 @@
                 <w:noProof/>
                 <w:webHidden/>
               </w:rPr>
-              <w:instrText xml:space="preserve"> PAGEREF _Toc224881786 \h </w:instrText>
+              <w:instrText xml:space="preserve"> PAGEREF _Toc224905453 \h </w:instrText>
             </w:r>
             <w:r>
               <w:rPr>
@@ -727,7 +1048,229 @@
                 <w:noProof/>
                 <w:webHidden/>
               </w:rPr>
-              <w:t>5</w:t>
+              <w:t>3</w:t>
+            </w:r>
+            <w:r>
+              <w:rPr>
+                <w:noProof/>
+                <w:webHidden/>
+              </w:rPr>
+              <w:fldChar w:fldCharType="end"/>
+            </w:r>
+          </w:hyperlink>
+        </w:p>
+        <w:p>
+          <w:pPr>
+            <w:pStyle w:val="TOC3"/>
+            <w:tabs>
+              <w:tab w:val="right" w:leader="dot" w:pos="12950"/>
+            </w:tabs>
+            <w:rPr>
+              <w:rFonts w:eastAsiaTheme="minorEastAsia"/>
+              <w:noProof/>
+              <w:kern w:val="0"/>
+              <w:sz w:val="22"/>
+              <w:szCs w:val="22"/>
+              <w:lang w:eastAsia="en-GB"/>
+              <w14:ligatures w14:val="none"/>
+            </w:rPr>
+          </w:pPr>
+          <w:hyperlink w:anchor="_Toc224905454" w:history="1">
+            <w:r>
+              <w:rPr>
+                <w:rStyle w:val="Hyperlink"/>
+                <w:noProof/>
+              </w:rPr>
+              <w:t>Background</w:t>
+            </w:r>
+            <w:r>
+              <w:rPr>
+                <w:noProof/>
+                <w:webHidden/>
+              </w:rPr>
+              <w:tab/>
+            </w:r>
+            <w:r>
+              <w:rPr>
+                <w:noProof/>
+                <w:webHidden/>
+              </w:rPr>
+              <w:fldChar w:fldCharType="begin"/>
+            </w:r>
+            <w:r>
+              <w:rPr>
+                <w:noProof/>
+                <w:webHidden/>
+              </w:rPr>
+              <w:instrText xml:space="preserve"> PAGEREF _Toc224905454 \h </w:instrText>
+            </w:r>
+            <w:r>
+              <w:rPr>
+                <w:noProof/>
+                <w:webHidden/>
+              </w:rPr>
+            </w:r>
+            <w:r>
+              <w:rPr>
+                <w:noProof/>
+                <w:webHidden/>
+              </w:rPr>
+              <w:fldChar w:fldCharType="separate"/>
+            </w:r>
+            <w:r>
+              <w:rPr>
+                <w:noProof/>
+                <w:webHidden/>
+              </w:rPr>
+              <w:t>3</w:t>
+            </w:r>
+            <w:r>
+              <w:rPr>
+                <w:noProof/>
+                <w:webHidden/>
+              </w:rPr>
+              <w:fldChar w:fldCharType="end"/>
+            </w:r>
+          </w:hyperlink>
+        </w:p>
+        <w:p>
+          <w:pPr>
+            <w:pStyle w:val="TOC3"/>
+            <w:tabs>
+              <w:tab w:val="right" w:leader="dot" w:pos="12950"/>
+            </w:tabs>
+            <w:rPr>
+              <w:rFonts w:eastAsiaTheme="minorEastAsia"/>
+              <w:noProof/>
+              <w:kern w:val="0"/>
+              <w:sz w:val="22"/>
+              <w:szCs w:val="22"/>
+              <w:lang w:eastAsia="en-GB"/>
+              <w14:ligatures w14:val="none"/>
+            </w:rPr>
+          </w:pPr>
+          <w:hyperlink w:anchor="_Toc224905455" w:history="1">
+            <w:r>
+              <w:rPr>
+                <w:rStyle w:val="Hyperlink"/>
+                <w:noProof/>
+              </w:rPr>
+              <w:t>Font</w:t>
+            </w:r>
+            <w:r>
+              <w:rPr>
+                <w:noProof/>
+                <w:webHidden/>
+              </w:rPr>
+              <w:tab/>
+            </w:r>
+            <w:r>
+              <w:rPr>
+                <w:noProof/>
+                <w:webHidden/>
+              </w:rPr>
+              <w:fldChar w:fldCharType="begin"/>
+            </w:r>
+            <w:r>
+              <w:rPr>
+                <w:noProof/>
+                <w:webHidden/>
+              </w:rPr>
+              <w:instrText xml:space="preserve"> PAGEREF _Toc224905455 \h </w:instrText>
+            </w:r>
+            <w:r>
+              <w:rPr>
+                <w:noProof/>
+                <w:webHidden/>
+              </w:rPr>
+            </w:r>
+            <w:r>
+              <w:rPr>
+                <w:noProof/>
+                <w:webHidden/>
+              </w:rPr>
+              <w:fldChar w:fldCharType="separate"/>
+            </w:r>
+            <w:r>
+              <w:rPr>
+                <w:noProof/>
+                <w:webHidden/>
+              </w:rPr>
+              <w:t>3</w:t>
+            </w:r>
+            <w:r>
+              <w:rPr>
+                <w:noProof/>
+                <w:webHidden/>
+              </w:rPr>
+              <w:fldChar w:fldCharType="end"/>
+            </w:r>
+          </w:hyperlink>
+        </w:p>
+        <w:p>
+          <w:pPr>
+            <w:pStyle w:val="TOC3"/>
+            <w:tabs>
+              <w:tab w:val="right" w:leader="dot" w:pos="12950"/>
+            </w:tabs>
+            <w:rPr>
+              <w:rFonts w:eastAsiaTheme="minorEastAsia"/>
+              <w:noProof/>
+              <w:kern w:val="0"/>
+              <w:sz w:val="22"/>
+              <w:szCs w:val="22"/>
+              <w:lang w:eastAsia="en-GB"/>
+              <w14:ligatures w14:val="none"/>
+            </w:rPr>
+          </w:pPr>
+          <w:hyperlink w:anchor="_Toc224905456" w:history="1">
+            <w:r>
+              <w:rPr>
+                <w:rStyle w:val="Hyperlink"/>
+                <w:noProof/>
+              </w:rPr>
+              <w:t>Interactive</w:t>
+            </w:r>
+            <w:r>
+              <w:rPr>
+                <w:noProof/>
+                <w:webHidden/>
+              </w:rPr>
+              <w:tab/>
+            </w:r>
+            <w:r>
+              <w:rPr>
+                <w:noProof/>
+                <w:webHidden/>
+              </w:rPr>
+              <w:fldChar w:fldCharType="begin"/>
+            </w:r>
+            <w:r>
+              <w:rPr>
+                <w:noProof/>
+                <w:webHidden/>
+              </w:rPr>
+              <w:instrText xml:space="preserve"> PAGEREF _Toc224905456 \h </w:instrText>
+            </w:r>
+            <w:r>
+              <w:rPr>
+                <w:noProof/>
+                <w:webHidden/>
+              </w:rPr>
+            </w:r>
+            <w:r>
+              <w:rPr>
+                <w:noProof/>
+                <w:webHidden/>
+              </w:rPr>
+              <w:fldChar w:fldCharType="separate"/>
+            </w:r>
+            <w:r>
+              <w:rPr>
+                <w:noProof/>
+                <w:webHidden/>
+              </w:rPr>
+              <w:t>3</w:t>
             </w:r>
             <w:r>
               <w:rPr>
@@ -747,16 +1290,20 @@
             <w:rPr>
               <w:rFonts w:eastAsiaTheme="minorEastAsia"/>
               <w:noProof/>
+              <w:kern w:val="0"/>
+              <w:sz w:val="22"/>
+              <w:szCs w:val="22"/>
               <w:lang w:eastAsia="en-GB"/>
+              <w14:ligatures w14:val="none"/>
             </w:rPr>
           </w:pPr>
-          <w:hyperlink w:anchor="_Toc224881787" w:history="1">
+          <w:hyperlink w:anchor="_Toc224905457" w:history="1">
             <w:r>
               <w:rPr>
                 <w:rStyle w:val="Hyperlink"/>
                 <w:noProof/>
               </w:rPr>
-              <w:t>Contact Us  page</w:t>
+              <w:t>Accent Colours</w:t>
             </w:r>
             <w:r>
               <w:rPr>
@@ -777,7 +1324,7 @@
                 <w:noProof/>
                 <w:webHidden/>
               </w:rPr>
-              <w:instrText xml:space="preserve"> PAGEREF _Toc224881787 \h </w:instrText>
+              <w:instrText xml:space="preserve"> PAGEREF _Toc224905457 \h </w:instrText>
             </w:r>
             <w:r>
               <w:rPr>
@@ -797,7 +1344,81 @@
                 <w:noProof/>
                 <w:webHidden/>
               </w:rPr>
-              <w:t>5</w:t>
+              <w:t>3</w:t>
+            </w:r>
+            <w:r>
+              <w:rPr>
+                <w:noProof/>
+                <w:webHidden/>
+              </w:rPr>
+              <w:fldChar w:fldCharType="end"/>
+            </w:r>
+          </w:hyperlink>
+        </w:p>
+        <w:p>
+          <w:pPr>
+            <w:pStyle w:val="TOC1"/>
+            <w:tabs>
+              <w:tab w:val="right" w:leader="dot" w:pos="12950"/>
+            </w:tabs>
+            <w:rPr>
+              <w:rFonts w:eastAsiaTheme="minorEastAsia"/>
+              <w:noProof/>
+              <w:kern w:val="0"/>
+              <w:sz w:val="22"/>
+              <w:szCs w:val="22"/>
+              <w:lang w:eastAsia="en-GB"/>
+              <w14:ligatures w14:val="none"/>
+            </w:rPr>
+          </w:pPr>
+          <w:hyperlink w:anchor="_Toc224905458" w:history="1">
+            <w:r>
+              <w:rPr>
+                <w:rStyle w:val="Hyperlink"/>
+                <w:noProof/>
+              </w:rPr>
+              <w:t>Visual Designs</w:t>
+            </w:r>
+            <w:r>
+              <w:rPr>
+                <w:noProof/>
+                <w:webHidden/>
+              </w:rPr>
+              <w:tab/>
+            </w:r>
+            <w:r>
+              <w:rPr>
+                <w:noProof/>
+                <w:webHidden/>
+              </w:rPr>
+              <w:fldChar w:fldCharType="begin"/>
+            </w:r>
+            <w:r>
+              <w:rPr>
+                <w:noProof/>
+                <w:webHidden/>
+              </w:rPr>
+              <w:instrText xml:space="preserve"> PAGEREF _Toc224905458 \h </w:instrText>
+            </w:r>
+            <w:r>
+              <w:rPr>
+                <w:noProof/>
+                <w:webHidden/>
+              </w:rPr>
+            </w:r>
+            <w:r>
+              <w:rPr>
+                <w:noProof/>
+                <w:webHidden/>
+              </w:rPr>
+              <w:fldChar w:fldCharType="separate"/>
+            </w:r>
+            <w:r>
+              <w:rPr>
+                <w:noProof/>
+                <w:webHidden/>
+              </w:rPr>
+              <w:t>3</w:t>
             </w:r>
             <w:r>
               <w:rPr>
@@ -817,16 +1438,20 @@
             <w:rPr>
               <w:rFonts w:eastAsiaTheme="minorEastAsia"/>
               <w:noProof/>
+              <w:kern w:val="0"/>
+              <w:sz w:val="22"/>
+              <w:szCs w:val="22"/>
               <w:lang w:eastAsia="en-GB"/>
+              <w14:ligatures w14:val="none"/>
             </w:rPr>
           </w:pPr>
-          <w:hyperlink w:anchor="_Toc224881788" w:history="1">
+          <w:hyperlink w:anchor="_Toc224905459" w:history="1">
             <w:r>
               <w:rPr>
                 <w:rStyle w:val="Hyperlink"/>
                 <w:noProof/>
               </w:rPr>
-              <w:t>Privacy Policy page</w:t>
+              <w:t>Home Page</w:t>
             </w:r>
             <w:r>
               <w:rPr>
@@ -847,7 +1472,7 @@
                 <w:noProof/>
                 <w:webHidden/>
               </w:rPr>
-              <w:instrText xml:space="preserve"> PAGEREF _Toc224881788 \h </w:instrText>
+              <w:instrText xml:space="preserve"> PAGEREF _Toc224905459 \h </w:instrText>
             </w:r>
             <w:r>
               <w:rPr>
@@ -867,7 +1492,7 @@
                 <w:noProof/>
                 <w:webHidden/>
               </w:rPr>
-              <w:t>5</w:t>
+              <w:t>3</w:t>
             </w:r>
             <w:r>
               <w:rPr>
@@ -887,16 +1512,20 @@
             <w:rPr>
               <w:rFonts w:eastAsiaTheme="minorEastAsia"/>
               <w:noProof/>
+              <w:kern w:val="0"/>
+              <w:sz w:val="22"/>
+              <w:szCs w:val="22"/>
               <w:lang w:eastAsia="en-GB"/>
+              <w14:ligatures w14:val="none"/>
             </w:rPr>
           </w:pPr>
-          <w:hyperlink w:anchor="_Toc224881789" w:history="1">
+          <w:hyperlink w:anchor="_Toc224905460" w:history="1">
             <w:r>
               <w:rPr>
                 <w:rStyle w:val="Hyperlink"/>
                 <w:noProof/>
               </w:rPr>
-              <w:t>Basket page</w:t>
+              <w:t>Products</w:t>
             </w:r>
             <w:r>
               <w:rPr>
@@ -917,7 +1546,7 @@
                 <w:noProof/>
                 <w:webHidden/>
               </w:rPr>
-              <w:instrText xml:space="preserve"> PAGEREF _Toc224881789 \h </w:instrText>
+              <w:instrText xml:space="preserve"> PAGEREF _Toc224905460 \h </w:instrText>
             </w:r>
             <w:r>
               <w:rPr>
@@ -937,7 +1566,7 @@
                 <w:noProof/>
                 <w:webHidden/>
               </w:rPr>
-              <w:t>6</w:t>
+              <w:t>5</w:t>
             </w:r>
             <w:r>
               <w:rPr>
@@ -957,15 +1586,389 @@
             <w:rPr>
               <w:rFonts w:eastAsiaTheme="minorEastAsia"/>
               <w:noProof/>
+              <w:kern w:val="0"/>
+              <w:sz w:val="22"/>
+              <w:szCs w:val="22"/>
               <w:lang w:eastAsia="en-GB"/>
+              <w14:ligatures w14:val="none"/>
             </w:rPr>
           </w:pPr>
-          <w:hyperlink w:anchor="_Toc224881790" w:history="1">
+          <w:hyperlink w:anchor="_Toc224905461" w:history="1">
             <w:r>
               <w:rPr>
                 <w:rStyle w:val="Hyperlink"/>
                 <w:noProof/>
               </w:rPr>
+              <w:t>Producer Dashboard</w:t>
+            </w:r>
+            <w:r>
+              <w:rPr>
+                <w:noProof/>
+                <w:webHidden/>
+              </w:rPr>
+              <w:tab/>
+            </w:r>
+            <w:r>
+              <w:rPr>
+                <w:noProof/>
+                <w:webHidden/>
+              </w:rPr>
+              <w:fldChar w:fldCharType="begin"/>
+            </w:r>
+            <w:r>
+              <w:rPr>
+                <w:noProof/>
+                <w:webHidden/>
+              </w:rPr>
+              <w:instrText xml:space="preserve"> PAGEREF _Toc224905461 \h </w:instrText>
+            </w:r>
+            <w:r>
+              <w:rPr>
+                <w:noProof/>
+                <w:webHidden/>
+              </w:rPr>
+            </w:r>
+            <w:r>
+              <w:rPr>
+                <w:noProof/>
+                <w:webHidden/>
+              </w:rPr>
+              <w:fldChar w:fldCharType="separate"/>
+            </w:r>
+            <w:r>
+              <w:rPr>
+                <w:noProof/>
+                <w:webHidden/>
+              </w:rPr>
+              <w:t>5</w:t>
+            </w:r>
+            <w:r>
+              <w:rPr>
+                <w:noProof/>
+                <w:webHidden/>
+              </w:rPr>
+              <w:fldChar w:fldCharType="end"/>
+            </w:r>
+          </w:hyperlink>
+        </w:p>
+        <w:p>
+          <w:pPr>
+            <w:pStyle w:val="TOC2"/>
+            <w:tabs>
+              <w:tab w:val="right" w:leader="dot" w:pos="12950"/>
+            </w:tabs>
+            <w:rPr>
+              <w:rFonts w:eastAsiaTheme="minorEastAsia"/>
+              <w:noProof/>
+              <w:kern w:val="0"/>
+              <w:sz w:val="22"/>
+              <w:szCs w:val="22"/>
+              <w:lang w:eastAsia="en-GB"/>
+              <w14:ligatures w14:val="none"/>
+            </w:rPr>
+          </w:pPr>
+          <w:hyperlink w:anchor="_Toc224905462" w:history="1">
+            <w:r>
+              <w:rPr>
+                <w:rStyle w:val="Hyperlink"/>
+                <w:noProof/>
+              </w:rPr>
+              <w:t>My Account</w:t>
+            </w:r>
+            <w:r>
+              <w:rPr>
+                <w:noProof/>
+                <w:webHidden/>
+              </w:rPr>
+              <w:tab/>
+            </w:r>
+            <w:r>
+              <w:rPr>
+                <w:noProof/>
+                <w:webHidden/>
+              </w:rPr>
+              <w:fldChar w:fldCharType="begin"/>
+            </w:r>
+            <w:r>
+              <w:rPr>
+                <w:noProof/>
+                <w:webHidden/>
+              </w:rPr>
+              <w:instrText xml:space="preserve"> PAGEREF _Toc224905462 \h </w:instrText>
+            </w:r>
+            <w:r>
+              <w:rPr>
+                <w:noProof/>
+                <w:webHidden/>
+              </w:rPr>
+            </w:r>
+            <w:r>
+              <w:rPr>
+                <w:noProof/>
+                <w:webHidden/>
+              </w:rPr>
+              <w:fldChar w:fldCharType="separate"/>
+            </w:r>
+            <w:r>
+              <w:rPr>
+                <w:noProof/>
+                <w:webHidden/>
+              </w:rPr>
+              <w:t>6</w:t>
+            </w:r>
+            <w:r>
+              <w:rPr>
+                <w:noProof/>
+                <w:webHidden/>
+              </w:rPr>
+              <w:fldChar w:fldCharType="end"/>
+            </w:r>
+          </w:hyperlink>
+        </w:p>
+        <w:p>
+          <w:pPr>
+            <w:pStyle w:val="TOC2"/>
+            <w:tabs>
+              <w:tab w:val="right" w:leader="dot" w:pos="12950"/>
+            </w:tabs>
+            <w:rPr>
+              <w:rFonts w:eastAsiaTheme="minorEastAsia"/>
+              <w:noProof/>
+              <w:kern w:val="0"/>
+              <w:sz w:val="22"/>
+              <w:szCs w:val="22"/>
+              <w:lang w:eastAsia="en-GB"/>
+              <w14:ligatures w14:val="none"/>
+            </w:rPr>
+          </w:pPr>
+          <w:hyperlink w:anchor="_Toc224905463" w:history="1">
+            <w:r>
+              <w:rPr>
+                <w:rStyle w:val="Hyperlink"/>
+                <w:noProof/>
+              </w:rPr>
+              <w:t>Contact Us  page</w:t>
+            </w:r>
+            <w:r>
+              <w:rPr>
+                <w:noProof/>
+                <w:webHidden/>
+              </w:rPr>
+              <w:tab/>
+            </w:r>
+            <w:r>
+              <w:rPr>
+                <w:noProof/>
+                <w:webHidden/>
+              </w:rPr>
+              <w:fldChar w:fldCharType="begin"/>
+            </w:r>
+            <w:r>
+              <w:rPr>
+                <w:noProof/>
+                <w:webHidden/>
+              </w:rPr>
+              <w:instrText xml:space="preserve"> PAGEREF _Toc224905463 \h </w:instrText>
+            </w:r>
+            <w:r>
+              <w:rPr>
+                <w:noProof/>
+                <w:webHidden/>
+              </w:rPr>
+            </w:r>
+            <w:r>
+              <w:rPr>
+                <w:noProof/>
+                <w:webHidden/>
+              </w:rPr>
+              <w:fldChar w:fldCharType="separate"/>
+            </w:r>
+            <w:r>
+              <w:rPr>
+                <w:noProof/>
+                <w:webHidden/>
+              </w:rPr>
+              <w:t>6</w:t>
+            </w:r>
+            <w:r>
+              <w:rPr>
+                <w:noProof/>
+                <w:webHidden/>
+              </w:rPr>
+              <w:fldChar w:fldCharType="end"/>
+            </w:r>
+          </w:hyperlink>
+        </w:p>
+        <w:p>
+          <w:pPr>
+            <w:pStyle w:val="TOC2"/>
+            <w:tabs>
+              <w:tab w:val="right" w:leader="dot" w:pos="12950"/>
+            </w:tabs>
+            <w:rPr>
+              <w:rFonts w:eastAsiaTheme="minorEastAsia"/>
+              <w:noProof/>
+              <w:kern w:val="0"/>
+              <w:sz w:val="22"/>
+              <w:szCs w:val="22"/>
+              <w:lang w:eastAsia="en-GB"/>
+              <w14:ligatures w14:val="none"/>
+            </w:rPr>
+          </w:pPr>
+          <w:hyperlink w:anchor="_Toc224905464" w:history="1">
+            <w:r>
+              <w:rPr>
+                <w:rStyle w:val="Hyperlink"/>
+                <w:noProof/>
+              </w:rPr>
+              <w:t>Privacy Policy page</w:t>
+            </w:r>
+            <w:r>
+              <w:rPr>
+                <w:noProof/>
+                <w:webHidden/>
+              </w:rPr>
+              <w:tab/>
+            </w:r>
+            <w:r>
+              <w:rPr>
+                <w:noProof/>
+                <w:webHidden/>
+              </w:rPr>
+              <w:fldChar w:fldCharType="begin"/>
+            </w:r>
+            <w:r>
+              <w:rPr>
+                <w:noProof/>
+                <w:webHidden/>
+              </w:rPr>
+              <w:instrText xml:space="preserve"> PAGEREF _Toc224905464 \h </w:instrText>
+            </w:r>
+            <w:r>
+              <w:rPr>
+                <w:noProof/>
+                <w:webHidden/>
+              </w:rPr>
+            </w:r>
+            <w:r>
+              <w:rPr>
+                <w:noProof/>
+                <w:webHidden/>
+              </w:rPr>
+              <w:fldChar w:fldCharType="separate"/>
+            </w:r>
+            <w:r>
+              <w:rPr>
+                <w:noProof/>
+                <w:webHidden/>
+              </w:rPr>
+              <w:t>7</w:t>
+            </w:r>
+            <w:r>
+              <w:rPr>
+                <w:noProof/>
+                <w:webHidden/>
+              </w:rPr>
+              <w:fldChar w:fldCharType="end"/>
+            </w:r>
+          </w:hyperlink>
+        </w:p>
+        <w:p>
+          <w:pPr>
+            <w:pStyle w:val="TOC2"/>
+            <w:tabs>
+              <w:tab w:val="right" w:leader="dot" w:pos="12950"/>
+            </w:tabs>
+            <w:rPr>
+              <w:rFonts w:eastAsiaTheme="minorEastAsia"/>
+              <w:noProof/>
+              <w:kern w:val="0"/>
+              <w:sz w:val="22"/>
+              <w:szCs w:val="22"/>
+              <w:lang w:eastAsia="en-GB"/>
+              <w14:ligatures w14:val="none"/>
+            </w:rPr>
+          </w:pPr>
+          <w:hyperlink w:anchor="_Toc224905465" w:history="1">
+            <w:r>
+              <w:rPr>
+                <w:rStyle w:val="Hyperlink"/>
+                <w:noProof/>
+              </w:rPr>
+              <w:t>Basket page</w:t>
+            </w:r>
+            <w:r>
+              <w:rPr>
+                <w:noProof/>
+                <w:webHidden/>
+              </w:rPr>
+              <w:tab/>
+            </w:r>
+            <w:r>
+              <w:rPr>
+                <w:noProof/>
+                <w:webHidden/>
+              </w:rPr>
+              <w:fldChar w:fldCharType="begin"/>
+            </w:r>
+            <w:r>
+              <w:rPr>
+                <w:noProof/>
+                <w:webHidden/>
+              </w:rPr>
+              <w:instrText xml:space="preserve"> PAGEREF _Toc224905465 \h </w:instrText>
+            </w:r>
+            <w:r>
+              <w:rPr>
+                <w:noProof/>
+                <w:webHidden/>
+              </w:rPr>
+            </w:r>
+            <w:r>
+              <w:rPr>
+                <w:noProof/>
+                <w:webHidden/>
+              </w:rPr>
+              <w:fldChar w:fldCharType="separate"/>
+            </w:r>
+            <w:r>
+              <w:rPr>
+                <w:noProof/>
+                <w:webHidden/>
+              </w:rPr>
+              <w:t>8</w:t>
+            </w:r>
+            <w:r>
+              <w:rPr>
+                <w:noProof/>
+                <w:webHidden/>
+              </w:rPr>
+              <w:fldChar w:fldCharType="end"/>
+            </w:r>
+          </w:hyperlink>
+        </w:p>
+        <w:p>
+          <w:pPr>
+            <w:pStyle w:val="TOC2"/>
+            <w:tabs>
+              <w:tab w:val="right" w:leader="dot" w:pos="12950"/>
+            </w:tabs>
+            <w:rPr>
+              <w:rFonts w:eastAsiaTheme="minorEastAsia"/>
+              <w:noProof/>
+              <w:kern w:val="0"/>
+              <w:sz w:val="22"/>
+              <w:szCs w:val="22"/>
+              <w:lang w:eastAsia="en-GB"/>
+              <w14:ligatures w14:val="none"/>
+            </w:rPr>
+          </w:pPr>
+          <w:hyperlink w:anchor="_Toc224905466" w:history="1">
+            <w:r>
+              <w:rPr>
+                <w:rStyle w:val="Hyperlink"/>
+                <w:noProof/>
+              </w:rPr>
               <w:t>Producers page</w:t>
             </w:r>
             <w:r>
@@ -987,7 +1990,7 @@
                 <w:noProof/>
                 <w:webHidden/>
               </w:rPr>
-              <w:instrText xml:space="preserve"> PAGEREF _Toc224881790 \h </w:instrText>
+              <w:instrText xml:space="preserve"> PAGEREF _Toc224905466 \h </w:instrText>
             </w:r>
             <w:r>
               <w:rPr>
@@ -1007,7 +2010,7 @@
                 <w:noProof/>
                 <w:webHidden/>
               </w:rPr>
-              <w:t>6</w:t>
+              <w:t>8</w:t>
             </w:r>
             <w:r>
               <w:rPr>
@@ -1027,10 +2030,14 @@
             <w:rPr>
               <w:rFonts w:eastAsiaTheme="minorEastAsia"/>
               <w:noProof/>
+              <w:kern w:val="0"/>
+              <w:sz w:val="22"/>
+              <w:szCs w:val="22"/>
               <w:lang w:eastAsia="en-GB"/>
+              <w14:ligatures w14:val="none"/>
             </w:rPr>
           </w:pPr>
-          <w:hyperlink w:anchor="_Toc224881791" w:history="1">
+          <w:hyperlink w:anchor="_Toc224905467" w:history="1">
             <w:r>
               <w:rPr>
                 <w:rStyle w:val="Hyperlink"/>
@@ -1057,7 +2064,7 @@
                 <w:noProof/>
                 <w:webHidden/>
               </w:rPr>
-              <w:instrText xml:space="preserve"> PAGEREF _Toc224881791 \h </w:instrText>
+              <w:instrText xml:space="preserve"> PAGEREF _Toc224905467 \h </w:instrText>
             </w:r>
             <w:r>
               <w:rPr>
@@ -1077,7 +2084,7 @@
                 <w:noProof/>
                 <w:webHidden/>
               </w:rPr>
-              <w:t>6</w:t>
+              <w:t>8</w:t>
             </w:r>
             <w:r>
               <w:rPr>
@@ -1097,10 +2104,14 @@
             <w:rPr>
               <w:rFonts w:eastAsiaTheme="minorEastAsia"/>
               <w:noProof/>
+              <w:kern w:val="0"/>
+              <w:sz w:val="22"/>
+              <w:szCs w:val="22"/>
               <w:lang w:eastAsia="en-GB"/>
+              <w14:ligatures w14:val="none"/>
             </w:rPr>
           </w:pPr>
-          <w:hyperlink w:anchor="_Toc224881792" w:history="1">
+          <w:hyperlink w:anchor="_Toc224905468" w:history="1">
             <w:r>
               <w:rPr>
                 <w:rStyle w:val="Hyperlink"/>
@@ -1127,7 +2138,7 @@
                 <w:noProof/>
                 <w:webHidden/>
               </w:rPr>
-              <w:instrText xml:space="preserve"> PAGEREF _Toc224881792 \h </w:instrText>
+              <w:instrText xml:space="preserve"> PAGEREF _Toc224905468 \h </w:instrText>
             </w:r>
             <w:r>
               <w:rPr>
@@ -1147,7 +2158,7 @@
                 <w:noProof/>
                 <w:webHidden/>
               </w:rPr>
-              <w:t>6</w:t>
+              <w:t>8</w:t>
             </w:r>
             <w:r>
               <w:rPr>
@@ -1167,10 +2178,14 @@
             <w:rPr>
               <w:rFonts w:eastAsiaTheme="minorEastAsia"/>
               <w:noProof/>
+              <w:kern w:val="0"/>
+              <w:sz w:val="22"/>
+              <w:szCs w:val="22"/>
               <w:lang w:eastAsia="en-GB"/>
+              <w14:ligatures w14:val="none"/>
             </w:rPr>
           </w:pPr>
-          <w:hyperlink w:anchor="_Toc224881793" w:history="1">
+          <w:hyperlink w:anchor="_Toc224905469" w:history="1">
             <w:r>
               <w:rPr>
                 <w:rStyle w:val="Hyperlink"/>
@@ -1197,7 +2212,7 @@
                 <w:noProof/>
                 <w:webHidden/>
               </w:rPr>
-              <w:instrText xml:space="preserve"> PAGEREF _Toc224881793 \h </w:instrText>
+              <w:instrText xml:space="preserve"> PAGEREF _Toc224905469 \h </w:instrText>
             </w:r>
             <w:r>
               <w:rPr>
@@ -1217,7 +2232,7 @@
                 <w:noProof/>
                 <w:webHidden/>
               </w:rPr>
-              <w:t>8</w:t>
+              <w:t>10</w:t>
             </w:r>
             <w:r>
               <w:rPr>
@@ -1237,10 +2252,14 @@
             <w:rPr>
               <w:rFonts w:eastAsiaTheme="minorEastAsia"/>
               <w:noProof/>
+              <w:kern w:val="0"/>
+              <w:sz w:val="22"/>
+              <w:szCs w:val="22"/>
               <w:lang w:eastAsia="en-GB"/>
+              <w14:ligatures w14:val="none"/>
             </w:rPr>
           </w:pPr>
-          <w:hyperlink w:anchor="_Toc224881794" w:history="1">
+          <w:hyperlink w:anchor="_Toc224905470" w:history="1">
             <w:r>
               <w:rPr>
                 <w:rStyle w:val="Hyperlink"/>
@@ -1267,7 +2286,7 @@
                 <w:noProof/>
                 <w:webHidden/>
               </w:rPr>
-              <w:instrText xml:space="preserve"> PAGEREF _Toc224881794 \h </w:instrText>
+              <w:instrText xml:space="preserve"> PAGEREF _Toc224905470 \h </w:instrText>
             </w:r>
             <w:r>
               <w:rPr>
@@ -1287,7 +2306,7 @@
                 <w:noProof/>
                 <w:webHidden/>
               </w:rPr>
-              <w:t>9</w:t>
+              <w:t>11</w:t>
             </w:r>
             <w:r>
               <w:rPr>
@@ -1307,10 +2326,14 @@
             <w:rPr>
               <w:rFonts w:eastAsiaTheme="minorEastAsia"/>
               <w:noProof/>
+              <w:kern w:val="0"/>
+              <w:sz w:val="22"/>
+              <w:szCs w:val="22"/>
               <w:lang w:eastAsia="en-GB"/>
+              <w14:ligatures w14:val="none"/>
             </w:rPr>
           </w:pPr>
-          <w:hyperlink w:anchor="_Toc224881795" w:history="1">
+          <w:hyperlink w:anchor="_Toc224905471" w:history="1">
             <w:r>
               <w:rPr>
                 <w:rStyle w:val="Hyperlink"/>
@@ -1337,7 +2360,7 @@
                 <w:noProof/>
                 <w:webHidden/>
               </w:rPr>
-              <w:instrText xml:space="preserve"> PAGEREF _Toc224881795 \h </w:instrText>
+              <w:instrText xml:space="preserve"> PAGEREF _Toc224905471 \h </w:instrText>
             </w:r>
             <w:r>
               <w:rPr>
@@ -1357,7 +2380,7 @@
                 <w:noProof/>
                 <w:webHidden/>
               </w:rPr>
-              <w:t>10</w:t>
+              <w:t>12</w:t>
             </w:r>
             <w:r>
               <w:rPr>
@@ -1377,10 +2400,14 @@
             <w:rPr>
               <w:rFonts w:eastAsiaTheme="minorEastAsia"/>
               <w:noProof/>
+              <w:kern w:val="0"/>
+              <w:sz w:val="22"/>
+              <w:szCs w:val="22"/>
               <w:lang w:eastAsia="en-GB"/>
+              <w14:ligatures w14:val="none"/>
             </w:rPr>
           </w:pPr>
-          <w:hyperlink w:anchor="_Toc224881796" w:history="1">
+          <w:hyperlink w:anchor="_Toc224905472" w:history="1">
             <w:r>
               <w:rPr>
                 <w:rStyle w:val="Hyperlink"/>
@@ -1407,7 +2434,7 @@
                 <w:noProof/>
                 <w:webHidden/>
               </w:rPr>
-              <w:instrText xml:space="preserve"> PAGEREF _Toc224881796 \h </w:instrText>
+              <w:instrText xml:space="preserve"> PAGEREF _Toc224905472 \h </w:instrText>
             </w:r>
             <w:r>
               <w:rPr>
@@ -1427,7 +2454,7 @@
                 <w:noProof/>
                 <w:webHidden/>
               </w:rPr>
-              <w:t>11</w:t>
+              <w:t>13</w:t>
             </w:r>
             <w:r>
               <w:rPr>
@@ -1447,10 +2474,14 @@
             <w:rPr>
               <w:rFonts w:eastAsiaTheme="minorEastAsia"/>
               <w:noProof/>
+              <w:kern w:val="0"/>
+              <w:sz w:val="22"/>
+              <w:szCs w:val="22"/>
               <w:lang w:eastAsia="en-GB"/>
+              <w14:ligatures w14:val="none"/>
             </w:rPr>
           </w:pPr>
-          <w:hyperlink w:anchor="_Toc224881797" w:history="1">
+          <w:hyperlink w:anchor="_Toc224905473" w:history="1">
             <w:r>
               <w:rPr>
                 <w:rStyle w:val="Hyperlink"/>
@@ -1477,7 +2508,7 @@
                 <w:noProof/>
                 <w:webHidden/>
               </w:rPr>
-              <w:instrText xml:space="preserve"> PAGEREF _Toc224881797 \h </w:instrText>
+              <w:instrText xml:space="preserve"> PAGEREF _Toc224905473 \h </w:instrText>
             </w:r>
             <w:r>
               <w:rPr>
@@ -1497,7 +2528,7 @@
                 <w:noProof/>
                 <w:webHidden/>
               </w:rPr>
-              <w:t>12</w:t>
+              <w:t>14</w:t>
             </w:r>
             <w:r>
               <w:rPr>
@@ -1517,10 +2548,14 @@
             <w:rPr>
               <w:rFonts w:eastAsiaTheme="minorEastAsia"/>
               <w:noProof/>
+              <w:kern w:val="0"/>
+              <w:sz w:val="22"/>
+              <w:szCs w:val="22"/>
               <w:lang w:eastAsia="en-GB"/>
+              <w14:ligatures w14:val="none"/>
             </w:rPr>
           </w:pPr>
-          <w:hyperlink w:anchor="_Toc224881798" w:history="1">
+          <w:hyperlink w:anchor="_Toc224905474" w:history="1">
             <w:r>
               <w:rPr>
                 <w:rStyle w:val="Hyperlink"/>
@@ -1547,7 +2582,7 @@
                 <w:noProof/>
                 <w:webHidden/>
               </w:rPr>
-              <w:instrText xml:space="preserve"> PAGEREF _Toc224881798 \h </w:instrText>
+              <w:instrText xml:space="preserve"> PAGEREF _Toc224905474 \h </w:instrText>
             </w:r>
             <w:r>
               <w:rPr>
@@ -1567,7 +2602,7 @@
                 <w:noProof/>
                 <w:webHidden/>
               </w:rPr>
-              <w:t>12</w:t>
+              <w:t>14</w:t>
             </w:r>
             <w:r>
               <w:rPr>
@@ -1587,10 +2622,14 @@
             <w:rPr>
               <w:rFonts w:eastAsiaTheme="minorEastAsia"/>
               <w:noProof/>
+              <w:kern w:val="0"/>
+              <w:sz w:val="22"/>
+              <w:szCs w:val="22"/>
               <w:lang w:eastAsia="en-GB"/>
+              <w14:ligatures w14:val="none"/>
             </w:rPr>
           </w:pPr>
-          <w:hyperlink w:anchor="_Toc224881799" w:history="1">
+          <w:hyperlink w:anchor="_Toc224905475" w:history="1">
             <w:r>
               <w:rPr>
                 <w:rStyle w:val="Hyperlink"/>
@@ -1617,7 +2656,7 @@
                 <w:noProof/>
                 <w:webHidden/>
               </w:rPr>
-              <w:instrText xml:space="preserve"> PAGEREF _Toc224881799 \h </w:instrText>
+              <w:instrText xml:space="preserve"> PAGEREF _Toc224905475 \h </w:instrText>
             </w:r>
             <w:r>
               <w:rPr>
@@ -1637,7 +2676,7 @@
                 <w:noProof/>
                 <w:webHidden/>
               </w:rPr>
-              <w:t>12</w:t>
+              <w:t>14</w:t>
             </w:r>
             <w:r>
               <w:rPr>
@@ -1657,10 +2696,14 @@
             <w:rPr>
               <w:rFonts w:eastAsiaTheme="minorEastAsia"/>
               <w:noProof/>
+              <w:kern w:val="0"/>
+              <w:sz w:val="22"/>
+              <w:szCs w:val="22"/>
               <w:lang w:eastAsia="en-GB"/>
+              <w14:ligatures w14:val="none"/>
             </w:rPr>
           </w:pPr>
-          <w:hyperlink w:anchor="_Toc224881800" w:history="1">
+          <w:hyperlink w:anchor="_Toc224905476" w:history="1">
             <w:r>
               <w:rPr>
                 <w:rStyle w:val="Hyperlink"/>
@@ -1687,7 +2730,7 @@
                 <w:noProof/>
                 <w:webHidden/>
               </w:rPr>
-              <w:instrText xml:space="preserve"> PAGEREF _Toc224881800 \h </w:instrText>
+              <w:instrText xml:space="preserve"> PAGEREF _Toc224905476 \h </w:instrText>
             </w:r>
             <w:r>
               <w:rPr>
@@ -1707,7 +2750,7 @@
                 <w:noProof/>
                 <w:webHidden/>
               </w:rPr>
-              <w:t>12</w:t>
+              <w:t>14</w:t>
             </w:r>
             <w:r>
               <w:rPr>
@@ -1727,10 +2770,14 @@
             <w:rPr>
               <w:rFonts w:eastAsiaTheme="minorEastAsia"/>
               <w:noProof/>
+              <w:kern w:val="0"/>
+              <w:sz w:val="22"/>
+              <w:szCs w:val="22"/>
               <w:lang w:eastAsia="en-GB"/>
+              <w14:ligatures w14:val="none"/>
             </w:rPr>
           </w:pPr>
-          <w:hyperlink w:anchor="_Toc224881801" w:history="1">
+          <w:hyperlink w:anchor="_Toc224905477" w:history="1">
             <w:r>
               <w:rPr>
                 <w:rStyle w:val="Hyperlink"/>
@@ -1757,7 +2804,7 @@
                 <w:noProof/>
                 <w:webHidden/>
               </w:rPr>
-              <w:instrText xml:space="preserve"> PAGEREF _Toc224881801 \h </w:instrText>
+              <w:instrText xml:space="preserve"> PAGEREF _Toc224905477 \h </w:instrText>
             </w:r>
             <w:r>
               <w:rPr>
@@ -1777,7 +2824,7 @@
                 <w:noProof/>
                 <w:webHidden/>
               </w:rPr>
-              <w:t>13</w:t>
+              <w:t>15</w:t>
             </w:r>
             <w:r>
               <w:rPr>
@@ -1797,10 +2844,14 @@
             <w:rPr>
               <w:rFonts w:eastAsiaTheme="minorEastAsia"/>
               <w:noProof/>
+              <w:kern w:val="0"/>
+              <w:sz w:val="22"/>
+              <w:szCs w:val="22"/>
               <w:lang w:eastAsia="en-GB"/>
+              <w14:ligatures w14:val="none"/>
             </w:rPr>
           </w:pPr>
-          <w:hyperlink w:anchor="_Toc224881802" w:history="1">
+          <w:hyperlink w:anchor="_Toc224905478" w:history="1">
             <w:r>
               <w:rPr>
                 <w:rStyle w:val="Hyperlink"/>
@@ -1827,7 +2878,7 @@
                 <w:noProof/>
                 <w:webHidden/>
               </w:rPr>
-              <w:instrText xml:space="preserve"> PAGEREF _Toc224881802 \h </w:instrText>
+              <w:instrText xml:space="preserve"> PAGEREF _Toc224905478 \h </w:instrText>
             </w:r>
             <w:r>
               <w:rPr>
@@ -1847,7 +2898,7 @@
                 <w:noProof/>
                 <w:webHidden/>
               </w:rPr>
-              <w:t>13</w:t>
+              <w:t>15</w:t>
             </w:r>
             <w:r>
               <w:rPr>
@@ -1867,10 +2918,14 @@
             <w:rPr>
               <w:rFonts w:eastAsiaTheme="minorEastAsia"/>
               <w:noProof/>
+              <w:kern w:val="0"/>
+              <w:sz w:val="22"/>
+              <w:szCs w:val="22"/>
               <w:lang w:eastAsia="en-GB"/>
+              <w14:ligatures w14:val="none"/>
             </w:rPr>
           </w:pPr>
-          <w:hyperlink w:anchor="_Toc224881803" w:history="1">
+          <w:hyperlink w:anchor="_Toc224905479" w:history="1">
             <w:r>
               <w:rPr>
                 <w:rStyle w:val="Hyperlink"/>
@@ -1897,7 +2952,7 @@
                 <w:noProof/>
                 <w:webHidden/>
               </w:rPr>
-              <w:instrText xml:space="preserve"> PAGEREF _Toc224881803 \h </w:instrText>
+              <w:instrText xml:space="preserve"> PAGEREF _Toc224905479 \h </w:instrText>
             </w:r>
             <w:r>
               <w:rPr>
@@ -1917,7 +2972,7 @@
                 <w:noProof/>
                 <w:webHidden/>
               </w:rPr>
-              <w:t>13</w:t>
+              <w:t>15</w:t>
             </w:r>
             <w:r>
               <w:rPr>
@@ -1937,10 +2992,14 @@
             <w:rPr>
               <w:rFonts w:eastAsiaTheme="minorEastAsia"/>
               <w:noProof/>
+              <w:kern w:val="0"/>
+              <w:sz w:val="22"/>
+              <w:szCs w:val="22"/>
               <w:lang w:eastAsia="en-GB"/>
+              <w14:ligatures w14:val="none"/>
             </w:rPr>
           </w:pPr>
-          <w:hyperlink w:anchor="_Toc224881804" w:history="1">
+          <w:hyperlink w:anchor="_Toc224905480" w:history="1">
             <w:r>
               <w:rPr>
                 <w:rStyle w:val="Hyperlink"/>
@@ -1967,7 +3026,7 @@
                 <w:noProof/>
                 <w:webHidden/>
               </w:rPr>
-              <w:instrText xml:space="preserve"> PAGEREF _Toc224881804 \h </w:instrText>
+              <w:instrText xml:space="preserve"> PAGEREF _Toc224905480 \h </w:instrText>
             </w:r>
             <w:r>
               <w:rPr>
@@ -1987,7 +3046,7 @@
                 <w:noProof/>
                 <w:webHidden/>
               </w:rPr>
-              <w:t>13</w:t>
+              <w:t>15</w:t>
             </w:r>
             <w:r>
               <w:rPr>
@@ -2007,10 +3066,14 @@
             <w:rPr>
               <w:rFonts w:eastAsiaTheme="minorEastAsia"/>
               <w:noProof/>
+              <w:kern w:val="0"/>
+              <w:sz w:val="22"/>
+              <w:szCs w:val="22"/>
               <w:lang w:eastAsia="en-GB"/>
+              <w14:ligatures w14:val="none"/>
             </w:rPr>
           </w:pPr>
-          <w:hyperlink w:anchor="_Toc224881805" w:history="1">
+          <w:hyperlink w:anchor="_Toc224905481" w:history="1">
             <w:r>
               <w:rPr>
                 <w:rStyle w:val="Hyperlink"/>
@@ -2037,7 +3100,7 @@
                 <w:noProof/>
                 <w:webHidden/>
               </w:rPr>
-              <w:instrText xml:space="preserve"> PAGEREF _Toc224881805 \h </w:instrText>
+              <w:instrText xml:space="preserve"> PAGEREF _Toc224905481 \h </w:instrText>
             </w:r>
             <w:r>
               <w:rPr>
@@ -2057,7 +3120,7 @@
                 <w:noProof/>
                 <w:webHidden/>
               </w:rPr>
-              <w:t>13</w:t>
+              <w:t>15</w:t>
             </w:r>
             <w:r>
               <w:rPr>
@@ -2077,10 +3140,14 @@
             <w:rPr>
               <w:rFonts w:eastAsiaTheme="minorEastAsia"/>
               <w:noProof/>
+              <w:kern w:val="0"/>
+              <w:sz w:val="22"/>
+              <w:szCs w:val="22"/>
               <w:lang w:eastAsia="en-GB"/>
+              <w14:ligatures w14:val="none"/>
             </w:rPr>
           </w:pPr>
-          <w:hyperlink w:anchor="_Toc224881806" w:history="1">
+          <w:hyperlink w:anchor="_Toc224905482" w:history="1">
             <w:r>
               <w:rPr>
                 <w:rStyle w:val="Hyperlink"/>
@@ -2107,7 +3174,7 @@
                 <w:noProof/>
                 <w:webHidden/>
               </w:rPr>
-              <w:instrText xml:space="preserve"> PAGEREF _Toc224881806 \h </w:instrText>
+              <w:instrText xml:space="preserve"> PAGEREF _Toc224905482 \h </w:instrText>
             </w:r>
             <w:r>
               <w:rPr>
@@ -2127,7 +3194,7 @@
                 <w:noProof/>
                 <w:webHidden/>
               </w:rPr>
-              <w:t>14</w:t>
+              <w:t>16</w:t>
             </w:r>
             <w:r>
               <w:rPr>
@@ -2147,10 +3214,14 @@
             <w:rPr>
               <w:rFonts w:eastAsiaTheme="minorEastAsia"/>
               <w:noProof/>
+              <w:kern w:val="0"/>
+              <w:sz w:val="22"/>
+              <w:szCs w:val="22"/>
               <w:lang w:eastAsia="en-GB"/>
+              <w14:ligatures w14:val="none"/>
             </w:rPr>
           </w:pPr>
-          <w:hyperlink w:anchor="_Toc224881807" w:history="1">
+          <w:hyperlink w:anchor="_Toc224905483" w:history="1">
             <w:r>
               <w:rPr>
                 <w:rStyle w:val="Hyperlink"/>
@@ -2177,7 +3248,7 @@
                 <w:noProof/>
                 <w:webHidden/>
               </w:rPr>
-              <w:instrText xml:space="preserve"> PAGEREF _Toc224881807 \h </w:instrText>
+              <w:instrText xml:space="preserve"> PAGEREF _Toc224905483 \h </w:instrText>
             </w:r>
             <w:r>
               <w:rPr>
@@ -2197,7 +3268,7 @@
                 <w:noProof/>
                 <w:webHidden/>
               </w:rPr>
-              <w:t>14</w:t>
+              <w:t>16</w:t>
             </w:r>
             <w:r>
               <w:rPr>
@@ -2217,10 +3288,14 @@
             <w:rPr>
               <w:rFonts w:eastAsiaTheme="minorEastAsia"/>
               <w:noProof/>
+              <w:kern w:val="0"/>
+              <w:sz w:val="22"/>
+              <w:szCs w:val="22"/>
               <w:lang w:eastAsia="en-GB"/>
+              <w14:ligatures w14:val="none"/>
             </w:rPr>
           </w:pPr>
-          <w:hyperlink w:anchor="_Toc224881808" w:history="1">
+          <w:hyperlink w:anchor="_Toc224905484" w:history="1">
             <w:r>
               <w:rPr>
                 <w:rStyle w:val="Hyperlink"/>
@@ -2247,7 +3322,7 @@
                 <w:noProof/>
                 <w:webHidden/>
               </w:rPr>
-              <w:instrText xml:space="preserve"> PAGEREF _Toc224881808 \h </w:instrText>
+              <w:instrText xml:space="preserve"> PAGEREF _Toc224905484 \h </w:instrText>
             </w:r>
             <w:r>
               <w:rPr>
@@ -2267,7 +3342,7 @@
                 <w:noProof/>
                 <w:webHidden/>
               </w:rPr>
-              <w:t>14</w:t>
+              <w:t>16</w:t>
             </w:r>
             <w:r>
               <w:rPr>
@@ -2287,10 +3362,14 @@
             <w:rPr>
               <w:rFonts w:eastAsiaTheme="minorEastAsia"/>
               <w:noProof/>
+              <w:kern w:val="0"/>
+              <w:sz w:val="22"/>
+              <w:szCs w:val="22"/>
               <w:lang w:eastAsia="en-GB"/>
+              <w14:ligatures w14:val="none"/>
             </w:rPr>
           </w:pPr>
-          <w:hyperlink w:anchor="_Toc224881809" w:history="1">
+          <w:hyperlink w:anchor="_Toc224905485" w:history="1">
             <w:r>
               <w:rPr>
                 <w:rStyle w:val="Hyperlink"/>
@@ -2317,7 +3396,7 @@
                 <w:noProof/>
                 <w:webHidden/>
               </w:rPr>
-              <w:instrText xml:space="preserve"> PAGEREF _Toc224881809 \h </w:instrText>
+              <w:instrText xml:space="preserve"> PAGEREF _Toc224905485 \h </w:instrText>
             </w:r>
             <w:r>
               <w:rPr>
@@ -2337,7 +3416,7 @@
                 <w:noProof/>
                 <w:webHidden/>
               </w:rPr>
-              <w:t>15</w:t>
+              <w:t>17</w:t>
             </w:r>
             <w:r>
               <w:rPr>
@@ -2357,10 +3436,14 @@
             <w:rPr>
               <w:rFonts w:eastAsiaTheme="minorEastAsia"/>
               <w:noProof/>
+              <w:kern w:val="0"/>
+              <w:sz w:val="22"/>
+              <w:szCs w:val="22"/>
               <w:lang w:eastAsia="en-GB"/>
+              <w14:ligatures w14:val="none"/>
             </w:rPr>
           </w:pPr>
-          <w:hyperlink w:anchor="_Toc224881810" w:history="1">
+          <w:hyperlink w:anchor="_Toc224905486" w:history="1">
             <w:r>
               <w:rPr>
                 <w:rStyle w:val="Hyperlink"/>
@@ -2387,7 +3470,7 @@
                 <w:noProof/>
                 <w:webHidden/>
               </w:rPr>
-              <w:instrText xml:space="preserve"> PAGEREF _Toc224881810 \h </w:instrText>
+              <w:instrText xml:space="preserve"> PAGEREF _Toc224905486 \h </w:instrText>
             </w:r>
             <w:r>
               <w:rPr>
@@ -2407,7 +3490,7 @@
                 <w:noProof/>
                 <w:webHidden/>
               </w:rPr>
-              <w:t>15</w:t>
+              <w:t>17</w:t>
             </w:r>
             <w:r>
               <w:rPr>
@@ -2427,10 +3510,14 @@
             <w:rPr>
               <w:rFonts w:eastAsiaTheme="minorEastAsia"/>
               <w:noProof/>
+              <w:kern w:val="0"/>
+              <w:sz w:val="22"/>
+              <w:szCs w:val="22"/>
               <w:lang w:eastAsia="en-GB"/>
+              <w14:ligatures w14:val="none"/>
             </w:rPr>
           </w:pPr>
-          <w:hyperlink w:anchor="_Toc224881811" w:history="1">
+          <w:hyperlink w:anchor="_Toc224905487" w:history="1">
             <w:r>
               <w:rPr>
                 <w:rStyle w:val="Hyperlink"/>
@@ -2457,7 +3544,7 @@
                 <w:noProof/>
                 <w:webHidden/>
               </w:rPr>
-              <w:instrText xml:space="preserve"> PAGEREF _Toc224881811 \h </w:instrText>
+              <w:instrText xml:space="preserve"> PAGEREF _Toc224905487 \h </w:instrText>
             </w:r>
             <w:r>
               <w:rPr>
@@ -2477,7 +3564,7 @@
                 <w:noProof/>
                 <w:webHidden/>
               </w:rPr>
-              <w:t>15</w:t>
+              <w:t>17</w:t>
             </w:r>
             <w:r>
               <w:rPr>
@@ -2497,10 +3584,14 @@
             <w:rPr>
               <w:rFonts w:eastAsiaTheme="minorEastAsia"/>
               <w:noProof/>
+              <w:kern w:val="0"/>
+              <w:sz w:val="22"/>
+              <w:szCs w:val="22"/>
               <w:lang w:eastAsia="en-GB"/>
+              <w14:ligatures w14:val="none"/>
             </w:rPr>
           </w:pPr>
-          <w:hyperlink w:anchor="_Toc224881812" w:history="1">
+          <w:hyperlink w:anchor="_Toc224905488" w:history="1">
             <w:r>
               <w:rPr>
                 <w:rStyle w:val="Hyperlink"/>
@@ -2527,7 +3618,7 @@
                 <w:noProof/>
                 <w:webHidden/>
               </w:rPr>
-              <w:instrText xml:space="preserve"> PAGEREF _Toc224881812 \h </w:instrText>
+              <w:instrText xml:space="preserve"> PAGEREF _Toc224905488 \h </w:instrText>
             </w:r>
             <w:r>
               <w:rPr>
@@ -2547,7 +3638,7 @@
                 <w:noProof/>
                 <w:webHidden/>
               </w:rPr>
-              <w:t>15</w:t>
+              <w:t>17</w:t>
             </w:r>
             <w:r>
               <w:rPr>
@@ -2567,10 +3658,14 @@
             <w:rPr>
               <w:rFonts w:eastAsiaTheme="minorEastAsia"/>
               <w:noProof/>
+              <w:kern w:val="0"/>
+              <w:sz w:val="22"/>
+              <w:szCs w:val="22"/>
               <w:lang w:eastAsia="en-GB"/>
+              <w14:ligatures w14:val="none"/>
             </w:rPr>
           </w:pPr>
-          <w:hyperlink w:anchor="_Toc224881813" w:history="1">
+          <w:hyperlink w:anchor="_Toc224905489" w:history="1">
             <w:r>
               <w:rPr>
                 <w:rStyle w:val="Hyperlink"/>
@@ -2597,7 +3692,7 @@
                 <w:noProof/>
                 <w:webHidden/>
               </w:rPr>
-              <w:instrText xml:space="preserve"> PAGEREF _Toc224881813 \h </w:instrText>
+              <w:instrText xml:space="preserve"> PAGEREF _Toc224905489 \h </w:instrText>
             </w:r>
             <w:r>
               <w:rPr>
@@ -2617,7 +3712,7 @@
                 <w:noProof/>
                 <w:webHidden/>
               </w:rPr>
-              <w:t>16</w:t>
+              <w:t>18</w:t>
             </w:r>
             <w:r>
               <w:rPr>
@@ -2637,10 +3732,14 @@
             <w:rPr>
               <w:rFonts w:eastAsiaTheme="minorEastAsia"/>
               <w:noProof/>
+              <w:kern w:val="0"/>
+              <w:sz w:val="22"/>
+              <w:szCs w:val="22"/>
               <w:lang w:eastAsia="en-GB"/>
+              <w14:ligatures w14:val="none"/>
             </w:rPr>
           </w:pPr>
-          <w:hyperlink w:anchor="_Toc224881814" w:history="1">
+          <w:hyperlink w:anchor="_Toc224905490" w:history="1">
             <w:r>
               <w:rPr>
                 <w:rStyle w:val="Hyperlink"/>
@@ -2667,7 +3766,7 @@
                 <w:noProof/>
                 <w:webHidden/>
               </w:rPr>
-              <w:instrText xml:space="preserve"> PAGEREF _Toc224881814 \h </w:instrText>
+              <w:instrText xml:space="preserve"> PAGEREF _Toc224905490 \h </w:instrText>
             </w:r>
             <w:r>
               <w:rPr>
@@ -2687,7 +3786,7 @@
                 <w:noProof/>
                 <w:webHidden/>
               </w:rPr>
-              <w:t>16</w:t>
+              <w:t>18</w:t>
             </w:r>
             <w:r>
               <w:rPr>
@@ -2927,13 +4026,15 @@
           <w:szCs w:val="40"/>
         </w:rPr>
       </w:pPr>
+      <w:bookmarkStart w:id="1" w:name="_Toc224905445"/>
       <w:r>
         <w:rPr>
           <w:sz w:val="40"/>
           <w:szCs w:val="40"/>
         </w:rPr>
-        <w:t>Visual Designs</w:t>
-      </w:r>
+        <w:t>Site Map</w:t>
+      </w:r>
+      <w:bookmarkEnd w:id="1"/>
     </w:p>
     <w:p/>
     <w:p>
@@ -2944,6 +4045,7 @@
           <w:szCs w:val="36"/>
         </w:rPr>
       </w:pPr>
+      <w:bookmarkStart w:id="2" w:name="_Toc224905446"/>
       <w:r>
         <w:rPr>
           <w:sz w:val="36"/>
@@ -2985,6 +4087,7 @@
           </wp:inline>
         </w:drawing>
       </w:r>
+      <w:bookmarkEnd w:id="2"/>
     </w:p>
     <w:p>
       <w:pPr>
@@ -3150,6 +4253,7 @@
           <w:szCs w:val="40"/>
         </w:rPr>
       </w:pPr>
+      <w:bookmarkStart w:id="3" w:name="_Toc224905447"/>
       <w:r>
         <w:rPr>
           <w:sz w:val="40"/>
@@ -3157,6 +4261,7 @@
         </w:rPr>
         <w:t>Styles</w:t>
       </w:r>
+      <w:bookmarkEnd w:id="3"/>
     </w:p>
     <w:p>
       <w:r>
@@ -3172,6 +4277,7 @@
           <w:szCs w:val="36"/>
         </w:rPr>
       </w:pPr>
+      <w:bookmarkStart w:id="4" w:name="_Toc224905448"/>
       <w:r>
         <w:rPr>
           <w:sz w:val="36"/>
@@ -3179,14 +4285,17 @@
         </w:rPr>
         <w:t>Dark Mode</w:t>
       </w:r>
+      <w:bookmarkEnd w:id="4"/>
     </w:p>
     <w:p>
       <w:pPr>
         <w:pStyle w:val="Heading3"/>
       </w:pPr>
+      <w:bookmarkStart w:id="5" w:name="_Toc224905449"/>
       <w:r>
         <w:t>Background</w:t>
       </w:r>
+      <w:bookmarkEnd w:id="5"/>
     </w:p>
     <w:p>
       <w:pPr>
@@ -3263,7 +4372,7 @@
           </mc:Choice>
           <mc:Fallback>
             <w:pict>
-              <v:roundrect w14:anchorId="2447D17E" id="Rectangle: Rounded Corners 2" o:spid="_x0000_s1026" style="width:16.5pt;height:17.25pt;visibility:visible;mso-wrap-style:square;mso-left-percent:-10001;mso-top-percent:-10001;mso-position-horizontal:absolute;mso-position-horizontal-relative:char;mso-position-vertical:absolute;mso-position-vertical-relative:line;mso-left-percent:-10001;mso-top-percent:-10001;v-text-anchor:middle" arcsize="10923f" o:gfxdata="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" fillcolor="#404040 [2429]" strokecolor="black [480]" strokeweight="1pt">
+              <v:roundrect w14:anchorId="0CAC22D5" id="Rectangle: Rounded Corners 2" o:spid="_x0000_s1026" style="width:16.5pt;height:17.25pt;visibility:visible;mso-wrap-style:square;mso-left-percent:-10001;mso-top-percent:-10001;mso-position-horizontal:absolute;mso-position-horizontal-relative:char;mso-position-vertical:absolute;mso-position-vertical-relative:line;mso-left-percent:-10001;mso-top-percent:-10001;v-text-anchor:middle" arcsize="10923f" o:gfxdata="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" fillcolor="#404040 [2429]" strokecolor="black [480]" strokeweight="1pt">
                 <v:stroke joinstyle="miter"/>
                 <w10:anchorlock/>
               </v:roundrect>
@@ -3349,7 +4458,7 @@
           </mc:Choice>
           <mc:Fallback>
             <w:pict>
-              <v:roundrect w14:anchorId="7393DD11" id="Rectangle: Rounded Corners 4" o:spid="_x0000_s1026" style="position:absolute;margin-left:180.75pt;margin-top:2.9pt;width:19.5pt;height:12.75pt;z-index:251660288;visibility:visible;mso-wrap-style:square;mso-wrap-distance-left:9pt;mso-wrap-distance-top:0;mso-wrap-distance-right:9pt;mso-wrap-distance-bottom:0;mso-position-horizontal:absolute;mso-position-horizontal-relative:text;mso-position-vertical:absolute;mso-position-vertical-relative:text;v-text-anchor:middle" arcsize="10923f" o:gfxdata="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" fillcolor="#404040 [2429]" strokecolor="#1f3763 [1604]" strokeweight="1pt">
+              <v:roundrect w14:anchorId="2AFCB003" id="Rectangle: Rounded Corners 4" o:spid="_x0000_s1026" style="position:absolute;margin-left:180.75pt;margin-top:2.9pt;width:19.5pt;height:12.75pt;z-index:251660288;visibility:visible;mso-wrap-style:square;mso-wrap-distance-left:9pt;mso-wrap-distance-top:0;mso-wrap-distance-right:9pt;mso-wrap-distance-bottom:0;mso-position-horizontal:absolute;mso-position-horizontal-relative:text;mso-position-vertical:absolute;mso-position-vertical-relative:text;v-text-anchor:middle" arcsize="10923f" o:gfxdata="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" fillcolor="#404040 [2429]" strokecolor="#1f3763 [1604]" strokeweight="1pt">
                 <v:stroke joinstyle="miter"/>
               </v:roundrect>
             </w:pict>
@@ -3364,10 +4473,12 @@
       <w:pPr>
         <w:pStyle w:val="Heading3"/>
       </w:pPr>
+      <w:bookmarkStart w:id="6" w:name="_Toc224905450"/>
       <w:r>
         <w:rPr>
           <w:noProof/>
         </w:rPr>
+        <w:lastRenderedPageBreak/>
         <mc:AlternateContent>
           <mc:Choice Requires="wps">
             <w:drawing>
@@ -3430,7 +4541,7 @@
           </mc:Choice>
           <mc:Fallback>
             <w:pict>
-              <v:roundrect w14:anchorId="4054C4D3" id="Rectangle: Rounded Corners 10" o:spid="_x0000_s1026" style="position:absolute;margin-left:112.5pt;margin-top:15.85pt;width:10.5pt;height:14.25pt;z-index:251661312;visibility:visible;mso-wrap-style:square;mso-wrap-distance-left:9pt;mso-wrap-distance-top:0;mso-wrap-distance-right:9pt;mso-wrap-distance-bottom:0;mso-position-horizontal:absolute;mso-position-horizontal-relative:text;mso-position-vertical:absolute;mso-position-vertical-relative:text;v-text-anchor:middle" arcsize="10923f" o:gfxdata="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" fillcolor="#e7e6e6 [3214]" strokecolor="#1f3763 [1604]" strokeweight="1pt">
+              <v:roundrect w14:anchorId="1AE23763" id="Rectangle: Rounded Corners 10" o:spid="_x0000_s1026" style="position:absolute;margin-left:112.5pt;margin-top:15.85pt;width:10.5pt;height:14.25pt;z-index:251661312;visibility:visible;mso-wrap-style:square;mso-wrap-distance-left:9pt;mso-wrap-distance-top:0;mso-wrap-distance-right:9pt;mso-wrap-distance-bottom:0;mso-position-horizontal:absolute;mso-position-horizontal-relative:text;mso-position-vertical:absolute;mso-position-vertical-relative:text;v-text-anchor:middle" arcsize="10923f" o:gfxdata="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" fillcolor="#e7e6e6 [3214]" strokecolor="#1f3763 [1604]" strokeweight="1pt">
                 <v:stroke joinstyle="miter"/>
               </v:roundrect>
             </w:pict>
@@ -3440,6 +4551,7 @@
       <w:r>
         <w:t>Font</w:t>
       </w:r>
+      <w:bookmarkEnd w:id="6"/>
     </w:p>
     <w:p>
       <w:pPr>
@@ -3529,7 +4641,7 @@
           </mc:Choice>
           <mc:Fallback>
             <w:pict>
-              <v:roundrect w14:anchorId="548956C4" id="Rectangle: Rounded Corners 12" o:spid="_x0000_s1026" style="position:absolute;margin-left:117.75pt;margin-top:2.95pt;width:18pt;height:15pt;z-index:251662336;visibility:visible;mso-wrap-style:square;mso-wrap-distance-left:9pt;mso-wrap-distance-top:0;mso-wrap-distance-right:9pt;mso-wrap-distance-bottom:0;mso-position-horizontal:absolute;mso-position-horizontal-relative:text;mso-position-vertical:absolute;mso-position-vertical-relative:text;v-text-anchor:middle" arcsize="10923f" o:gfxdata="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" fillcolor="#aeaaaa [2414]" strokecolor="#1f3763 [1604]" strokeweight="1pt">
+              <v:roundrect w14:anchorId="415BACA5" id="Rectangle: Rounded Corners 12" o:spid="_x0000_s1026" style="position:absolute;margin-left:117.75pt;margin-top:2.95pt;width:18pt;height:15pt;z-index:251662336;visibility:visible;mso-wrap-style:square;mso-wrap-distance-left:9pt;mso-wrap-distance-top:0;mso-wrap-distance-right:9pt;mso-wrap-distance-bottom:0;mso-position-horizontal:absolute;mso-position-horizontal-relative:text;mso-position-vertical:absolute;mso-position-vertical-relative:text;v-text-anchor:middle" arcsize="10923f" o:gfxdata="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" fillcolor="#aeaaaa [2414]" strokecolor="#1f3763 [1604]" strokeweight="1pt">
                 <v:stroke joinstyle="miter"/>
               </v:roundrect>
             </w:pict>
@@ -3544,6 +4656,7 @@
       <w:pPr>
         <w:pStyle w:val="Heading3"/>
       </w:pPr>
+      <w:bookmarkStart w:id="7" w:name="_Toc224905451"/>
       <w:r>
         <w:rPr>
           <w:noProof/>
@@ -3610,7 +4723,7 @@
           </mc:Choice>
           <mc:Fallback>
             <w:pict>
-              <v:roundrect w14:anchorId="29309DCD" id="Rectangle: Rounded Corners 15" o:spid="_x0000_s1026" style="position:absolute;margin-left:131.25pt;margin-top:13.6pt;width:15pt;height:15.75pt;z-index:251664384;visibility:visible;mso-wrap-style:square;mso-wrap-distance-left:9pt;mso-wrap-distance-top:0;mso-wrap-distance-right:9pt;mso-wrap-distance-bottom:0;mso-position-horizontal:absolute;mso-position-horizontal-relative:text;mso-position-vertical:absolute;mso-position-vertical-relative:text;v-text-anchor:middle" arcsize="10923f" o:gfxdata="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" fillcolor="#70ad47 [3209]" strokecolor="#1f3763 [1604]" strokeweight="1pt">
+              <v:roundrect w14:anchorId="0BCF525F" id="Rectangle: Rounded Corners 15" o:spid="_x0000_s1026" style="position:absolute;margin-left:131.25pt;margin-top:13.6pt;width:15pt;height:15.75pt;z-index:251664384;visibility:visible;mso-wrap-style:square;mso-wrap-distance-left:9pt;mso-wrap-distance-top:0;mso-wrap-distance-right:9pt;mso-wrap-distance-bottom:0;mso-position-horizontal:absolute;mso-position-horizontal-relative:text;mso-position-vertical:absolute;mso-position-vertical-relative:text;v-text-anchor:middle" arcsize="10923f" o:gfxdata="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" fillcolor="#70ad47 [3209]" strokecolor="#1f3763 [1604]" strokeweight="1pt">
                 <v:stroke joinstyle="miter"/>
               </v:roundrect>
             </w:pict>
@@ -3620,6 +4733,7 @@
       <w:r>
         <w:t>Interactive</w:t>
       </w:r>
+      <w:bookmarkEnd w:id="7"/>
     </w:p>
     <w:p>
       <w:pPr>
@@ -3712,7 +4826,7 @@
           </mc:Choice>
           <mc:Fallback>
             <w:pict>
-              <v:roundrect w14:anchorId="2F0C0B4C" id="Rectangle: Rounded Corners 16" o:spid="_x0000_s1026" style="position:absolute;margin-left:127.5pt;margin-top:6pt;width:15pt;height:15.75pt;z-index:251666432;visibility:visible;mso-wrap-style:square;mso-wrap-distance-left:9pt;mso-wrap-distance-top:0;mso-wrap-distance-right:9pt;mso-wrap-distance-bottom:0;mso-position-horizontal:absolute;mso-position-horizontal-relative:text;mso-position-vertical:absolute;mso-position-vertical-relative:text;v-text-anchor:middle" arcsize="10923f" o:gfxdata="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" fillcolor="#538135 [2409]" strokecolor="#1f3763 [1604]" strokeweight="1pt">
+              <v:roundrect w14:anchorId="7408620A" id="Rectangle: Rounded Corners 16" o:spid="_x0000_s1026" style="position:absolute;margin-left:127.5pt;margin-top:6pt;width:15pt;height:15.75pt;z-index:251666432;visibility:visible;mso-wrap-style:square;mso-wrap-distance-left:9pt;mso-wrap-distance-top:0;mso-wrap-distance-right:9pt;mso-wrap-distance-bottom:0;mso-position-horizontal:absolute;mso-position-horizontal-relative:text;mso-position-vertical:absolute;mso-position-vertical-relative:text;v-text-anchor:middle" arcsize="10923f" o:gfxdata="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" fillcolor="#538135 [2409]" strokecolor="#1f3763 [1604]" strokeweight="1pt">
                 <v:stroke joinstyle="miter"/>
               </v:roundrect>
             </w:pict>
@@ -3730,9 +4844,11 @@
       <w:pPr>
         <w:pStyle w:val="Heading2"/>
       </w:pPr>
+      <w:bookmarkStart w:id="8" w:name="_Toc224905452"/>
       <w:r>
         <w:t>Buttons/Cards</w:t>
       </w:r>
+      <w:bookmarkEnd w:id="8"/>
     </w:p>
     <w:p>
       <w:pPr>
@@ -3777,14 +4893,17 @@
       <w:pPr>
         <w:pStyle w:val="Heading2"/>
       </w:pPr>
+      <w:bookmarkStart w:id="9" w:name="_Toc224905453"/>
       <w:r>
         <w:t>Light Mode</w:t>
       </w:r>
+      <w:bookmarkEnd w:id="9"/>
     </w:p>
     <w:p>
       <w:pPr>
         <w:pStyle w:val="Heading3"/>
       </w:pPr>
+      <w:bookmarkStart w:id="10" w:name="_Toc224905454"/>
       <w:r>
         <w:rPr>
           <w:noProof/>
@@ -3851,7 +4970,7 @@
           </mc:Choice>
           <mc:Fallback>
             <w:pict>
-              <v:roundrect w14:anchorId="5A15887F" id="Rectangle: Rounded Corners 17" o:spid="_x0000_s1026" style="position:absolute;margin-left:108pt;margin-top:15.15pt;width:15pt;height:15.75pt;z-index:251668480;visibility:visible;mso-wrap-style:square;mso-wrap-distance-left:9pt;mso-wrap-distance-top:0;mso-wrap-distance-right:9pt;mso-wrap-distance-bottom:0;mso-position-horizontal:absolute;mso-position-horizontal-relative:text;mso-position-vertical:absolute;mso-position-vertical-relative:text;v-text-anchor:middle" arcsize="10923f" o:gfxdata="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" fillcolor="white [3212]" strokecolor="#1f3763 [1604]" strokeweight="1pt">
+              <v:roundrect w14:anchorId="2639A2E9" id="Rectangle: Rounded Corners 17" o:spid="_x0000_s1026" style="position:absolute;margin-left:108pt;margin-top:15.15pt;width:15pt;height:15.75pt;z-index:251668480;visibility:visible;mso-wrap-style:square;mso-wrap-distance-left:9pt;mso-wrap-distance-top:0;mso-wrap-distance-right:9pt;mso-wrap-distance-bottom:0;mso-position-horizontal:absolute;mso-position-horizontal-relative:text;mso-position-vertical:absolute;mso-position-vertical-relative:text;v-text-anchor:middle" arcsize="10923f" o:gfxdata="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" fillcolor="white [3212]" strokecolor="#1f3763 [1604]" strokeweight="1pt">
                 <v:stroke joinstyle="miter"/>
               </v:roundrect>
             </w:pict>
@@ -3859,7 +4978,11 @@
         </mc:AlternateContent>
       </w:r>
       <w:r>
-        <w:t xml:space="preserve">Background </w:t>
+        <w:t>Background</w:t>
+      </w:r>
+      <w:bookmarkEnd w:id="10"/>
+      <w:r>
+        <w:t xml:space="preserve"> </w:t>
       </w:r>
     </w:p>
     <w:p>
@@ -3948,7 +5071,7 @@
           </mc:Choice>
           <mc:Fallback>
             <w:pict>
-              <v:roundrect w14:anchorId="722B9911" id="Rectangle: Rounded Corners 18" o:spid="_x0000_s1026" style="position:absolute;margin-left:181.5pt;margin-top:.65pt;width:15pt;height:15.75pt;z-index:251670528;visibility:visible;mso-wrap-style:square;mso-wrap-distance-left:9pt;mso-wrap-distance-top:0;mso-wrap-distance-right:9pt;mso-wrap-distance-bottom:0;mso-position-horizontal:absolute;mso-position-horizontal-relative:text;mso-position-vertical:absolute;mso-position-vertical-relative:text;v-text-anchor:middle" arcsize="10923f" o:gfxdata="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" fillcolor="white [3212]" strokecolor="#1f3763 [1604]" strokeweight="1pt">
+              <v:roundrect w14:anchorId="6B0F8B86" id="Rectangle: Rounded Corners 18" o:spid="_x0000_s1026" style="position:absolute;margin-left:181.5pt;margin-top:.65pt;width:15pt;height:15.75pt;z-index:251670528;visibility:visible;mso-wrap-style:square;mso-wrap-distance-left:9pt;mso-wrap-distance-top:0;mso-wrap-distance-right:9pt;mso-wrap-distance-bottom:0;mso-position-horizontal:absolute;mso-position-horizontal-relative:text;mso-position-vertical:absolute;mso-position-vertical-relative:text;v-text-anchor:middle" arcsize="10923f" o:gfxdata="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" fillcolor="white [3212]" strokecolor="#1f3763 [1604]" strokeweight="1pt">
                 <v:stroke joinstyle="miter"/>
               </v:roundrect>
             </w:pict>
@@ -3963,6 +5086,7 @@
       <w:pPr>
         <w:pStyle w:val="Heading3"/>
       </w:pPr>
+      <w:bookmarkStart w:id="11" w:name="_Toc224905455"/>
       <w:r>
         <w:rPr>
           <w:noProof/>
@@ -4032,7 +5156,7 @@
           </mc:Choice>
           <mc:Fallback>
             <w:pict>
-              <v:roundrect w14:anchorId="6064C70A" id="Rectangle: Rounded Corners 19" o:spid="_x0000_s1026" style="position:absolute;margin-left:116.25pt;margin-top:10.45pt;width:15pt;height:15.75pt;z-index:251672576;visibility:visible;mso-wrap-style:square;mso-wrap-distance-left:9pt;mso-wrap-distance-top:0;mso-wrap-distance-right:9pt;mso-wrap-distance-bottom:0;mso-position-horizontal:absolute;mso-position-horizontal-relative:text;mso-position-vertical:absolute;mso-position-vertical-relative:text;v-text-anchor:middle" arcsize="10923f" o:gfxdata="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" fillcolor="#404040 [2429]" strokecolor="#1f3763 [1604]" strokeweight="1pt">
+              <v:roundrect w14:anchorId="4ACC1D98" id="Rectangle: Rounded Corners 19" o:spid="_x0000_s1026" style="position:absolute;margin-left:116.25pt;margin-top:10.45pt;width:15pt;height:15.75pt;z-index:251672576;visibility:visible;mso-wrap-style:square;mso-wrap-distance-left:9pt;mso-wrap-distance-top:0;mso-wrap-distance-right:9pt;mso-wrap-distance-bottom:0;mso-position-horizontal:absolute;mso-position-horizontal-relative:text;mso-position-vertical:absolute;mso-position-vertical-relative:text;v-text-anchor:middle" arcsize="10923f" o:gfxdata="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" fillcolor="#404040 [2429]" strokecolor="#1f3763 [1604]" strokeweight="1pt">
                 <v:stroke joinstyle="miter"/>
               </v:roundrect>
             </w:pict>
@@ -4042,6 +5166,7 @@
       <w:r>
         <w:t>Font</w:t>
       </w:r>
+      <w:bookmarkEnd w:id="11"/>
     </w:p>
     <w:p>
       <w:pPr>
@@ -4132,7 +5257,7 @@
           </mc:Choice>
           <mc:Fallback>
             <w:pict>
-              <v:roundrect w14:anchorId="6008FD4B" id="Rectangle: Rounded Corners 20" o:spid="_x0000_s1026" style="position:absolute;margin-left:116.25pt;margin-top:.75pt;width:15pt;height:15.75pt;z-index:251674624;visibility:visible;mso-wrap-style:square;mso-wrap-distance-left:9pt;mso-wrap-distance-top:0;mso-wrap-distance-right:9pt;mso-wrap-distance-bottom:0;mso-position-horizontal:absolute;mso-position-horizontal-relative:text;mso-position-vertical:absolute;mso-position-vertical-relative:text;v-text-anchor:middle" arcsize="10923f" o:gfxdata="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" fillcolor="#5a5a5a [2109]" strokecolor="#1f3763 [1604]" strokeweight="1pt">
+              <v:roundrect w14:anchorId="54BDA8DF" id="Rectangle: Rounded Corners 20" o:spid="_x0000_s1026" style="position:absolute;margin-left:116.25pt;margin-top:.75pt;width:15pt;height:15.75pt;z-index:251674624;visibility:visible;mso-wrap-style:square;mso-wrap-distance-left:9pt;mso-wrap-distance-top:0;mso-wrap-distance-right:9pt;mso-wrap-distance-bottom:0;mso-position-horizontal:absolute;mso-position-horizontal-relative:text;mso-position-vertical:absolute;mso-position-vertical-relative:text;v-text-anchor:middle" arcsize="10923f" o:gfxdata="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" fillcolor="#5a5a5a [2109]" strokecolor="#1f3763 [1604]" strokeweight="1pt">
                 <v:stroke joinstyle="miter"/>
               </v:roundrect>
             </w:pict>
@@ -4151,9 +5276,11 @@
       <w:pPr>
         <w:pStyle w:val="Heading3"/>
       </w:pPr>
+      <w:bookmarkStart w:id="12" w:name="_Toc224905456"/>
       <w:r>
         <w:t>Interactive</w:t>
       </w:r>
+      <w:bookmarkEnd w:id="12"/>
     </w:p>
     <w:p>
       <w:pPr>
@@ -4231,7 +5358,7 @@
           </mc:Choice>
           <mc:Fallback>
             <w:pict>
-              <v:roundrect w14:anchorId="4705F5FD" id="Rectangle: Rounded Corners 21" o:spid="_x0000_s1026" style="position:absolute;margin-left:113.25pt;margin-top:1.6pt;width:15pt;height:15.75pt;z-index:251676672;visibility:visible;mso-wrap-style:square;mso-wrap-distance-left:9pt;mso-wrap-distance-top:0;mso-wrap-distance-right:9pt;mso-wrap-distance-bottom:0;mso-position-horizontal:absolute;mso-position-horizontal-relative:margin;mso-position-vertical:absolute;mso-position-vertical-relative:text;v-text-anchor:middle" arcsize="10923f" o:gfxdata="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" fillcolor="#375623 [1609]" strokecolor="#1f3763 [1604]" strokeweight="1pt">
+              <v:roundrect w14:anchorId="3941BB47" id="Rectangle: Rounded Corners 21" o:spid="_x0000_s1026" style="position:absolute;margin-left:113.25pt;margin-top:1.6pt;width:15pt;height:15.75pt;z-index:251676672;visibility:visible;mso-wrap-style:square;mso-wrap-distance-left:9pt;mso-wrap-distance-top:0;mso-wrap-distance-right:9pt;mso-wrap-distance-bottom:0;mso-position-horizontal:absolute;mso-position-horizontal-relative:margin;mso-position-vertical:absolute;mso-position-vertical-relative:text;v-text-anchor:middle" arcsize="10923f" o:gfxdata="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" fillcolor="#375623 [1609]" strokecolor="#1f3763 [1604]" strokeweight="1pt">
                 <v:stroke joinstyle="miter"/>
                 <w10:wrap anchorx="margin"/>
               </v:roundrect>
@@ -4319,7 +5446,7 @@
           </mc:Choice>
           <mc:Fallback>
             <w:pict>
-              <v:roundrect w14:anchorId="0E60BD3F" id="Rectangle: Rounded Corners 22" o:spid="_x0000_s1026" style="position:absolute;margin-left:153.75pt;margin-top:1.3pt;width:15pt;height:15.75pt;z-index:251678720;visibility:visible;mso-wrap-style:square;mso-wrap-distance-left:9pt;mso-wrap-distance-top:0;mso-wrap-distance-right:9pt;mso-wrap-distance-bottom:0;mso-position-horizontal:absolute;mso-position-horizontal-relative:text;mso-position-vertical:absolute;mso-position-vertical-relative:text;v-text-anchor:middle" arcsize="10923f" o:gfxdata="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" fillcolor="#375623 [1609]" strokecolor="#1f3763 [1604]" strokeweight="1pt">
+              <v:roundrect w14:anchorId="0A94DECD" id="Rectangle: Rounded Corners 22" o:spid="_x0000_s1026" style="position:absolute;margin-left:153.75pt;margin-top:1.3pt;width:15pt;height:15.75pt;z-index:251678720;visibility:visible;mso-wrap-style:square;mso-wrap-distance-left:9pt;mso-wrap-distance-top:0;mso-wrap-distance-right:9pt;mso-wrap-distance-bottom:0;mso-position-horizontal:absolute;mso-position-horizontal-relative:text;mso-position-vertical:absolute;mso-position-vertical-relative:text;v-text-anchor:middle" arcsize="10923f" o:gfxdata="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" fillcolor="#375623 [1609]" strokecolor="#1f3763 [1604]" strokeweight="1pt">
                 <v:stroke joinstyle="miter"/>
               </v:roundrect>
             </w:pict>
@@ -4334,9 +5461,11 @@
       <w:pPr>
         <w:pStyle w:val="Heading2"/>
       </w:pPr>
+      <w:bookmarkStart w:id="13" w:name="_Toc224905457"/>
       <w:r>
         <w:t>Accent Colours</w:t>
       </w:r>
+      <w:bookmarkEnd w:id="13"/>
     </w:p>
     <w:p>
       <w:pPr>
@@ -4412,7 +5541,7 @@
           </mc:Choice>
           <mc:Fallback>
             <w:pict>
-              <v:roundrect w14:anchorId="0F748B51" id="Rectangle: Rounded Corners 23" o:spid="_x0000_s1026" style="position:absolute;margin-left:173.25pt;margin-top:1.7pt;width:15pt;height:15.75pt;z-index:251680768;visibility:visible;mso-wrap-style:square;mso-wrap-distance-left:9pt;mso-wrap-distance-top:0;mso-wrap-distance-right:9pt;mso-wrap-distance-bottom:0;mso-position-horizontal:absolute;mso-position-horizontal-relative:text;mso-position-vertical:absolute;mso-position-vertical-relative:text;v-text-anchor:middle" arcsize="10923f" o:gfxdata="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" fillcolor="#ed7d31 [3205]" strokecolor="#1f3763 [1604]" strokeweight="1pt">
+              <v:roundrect w14:anchorId="3A1B4E04" id="Rectangle: Rounded Corners 23" o:spid="_x0000_s1026" style="position:absolute;margin-left:173.25pt;margin-top:1.7pt;width:15pt;height:15.75pt;z-index:251680768;visibility:visible;mso-wrap-style:square;mso-wrap-distance-left:9pt;mso-wrap-distance-top:0;mso-wrap-distance-right:9pt;mso-wrap-distance-bottom:0;mso-position-horizontal:absolute;mso-position-horizontal-relative:text;mso-position-vertical:absolute;mso-position-vertical-relative:text;v-text-anchor:middle" arcsize="10923f" o:gfxdata="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" fillcolor="#ed7d31 [3205]" strokecolor="#1f3763 [1604]" strokeweight="1pt">
                 <v:stroke joinstyle="miter"/>
               </v:roundrect>
             </w:pict>
@@ -4499,7 +5628,7 @@
           </mc:Choice>
           <mc:Fallback>
             <w:pict>
-              <v:roundrect w14:anchorId="1EEE2256" id="Rectangle: Rounded Corners 24" o:spid="_x0000_s1026" style="position:absolute;margin-left:127.5pt;margin-top:.7pt;width:15pt;height:15.75pt;z-index:251682816;visibility:visible;mso-wrap-style:square;mso-wrap-distance-left:9pt;mso-wrap-distance-top:0;mso-wrap-distance-right:9pt;mso-wrap-distance-bottom:0;mso-position-horizontal:absolute;mso-position-horizontal-relative:text;mso-position-vertical:absolute;mso-position-vertical-relative:text;v-text-anchor:middle" arcsize="10923f" o:gfxdata="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" fillcolor="#538135 [2409]" strokecolor="#1f3763 [1604]" strokeweight="1pt">
+              <v:roundrect w14:anchorId="6B6741DD" id="Rectangle: Rounded Corners 24" o:spid="_x0000_s1026" style="position:absolute;margin-left:127.5pt;margin-top:.7pt;width:15pt;height:15.75pt;z-index:251682816;visibility:visible;mso-wrap-style:square;mso-wrap-distance-left:9pt;mso-wrap-distance-top:0;mso-wrap-distance-right:9pt;mso-wrap-distance-bottom:0;mso-position-horizontal:absolute;mso-position-horizontal-relative:text;mso-position-vertical:absolute;mso-position-vertical-relative:text;v-text-anchor:middle" arcsize="10923f" o:gfxdata="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" fillcolor="#538135 [2409]" strokecolor="#1f3763 [1604]" strokeweight="1pt">
                 <v:stroke joinstyle="miter"/>
               </v:roundrect>
             </w:pict>
@@ -4586,7 +5715,7 @@
           </mc:Choice>
           <mc:Fallback>
             <w:pict>
-              <v:roundrect w14:anchorId="63240A26" id="Rectangle: Rounded Corners 26" o:spid="_x0000_s1026" style="position:absolute;margin-left:137.25pt;margin-top:2.85pt;width:15pt;height:15.75pt;z-index:251686912;visibility:visible;mso-wrap-style:square;mso-wrap-distance-left:9pt;mso-wrap-distance-top:0;mso-wrap-distance-right:9pt;mso-wrap-distance-bottom:0;mso-position-horizontal:absolute;mso-position-horizontal-relative:text;mso-position-vertical:absolute;mso-position-vertical-relative:text;v-text-anchor:middle" arcsize="10923f" o:gfxdata="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" fillcolor="#bf8f00 [2407]" strokecolor="#1f3763 [1604]" strokeweight="1pt">
+              <v:roundrect w14:anchorId="46981B83" id="Rectangle: Rounded Corners 26" o:spid="_x0000_s1026" style="position:absolute;margin-left:137.25pt;margin-top:2.85pt;width:15pt;height:15.75pt;z-index:251686912;visibility:visible;mso-wrap-style:square;mso-wrap-distance-left:9pt;mso-wrap-distance-top:0;mso-wrap-distance-right:9pt;mso-wrap-distance-bottom:0;mso-position-horizontal:absolute;mso-position-horizontal-relative:text;mso-position-vertical:absolute;mso-position-vertical-relative:text;v-text-anchor:middle" arcsize="10923f" o:gfxdata="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" fillcolor="#bf8f00 [2407]" strokecolor="#1f3763 [1604]" strokeweight="1pt">
                 <v:stroke joinstyle="miter"/>
               </v:roundrect>
             </w:pict>
@@ -4673,7 +5802,7 @@
           </mc:Choice>
           <mc:Fallback>
             <w:pict>
-              <v:roundrect w14:anchorId="1F9127F5" id="Rectangle: Rounded Corners 25" o:spid="_x0000_s1026" style="position:absolute;margin-left:114pt;margin-top:.55pt;width:15pt;height:15.75pt;z-index:251684864;visibility:visible;mso-wrap-style:square;mso-wrap-distance-left:9pt;mso-wrap-distance-top:0;mso-wrap-distance-right:9pt;mso-wrap-distance-bottom:0;mso-position-horizontal:absolute;mso-position-horizontal-relative:text;mso-position-vertical:absolute;mso-position-vertical-relative:text;v-text-anchor:middle" arcsize="10923f" o:gfxdata="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" fillcolor="#c45911 [2405]" strokecolor="#1f3763 [1604]" strokeweight="1pt">
+              <v:roundrect w14:anchorId="5CC128C6" id="Rectangle: Rounded Corners 25" o:spid="_x0000_s1026" style="position:absolute;margin-left:114pt;margin-top:.55pt;width:15pt;height:15.75pt;z-index:251684864;visibility:visible;mso-wrap-style:square;mso-wrap-distance-left:9pt;mso-wrap-distance-top:0;mso-wrap-distance-right:9pt;mso-wrap-distance-bottom:0;mso-position-horizontal:absolute;mso-position-horizontal-relative:text;mso-position-vertical:absolute;mso-position-vertical-relative:text;v-text-anchor:middle" arcsize="10923f" o:gfxdata="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" fillcolor="#c45911 [2405]" strokecolor="#1f3763 [1604]" strokeweight="1pt">
                 <v:stroke joinstyle="miter"/>
               </v:roundrect>
             </w:pict>
@@ -4695,7 +5824,7 @@
           <w:szCs w:val="40"/>
         </w:rPr>
       </w:pPr>
-      <w:bookmarkStart w:id="0" w:name="_Toc224881782"/>
+      <w:bookmarkStart w:id="14" w:name="_Toc224905458"/>
       <w:r>
         <w:rPr>
           <w:sz w:val="40"/>
@@ -4703,7 +5832,7 @@
         </w:rPr>
         <w:t>Visual Designs</w:t>
       </w:r>
-      <w:bookmarkEnd w:id="0"/>
+      <w:bookmarkEnd w:id="14"/>
     </w:p>
     <w:p/>
     <w:p/>
@@ -4715,7 +5844,7 @@
           <w:szCs w:val="36"/>
         </w:rPr>
       </w:pPr>
-      <w:bookmarkStart w:id="1" w:name="_Toc224881783"/>
+      <w:bookmarkStart w:id="15" w:name="_Toc224905459"/>
       <w:r>
         <w:rPr>
           <w:sz w:val="36"/>
@@ -4737,7 +5866,7 @@
         </w:rPr>
         <w:t>Page</w:t>
       </w:r>
-      <w:bookmarkEnd w:id="1"/>
+      <w:bookmarkEnd w:id="15"/>
     </w:p>
     <w:p/>
     <w:p>
@@ -4856,7 +5985,7 @@
           <w:szCs w:val="36"/>
         </w:rPr>
       </w:pPr>
-      <w:bookmarkStart w:id="2" w:name="_Toc224881784"/>
+      <w:bookmarkStart w:id="16" w:name="_Toc224905460"/>
       <w:r>
         <w:rPr>
           <w:sz w:val="36"/>
@@ -4865,7 +5994,7 @@
         <w:lastRenderedPageBreak/>
         <w:t>Products</w:t>
       </w:r>
-      <w:bookmarkEnd w:id="2"/>
+      <w:bookmarkEnd w:id="16"/>
       <w:r>
         <w:rPr>
           <w:sz w:val="36"/>
@@ -4931,7 +6060,7 @@
           <w:szCs w:val="36"/>
         </w:rPr>
       </w:pPr>
-      <w:bookmarkStart w:id="3" w:name="_Toc224881785"/>
+      <w:bookmarkStart w:id="17" w:name="_Toc224905461"/>
       <w:r>
         <w:rPr>
           <w:sz w:val="36"/>
@@ -4939,7 +6068,7 @@
         </w:rPr>
         <w:t>Producer Dashboard</w:t>
       </w:r>
-      <w:bookmarkEnd w:id="3"/>
+      <w:bookmarkEnd w:id="17"/>
     </w:p>
     <w:p>
       <w:r>
@@ -5008,7 +6137,15 @@
         <w:t xml:space="preserve">The dark side bar GLH portal </w:t>
       </w:r>
       <w:r>
-        <w:t>is used to back-office brand Identity. The dark tone highlights that it’s a producer portal and not a shop. The colours used is #1a4a1a bg with a white text. Font is 14px bold name, 12px sub muted</w:t>
+        <w:t xml:space="preserve">is used to back-office brand Identity. The dark tone highlights that it’s a producer portal and not a shop. The colours used is #1a4a1a </w:t>
+      </w:r>
+      <w:proofErr w:type="spellStart"/>
+      <w:r>
+        <w:t>bg</w:t>
+      </w:r>
+      <w:proofErr w:type="spellEnd"/>
+      <w:r>
+        <w:t xml:space="preserve"> with a white text. Font is 14px bold name, 12px sub muted</w:t>
       </w:r>
     </w:p>
     <w:p>
@@ -5020,7 +6157,15 @@
         </w:numPr>
       </w:pPr>
       <w:r>
-        <w:t>The sidebar Nav(Dashboard (active) is used for the</w:t>
+        <w:t xml:space="preserve">The sidebar </w:t>
+      </w:r>
+      <w:proofErr w:type="gramStart"/>
+      <w:r>
+        <w:t>Nav(</w:t>
+      </w:r>
+      <w:proofErr w:type="gramEnd"/>
+      <w:r>
+        <w:t>Dashboard (active) is used for the</w:t>
       </w:r>
       <w:r>
         <w:t xml:space="preserve"> </w:t>
@@ -5035,7 +6180,28 @@
         <w:t>2</w:t>
       </w:r>
       <w:r>
-        <w:t>px regular, icon prefix. The colour is rgba(255, 255, 255,.15). Once its active it has a subtle white bg fill.</w:t>
+        <w:t xml:space="preserve">px regular, icon prefix. The colour is </w:t>
+      </w:r>
+      <w:proofErr w:type="spellStart"/>
+      <w:proofErr w:type="gramStart"/>
+      <w:r>
+        <w:t>rgba</w:t>
+      </w:r>
+      <w:proofErr w:type="spellEnd"/>
+      <w:r>
+        <w:t>(</w:t>
+      </w:r>
+      <w:proofErr w:type="gramEnd"/>
+      <w:r>
+        <w:t xml:space="preserve">255, 255, 255,.15). Once its active it has a subtle white </w:t>
+      </w:r>
+      <w:proofErr w:type="spellStart"/>
+      <w:r>
+        <w:t>bg</w:t>
+      </w:r>
+      <w:proofErr w:type="spellEnd"/>
+      <w:r>
+        <w:t xml:space="preserve"> fill.</w:t>
       </w:r>
     </w:p>
     <w:p>
@@ -5056,7 +6222,20 @@
         <w:t>Analytics/settings</w:t>
       </w:r>
       <w:r>
-        <w:t>). This is used for the data and configuration sections. It has a consistent icon-prefix navigation pattern. Font is 12px regular. The colour is rgba(255, 255, 255,.7) muted</w:t>
+        <w:t xml:space="preserve">). This is used for the data and configuration sections. It has a consistent icon-prefix navigation pattern. Font is 12px regular. The colour is </w:t>
+      </w:r>
+      <w:proofErr w:type="spellStart"/>
+      <w:proofErr w:type="gramStart"/>
+      <w:r>
+        <w:t>rgba</w:t>
+      </w:r>
+      <w:proofErr w:type="spellEnd"/>
+      <w:r>
+        <w:t>(</w:t>
+      </w:r>
+      <w:proofErr w:type="gramEnd"/>
+      <w:r>
+        <w:t>255, 255, 255,.7) muted</w:t>
       </w:r>
     </w:p>
     <w:p>
@@ -5068,10 +6247,31 @@
         </w:numPr>
       </w:pPr>
       <w:r>
-        <w:t>Sidebar Nav(Products/Orders) is used for other portal section links.</w:t>
-      </w:r>
-      <w:r>
-        <w:t xml:space="preserve"> The colour is rgba(255, 255, 255,.7) muted. Font is 12px regular</w:t>
+        <w:t xml:space="preserve">Sidebar </w:t>
+      </w:r>
+      <w:proofErr w:type="gramStart"/>
+      <w:r>
+        <w:t>Nav(</w:t>
+      </w:r>
+      <w:proofErr w:type="gramEnd"/>
+      <w:r>
+        <w:t>Products/Orders) is used for other portal section links.</w:t>
+      </w:r>
+      <w:r>
+        <w:t xml:space="preserve"> The colour is </w:t>
+      </w:r>
+      <w:proofErr w:type="spellStart"/>
+      <w:proofErr w:type="gramStart"/>
+      <w:r>
+        <w:t>rgba</w:t>
+      </w:r>
+      <w:proofErr w:type="spellEnd"/>
+      <w:r>
+        <w:t>(</w:t>
+      </w:r>
+      <w:proofErr w:type="gramEnd"/>
+      <w:r>
+        <w:t>255, 255, 255,.7) muted. Font is 12px regular</w:t>
       </w:r>
     </w:p>
     <w:p>
@@ -5083,7 +6283,15 @@
         </w:numPr>
       </w:pPr>
       <w:r>
-        <w:t>Sign Out link (sidebar bottom) is used to log out from producer portal. Font is 12px and the colour is muted white. Its placed at the bottom to avoid accidental clicks from users.</w:t>
+        <w:t xml:space="preserve">Sign Out link (sidebar bottom) is used to log out from producer portal. Font is 12px and the colour is muted white. </w:t>
+      </w:r>
+      <w:proofErr w:type="gramStart"/>
+      <w:r>
+        <w:t>Its</w:t>
+      </w:r>
+      <w:proofErr w:type="gramEnd"/>
+      <w:r>
+        <w:t xml:space="preserve"> placed at the bottom to avoid accidental clicks from users.</w:t>
       </w:r>
     </w:p>
     <w:p>
@@ -5095,10 +6303,26 @@
         </w:numPr>
       </w:pPr>
       <w:r>
-        <w:t>The Add product button is used to create new product listing. It’s the primary dashboard action located on the top right. Font is 12px weight 500 pill. It has a #</w:t>
-      </w:r>
-      <w:r>
-        <w:t>639922 bg, white text</w:t>
+        <w:t xml:space="preserve">The Add product button is used to create new product listing. It’s the primary dashboard action located on the top right. Font is 12px weight 500 </w:t>
+      </w:r>
+      <w:proofErr w:type="gramStart"/>
+      <w:r>
+        <w:t>pill</w:t>
+      </w:r>
+      <w:proofErr w:type="gramEnd"/>
+      <w:r>
+        <w:t>. It has a #</w:t>
+      </w:r>
+      <w:r>
+        <w:t xml:space="preserve">639922 </w:t>
+      </w:r>
+      <w:proofErr w:type="spellStart"/>
+      <w:r>
+        <w:t>bg</w:t>
+      </w:r>
+      <w:proofErr w:type="spellEnd"/>
+      <w:r>
+        <w:t>, white text</w:t>
       </w:r>
     </w:p>
     <w:p>
@@ -5127,7 +6351,7 @@
           <w:szCs w:val="36"/>
         </w:rPr>
       </w:pPr>
-      <w:bookmarkStart w:id="4" w:name="_Toc224881786"/>
+      <w:bookmarkStart w:id="18" w:name="_Toc224905462"/>
       <w:r>
         <w:rPr>
           <w:sz w:val="36"/>
@@ -5136,7 +6360,7 @@
         <w:lastRenderedPageBreak/>
         <w:t>My Account</w:t>
       </w:r>
-      <w:bookmarkEnd w:id="4"/>
+      <w:bookmarkEnd w:id="18"/>
       <w:r>
         <w:rPr>
           <w:sz w:val="36"/>
@@ -5209,10 +6433,26 @@
         </w:numPr>
       </w:pPr>
       <w:r>
-        <w:t>The usernam</w:t>
-      </w:r>
-      <w:r>
-        <w:t>e(John Smith) is used to confirm the logged in identity of the user. The name and email is stacked below the avatar circ</w:t>
+        <w:t xml:space="preserve">The </w:t>
+      </w:r>
+      <w:proofErr w:type="gramStart"/>
+      <w:r>
+        <w:t>usernam</w:t>
+      </w:r>
+      <w:r>
+        <w:t>e(</w:t>
+      </w:r>
+      <w:proofErr w:type="gramEnd"/>
+      <w:r>
+        <w:t xml:space="preserve">John Smith) is used to confirm the logged in identity of the user. The name and email </w:t>
+      </w:r>
+      <w:proofErr w:type="gramStart"/>
+      <w:r>
+        <w:t>is</w:t>
+      </w:r>
+      <w:proofErr w:type="gramEnd"/>
+      <w:r>
+        <w:t xml:space="preserve"> stacked below the avatar circ</w:t>
       </w:r>
       <w:r>
         <w:t>l</w:t>
@@ -5236,7 +6476,15 @@
         <w:t xml:space="preserve"> </w:t>
       </w:r>
       <w:r>
-        <w:t>Bar Nav(Loyalty Programme)- This is the points and rewards section. The star emphasizes the rewards concept. Font is 12px regular</w:t>
+        <w:t xml:space="preserve">Bar </w:t>
+      </w:r>
+      <w:proofErr w:type="gramStart"/>
+      <w:r>
+        <w:t>Nav(</w:t>
+      </w:r>
+      <w:proofErr w:type="gramEnd"/>
+      <w:r>
+        <w:t>Loyalty Programme)- This is the points and rewards section. The star emphasizes the rewards concept. Font is 12px regular</w:t>
       </w:r>
     </w:p>
     <w:p>
@@ -5248,7 +6496,15 @@
         </w:numPr>
       </w:pPr>
       <w:r>
-        <w:t xml:space="preserve">The stat card(Total Orders:24)- This shows the total number of orders since joining . A large number gives a sense of achievement. The Font is 22px bold value, 12px label. The colour is </w:t>
+        <w:t xml:space="preserve">The stat </w:t>
+      </w:r>
+      <w:proofErr w:type="gramStart"/>
+      <w:r>
+        <w:t>card(</w:t>
+      </w:r>
+      <w:proofErr w:type="gramEnd"/>
+      <w:r>
+        <w:t xml:space="preserve">Total Orders:24)- This shows the total number of orders since joining . A large number gives a sense of achievement. The Font is 22px bold value, 12px label. The colour is </w:t>
       </w:r>
       <w:r>
         <w:t>#EAF3DEBG, #1A4A1A Value.</w:t>
@@ -5263,7 +6519,15 @@
         </w:numPr>
       </w:pPr>
       <w:r>
-        <w:t>The stat card(Loyalty Points:250)- This shows the current points balance. The colour is #EAF3DEBG, green value. The Font is 22px bold, 1</w:t>
+        <w:t xml:space="preserve">The stat </w:t>
+      </w:r>
+      <w:proofErr w:type="gramStart"/>
+      <w:r>
+        <w:t>card(</w:t>
+      </w:r>
+      <w:proofErr w:type="gramEnd"/>
+      <w:r>
+        <w:t>Loyalty Points:250)- This shows the current points balance. The colour is #EAF3DEBG, green value. The Font is 22px bold, 1</w:t>
       </w:r>
       <w:r>
         <w:t xml:space="preserve">2px label below </w:t>
@@ -5278,7 +6542,31 @@
         </w:numPr>
       </w:pPr>
       <w:r>
-        <w:t>The stat card(Total saved: £24.50)- This shows the real money benefit and reinforces the loyalty scheme. The Font is 22px bold, 10px label. The colour scheme is  #EAF3DE bg, #1a4a1a value.</w:t>
+        <w:t xml:space="preserve">The stat </w:t>
+      </w:r>
+      <w:proofErr w:type="gramStart"/>
+      <w:r>
+        <w:t>card(</w:t>
+      </w:r>
+      <w:proofErr w:type="gramEnd"/>
+      <w:r>
+        <w:t xml:space="preserve">Total saved: £24.50)- This shows the real money benefit and reinforces the loyalty scheme. The Font is 22px bold, 10px label. The colour scheme </w:t>
+      </w:r>
+      <w:proofErr w:type="gramStart"/>
+      <w:r>
+        <w:t>is  #</w:t>
+      </w:r>
+      <w:proofErr w:type="gramEnd"/>
+      <w:r>
+        <w:t xml:space="preserve">EAF3DE </w:t>
+      </w:r>
+      <w:proofErr w:type="spellStart"/>
+      <w:r>
+        <w:t>bg</w:t>
+      </w:r>
+      <w:proofErr w:type="spellEnd"/>
+      <w:r>
+        <w:t>, #1a4a1a value.</w:t>
       </w:r>
     </w:p>
     <w:p>
@@ -5305,7 +6593,15 @@
         <w:t xml:space="preserve">Delivered status badge- This shows the order status at a glance. Green means it was completed positive state. The font is 9px bold green pill. The colour is # </w:t>
       </w:r>
       <w:r>
-        <w:t xml:space="preserve">EAF3DE bg, #3B6D11 text. </w:t>
+        <w:t xml:space="preserve">EAF3DE </w:t>
+      </w:r>
+      <w:proofErr w:type="spellStart"/>
+      <w:r>
+        <w:t>bg</w:t>
+      </w:r>
+      <w:proofErr w:type="spellEnd"/>
+      <w:r>
+        <w:t xml:space="preserve">, #3B6D11 text. </w:t>
       </w:r>
     </w:p>
     <w:p>
@@ -5325,15 +6621,24 @@
           <w:szCs w:val="36"/>
         </w:rPr>
       </w:pPr>
-      <w:bookmarkStart w:id="5" w:name="_Toc224881787"/>
+      <w:bookmarkStart w:id="19" w:name="_Toc224905463"/>
       <w:r>
         <w:rPr>
           <w:sz w:val="36"/>
           <w:szCs w:val="36"/>
         </w:rPr>
-        <w:t>Contact Us  page</w:t>
-      </w:r>
-      <w:bookmarkEnd w:id="5"/>
+        <w:t xml:space="preserve">Contact </w:t>
+      </w:r>
+      <w:proofErr w:type="gramStart"/>
+      <w:r>
+        <w:rPr>
+          <w:sz w:val="36"/>
+          <w:szCs w:val="36"/>
+        </w:rPr>
+        <w:t>Us  page</w:t>
+      </w:r>
+      <w:bookmarkEnd w:id="19"/>
+      <w:proofErr w:type="gramEnd"/>
     </w:p>
     <w:p>
       <w:r>
@@ -5402,7 +6707,15 @@
         <w:t xml:space="preserve">First and </w:t>
       </w:r>
       <w:r>
-        <w:t>Last name inputs-  This is used to identify the enquirer. The font is 14px input, 12px label muted. The colour scheme is white input, border-secondary. It’s a split grid between first name and last name</w:t>
+        <w:t>Last name inputs</w:t>
+      </w:r>
+      <w:proofErr w:type="gramStart"/>
+      <w:r>
+        <w:t>-  This</w:t>
+      </w:r>
+      <w:proofErr w:type="gramEnd"/>
+      <w:r>
+        <w:t xml:space="preserve"> is used to identify the enquirer. The font is 14px input, 12px label muted. The colour scheme is white input, border-secondary. It’s a split grid between first name and last name</w:t>
       </w:r>
     </w:p>
     <w:p>
@@ -5456,7 +6769,23 @@
         </w:numPr>
       </w:pPr>
       <w:r>
-        <w:t>Address, Phone, Email Info Item- This highlights the different ways of getting services from the company. Font is 12 px label bold, 10px value. Colour wscheme is #EAF3DE for the icon bg, #3B6D11 icon</w:t>
+        <w:t xml:space="preserve">Address, Phone, Email Info Item- This highlights the different ways of getting services from the company. Font is 12 px label bold, 10px value. Colour </w:t>
+      </w:r>
+      <w:proofErr w:type="spellStart"/>
+      <w:r>
+        <w:t>wscheme</w:t>
+      </w:r>
+      <w:proofErr w:type="spellEnd"/>
+      <w:r>
+        <w:t xml:space="preserve"> is #EAF3DE for the icon </w:t>
+      </w:r>
+      <w:proofErr w:type="spellStart"/>
+      <w:r>
+        <w:t>bg</w:t>
+      </w:r>
+      <w:proofErr w:type="spellEnd"/>
+      <w:r>
+        <w:t>, #3B6D11 icon</w:t>
       </w:r>
       <w:r>
         <w:t xml:space="preserve"> and this is consistent for all of them.</w:t>
@@ -5475,7 +6804,7 @@
           <w:szCs w:val="36"/>
         </w:rPr>
       </w:pPr>
-      <w:bookmarkStart w:id="6" w:name="_Toc224881788"/>
+      <w:bookmarkStart w:id="20" w:name="_Toc224905464"/>
       <w:r>
         <w:rPr>
           <w:sz w:val="36"/>
@@ -5484,7 +6813,7 @@
         <w:lastRenderedPageBreak/>
         <w:t>Privacy Policy page</w:t>
       </w:r>
-      <w:bookmarkEnd w:id="6"/>
+      <w:bookmarkEnd w:id="20"/>
     </w:p>
     <w:p>
       <w:r>
@@ -5550,7 +6879,15 @@
         </w:numPr>
       </w:pPr>
       <w:r>
-        <w:t xml:space="preserve">Logo + Nav(Privacy page)- The purpose of this is </w:t>
+        <w:t xml:space="preserve">Logo + </w:t>
+      </w:r>
+      <w:proofErr w:type="gramStart"/>
+      <w:r>
+        <w:t>Nav(</w:t>
+      </w:r>
+      <w:proofErr w:type="gramEnd"/>
+      <w:r>
+        <w:t xml:space="preserve">Privacy page)- The purpose of this is </w:t>
       </w:r>
       <w:r>
         <w:t xml:space="preserve">a </w:t>
@@ -5571,10 +6908,18 @@
         </w:numPr>
       </w:pPr>
       <w:r>
-        <w:t>Sign in button (Top right)- This is used to log in on or log on legal pages</w:t>
-      </w:r>
-      <w:r>
-        <w:t>,  the font is 12px regular. The colour scheme is a transparent background with a dark border. No basket shown means there’s no shop content.</w:t>
+        <w:t xml:space="preserve">Sign in button (Top right)- This is used to log in on or log on legal </w:t>
+      </w:r>
+      <w:proofErr w:type="gramStart"/>
+      <w:r>
+        <w:t>pages</w:t>
+      </w:r>
+      <w:r>
+        <w:t>,  the</w:t>
+      </w:r>
+      <w:proofErr w:type="gramEnd"/>
+      <w:r>
+        <w:t xml:space="preserve"> font is 12px regular. The colour scheme is a transparent background with a dark border. No basket shown means there’s no shop content.</w:t>
       </w:r>
     </w:p>
     <w:p>
@@ -5586,7 +6931,15 @@
         </w:numPr>
       </w:pPr>
       <w:r>
-        <w:t>Page Title(Privacy Policy)- This confirms the legal page context</w:t>
+        <w:t xml:space="preserve">Page </w:t>
+      </w:r>
+      <w:proofErr w:type="gramStart"/>
+      <w:r>
+        <w:t>Title(</w:t>
+      </w:r>
+      <w:proofErr w:type="gramEnd"/>
+      <w:r>
+        <w:t>Privacy Policy)- This confirms the legal page context</w:t>
       </w:r>
       <w:r>
         <w:t xml:space="preserve">. The font is 20px weight 500. The colour is the primary colour text. </w:t>
@@ -5643,7 +6996,7 @@
           <w:szCs w:val="36"/>
         </w:rPr>
       </w:pPr>
-      <w:bookmarkStart w:id="7" w:name="_Toc224881789"/>
+      <w:bookmarkStart w:id="21" w:name="_Toc224905465"/>
       <w:r>
         <w:rPr>
           <w:sz w:val="36"/>
@@ -5652,7 +7005,7 @@
         <w:lastRenderedPageBreak/>
         <w:t>Basket page</w:t>
       </w:r>
-      <w:bookmarkEnd w:id="7"/>
+      <w:bookmarkEnd w:id="21"/>
       <w:r>
         <w:rPr>
           <w:sz w:val="36"/>
@@ -5737,7 +7090,15 @@
         </w:numPr>
       </w:pPr>
       <w:r>
-        <w:t>Item Count(0 items in your cart)- This shows the live basket summary line. It updates when items are added and removed. The font is 12px regular muted. The colour is primary text colour.</w:t>
+        <w:t xml:space="preserve">Item </w:t>
+      </w:r>
+      <w:proofErr w:type="gramStart"/>
+      <w:r>
+        <w:t>Count(</w:t>
+      </w:r>
+      <w:proofErr w:type="gramEnd"/>
+      <w:r>
+        <w:t>0 items in your cart)- This shows the live basket summary line. It updates when items are added and removed. The font is 12px regular muted. The colour is primary text colour.</w:t>
       </w:r>
     </w:p>
     <w:p>
@@ -5749,7 +7110,15 @@
         </w:numPr>
       </w:pPr>
       <w:r>
-        <w:t>Basket item image- This is used to visually confirm the correct item. In the real build it will have an actual product photo. The font is 22px emoji stand in. The colour is #EAF3DE bg placeholder.</w:t>
+        <w:t xml:space="preserve">Basket item image- This is used to visually confirm the correct item. In the real build it will have an actual product photo. The font is 22px emoji stand in. The colour is #EAF3DE </w:t>
+      </w:r>
+      <w:proofErr w:type="spellStart"/>
+      <w:r>
+        <w:t>bg</w:t>
+      </w:r>
+      <w:proofErr w:type="spellEnd"/>
+      <w:r>
+        <w:t xml:space="preserve"> placeholder.</w:t>
       </w:r>
     </w:p>
     <w:p>
@@ -5820,15 +7189,24 @@
           <w:szCs w:val="36"/>
         </w:rPr>
       </w:pPr>
-      <w:bookmarkStart w:id="8" w:name="_Toc224881790"/>
+      <w:bookmarkStart w:id="22" w:name="_Toc224905466"/>
+      <w:proofErr w:type="gramStart"/>
       <w:r>
         <w:rPr>
           <w:sz w:val="36"/>
           <w:szCs w:val="36"/>
         </w:rPr>
-        <w:t>Producers page</w:t>
-      </w:r>
-      <w:bookmarkEnd w:id="8"/>
+        <w:t>Producers</w:t>
+      </w:r>
+      <w:proofErr w:type="gramEnd"/>
+      <w:r>
+        <w:rPr>
+          <w:sz w:val="36"/>
+          <w:szCs w:val="36"/>
+        </w:rPr>
+        <w:t xml:space="preserve"> page</w:t>
+      </w:r>
+      <w:bookmarkEnd w:id="22"/>
     </w:p>
     <w:p/>
     <w:p>
@@ -5894,8 +7272,8 @@
           <w:szCs w:val="40"/>
         </w:rPr>
       </w:pPr>
-      <w:bookmarkStart w:id="9" w:name="_Toc224235768"/>
-      <w:bookmarkStart w:id="10" w:name="_Toc224881791"/>
+      <w:bookmarkStart w:id="23" w:name="_Toc224235768"/>
+      <w:bookmarkStart w:id="24" w:name="_Toc224905467"/>
       <w:r>
         <w:rPr>
           <w:sz w:val="40"/>
@@ -5903,8 +7281,8 @@
         </w:rPr>
         <w:t>Algorithm Design</w:t>
       </w:r>
-      <w:bookmarkEnd w:id="9"/>
-      <w:bookmarkEnd w:id="10"/>
+      <w:bookmarkEnd w:id="23"/>
+      <w:bookmarkEnd w:id="24"/>
     </w:p>
     <w:p>
       <w:pPr>
@@ -5914,7 +7292,7 @@
           <w:szCs w:val="36"/>
         </w:rPr>
       </w:pPr>
-      <w:bookmarkStart w:id="11" w:name="_Toc224881792"/>
+      <w:bookmarkStart w:id="25" w:name="_Toc224905468"/>
       <w:r>
         <w:rPr>
           <w:sz w:val="36"/>
@@ -5922,7 +7300,7 @@
         </w:rPr>
         <w:t>Log In</w:t>
       </w:r>
-      <w:bookmarkEnd w:id="11"/>
+      <w:bookmarkEnd w:id="25"/>
     </w:p>
     <w:p/>
     <w:p>
@@ -5975,7 +7353,15 @@
     </w:p>
     <w:p>
       <w:r>
-        <w:t xml:space="preserve">The user will be prompted to input their username and passwords then the system will check if the user has made actions like clicking forgotten password, if this is the case the system will send a password reset email to the user. If the user clicks the register button the system will redirect them to the register page. If the user doesn’t click any of those the system will check if the password and username is valid, if its not the system will output an error message that the user log in info is in invalid thus sending them back to re-enter their log in info. If the user information is correct the system will log the user in and redirect them to the home page. </w:t>
+        <w:t xml:space="preserve">The user will be prompted to input their username and passwords then the system will check if the user has made actions like clicking forgotten password, if this is the case the system will send a password reset email to the user. If the user clicks the register button the system will redirect them to the register page. If the user doesn’t click any of those the system will check if the password and username is valid, if </w:t>
+      </w:r>
+      <w:proofErr w:type="spellStart"/>
+      <w:r>
+        <w:t>its</w:t>
+      </w:r>
+      <w:proofErr w:type="spellEnd"/>
+      <w:r>
+        <w:t xml:space="preserve"> not the system will output an error message that the user log in info is in invalid thus sending them back to re-enter their log in info. If the user information is correct the system will log the user in and redirect them to the home page. </w:t>
       </w:r>
     </w:p>
     <w:p/>
@@ -5988,7 +7374,7 @@
           <w:szCs w:val="36"/>
         </w:rPr>
       </w:pPr>
-      <w:bookmarkStart w:id="12" w:name="_Toc224881793"/>
+      <w:bookmarkStart w:id="26" w:name="_Toc224905469"/>
       <w:r>
         <w:rPr>
           <w:sz w:val="36"/>
@@ -5997,7 +7383,7 @@
         <w:lastRenderedPageBreak/>
         <w:t>Register</w:t>
       </w:r>
-      <w:bookmarkEnd w:id="12"/>
+      <w:bookmarkEnd w:id="26"/>
     </w:p>
     <w:p>
       <w:pPr>
@@ -6054,7 +7440,15 @@
     <w:p/>
     <w:p>
       <w:r>
-        <w:t>The user will be prompted to input their username and password and also to confirm the password. If the User interacts with the log in button, the system will redirect the user to log in page. If not then the system will check if the user inputs were valid. If the inputs were not valid the system outputs an error message informing the user that the input is invalid and prompts them to re-enter their log in details. If the inputs were valid then the system registers the user and adds them to the database.</w:t>
+        <w:t xml:space="preserve">The user will be prompted to input their username and password and also to confirm the password. If the User interacts with the log in button, the system will redirect the user to log in page. If </w:t>
+      </w:r>
+      <w:proofErr w:type="gramStart"/>
+      <w:r>
+        <w:t>not</w:t>
+      </w:r>
+      <w:proofErr w:type="gramEnd"/>
+      <w:r>
+        <w:t xml:space="preserve"> then the system will check if the user inputs were valid. If the inputs were not valid the system outputs an error message informing the user that the input is invalid and prompts them to re-enter their log in details. If the inputs were valid then the system registers the user and adds them to the database.</w:t>
       </w:r>
       <w:r>
         <w:t xml:space="preserve"> </w:t>
@@ -6088,7 +7482,7 @@
           <w:szCs w:val="36"/>
         </w:rPr>
       </w:pPr>
-      <w:bookmarkStart w:id="13" w:name="_Toc224881794"/>
+      <w:bookmarkStart w:id="27" w:name="_Toc224905470"/>
       <w:r>
         <w:rPr>
           <w:sz w:val="36"/>
@@ -6097,7 +7491,7 @@
         <w:lastRenderedPageBreak/>
         <w:t>Filter Products</w:t>
       </w:r>
-      <w:bookmarkEnd w:id="13"/>
+      <w:bookmarkEnd w:id="27"/>
       <w:r>
         <w:rPr>
           <w:sz w:val="36"/>
@@ -6210,8 +7604,8 @@
           <w:szCs w:val="36"/>
         </w:rPr>
       </w:pPr>
-      <w:bookmarkStart w:id="14" w:name="_Toc224235773"/>
-      <w:bookmarkStart w:id="15" w:name="_Toc224881795"/>
+      <w:bookmarkStart w:id="28" w:name="_Toc224235773"/>
+      <w:bookmarkStart w:id="29" w:name="_Toc224905471"/>
       <w:r>
         <w:rPr>
           <w:sz w:val="36"/>
@@ -6220,8 +7614,8 @@
         <w:lastRenderedPageBreak/>
         <w:t>Add a product to basket</w:t>
       </w:r>
-      <w:bookmarkEnd w:id="14"/>
-      <w:bookmarkEnd w:id="15"/>
+      <w:bookmarkEnd w:id="28"/>
+      <w:bookmarkEnd w:id="29"/>
     </w:p>
     <w:p>
       <w:r>
@@ -6267,19 +7661,67 @@
     </w:p>
     <w:p>
       <w:r>
-        <w:t>The User clicks the “Add” button then system gets the userId from the database. If the userid is empty then the user is redirected to the log in page. The user is then prompted to input the ProductId and the quantity of product. If the quantity is less than 1 the system outputs an error message and the user returns to the Products page. If the quantity is not less than 1, the system gets the user basket using the userId from the database and Adds the item to the basket. The system then saves the item in the database then returns to the product page.</w:t>
+        <w:t xml:space="preserve">The User clicks the “Add” button then system gets the </w:t>
+      </w:r>
+      <w:proofErr w:type="spellStart"/>
+      <w:r>
+        <w:t>userId</w:t>
+      </w:r>
+      <w:proofErr w:type="spellEnd"/>
+      <w:r>
+        <w:t xml:space="preserve"> from the database. If the </w:t>
+      </w:r>
+      <w:proofErr w:type="spellStart"/>
+      <w:r>
+        <w:t>userid</w:t>
+      </w:r>
+      <w:proofErr w:type="spellEnd"/>
+      <w:r>
+        <w:t xml:space="preserve"> is empty then the user is redirected to the log in page. The user is then prompted to input the </w:t>
+      </w:r>
+      <w:proofErr w:type="spellStart"/>
+      <w:r>
+        <w:t>ProductId</w:t>
+      </w:r>
+      <w:proofErr w:type="spellEnd"/>
+      <w:r>
+        <w:t xml:space="preserve"> and the quantity of product. If the quantity is less than 1 the system outputs an error message and the user </w:t>
+      </w:r>
+      <w:proofErr w:type="gramStart"/>
+      <w:r>
+        <w:t>returns</w:t>
+      </w:r>
+      <w:proofErr w:type="gramEnd"/>
+      <w:r>
+        <w:t xml:space="preserve"> to the Products page. If the quantity is not less than 1, the system gets the user basket using the </w:t>
+      </w:r>
+      <w:proofErr w:type="spellStart"/>
+      <w:r>
+        <w:t>userId</w:t>
+      </w:r>
+      <w:proofErr w:type="spellEnd"/>
+      <w:r>
+        <w:t xml:space="preserve"> from the database and </w:t>
+      </w:r>
+      <w:proofErr w:type="gramStart"/>
+      <w:r>
+        <w:t>Adds</w:t>
+      </w:r>
+      <w:proofErr w:type="gramEnd"/>
+      <w:r>
+        <w:t xml:space="preserve"> the item to the basket. The system then saves the item in the database then returns to the product page.</w:t>
       </w:r>
     </w:p>
     <w:p>
       <w:pPr>
         <w:pStyle w:val="Heading2"/>
       </w:pPr>
-      <w:bookmarkStart w:id="16" w:name="_Toc224881796"/>
+      <w:bookmarkStart w:id="30" w:name="_Toc224905472"/>
       <w:r>
         <w:lastRenderedPageBreak/>
         <w:t>Edit Availability as Producer</w:t>
       </w:r>
-      <w:bookmarkEnd w:id="16"/>
+      <w:bookmarkEnd w:id="30"/>
     </w:p>
     <w:p>
       <w:pPr>
@@ -6333,7 +7775,23 @@
     </w:p>
     <w:p>
       <w:r>
-        <w:t>When the user clicks the “Edit Product Availability button” the system retrieves the User role of the user. If the user is not a producer then the system outputs a message of denied access. If the user role is a producer then the user is prompted to input productid and availability. The product is then updated to database (POST). The system saves the changes then returns the user to the products page.</w:t>
+        <w:t xml:space="preserve">When the user clicks the “Edit Product Availability button” the system retrieves the User role of the user. If the user is not a </w:t>
+      </w:r>
+      <w:proofErr w:type="gramStart"/>
+      <w:r>
+        <w:t>producer</w:t>
+      </w:r>
+      <w:proofErr w:type="gramEnd"/>
+      <w:r>
+        <w:t xml:space="preserve"> then the system outputs a message of denied access. If the user role is a </w:t>
+      </w:r>
+      <w:proofErr w:type="gramStart"/>
+      <w:r>
+        <w:t>producer</w:t>
+      </w:r>
+      <w:proofErr w:type="gramEnd"/>
+      <w:r>
+        <w:t xml:space="preserve"> then the user is prompted to input productid and availability. The product is then updated to database (POST). The system saves the changes then returns the user to the products page.</w:t>
       </w:r>
     </w:p>
     <w:p>
@@ -6436,25 +7894,25 @@
       <w:pPr>
         <w:pStyle w:val="Heading1"/>
       </w:pPr>
-      <w:bookmarkStart w:id="17" w:name="_Toc224235752"/>
-      <w:bookmarkStart w:id="18" w:name="_Toc224881797"/>
+      <w:bookmarkStart w:id="31" w:name="_Toc224235752"/>
+      <w:bookmarkStart w:id="32" w:name="_Toc224905473"/>
       <w:r>
         <w:t>Database</w:t>
       </w:r>
-      <w:bookmarkEnd w:id="17"/>
-      <w:bookmarkEnd w:id="18"/>
+      <w:bookmarkEnd w:id="31"/>
+      <w:bookmarkEnd w:id="32"/>
     </w:p>
     <w:p>
       <w:pPr>
         <w:pStyle w:val="Heading2"/>
       </w:pPr>
-      <w:bookmarkStart w:id="19" w:name="_Toc224235753"/>
-      <w:bookmarkStart w:id="20" w:name="_Toc224881798"/>
+      <w:bookmarkStart w:id="33" w:name="_Toc224235753"/>
+      <w:bookmarkStart w:id="34" w:name="_Toc224905474"/>
       <w:r>
         <w:t>Entity Relationship Diagram</w:t>
       </w:r>
-      <w:bookmarkEnd w:id="19"/>
-      <w:bookmarkEnd w:id="20"/>
+      <w:bookmarkEnd w:id="33"/>
+      <w:bookmarkEnd w:id="34"/>
     </w:p>
     <w:p>
       <w:pPr>
@@ -6532,28 +7990,28 @@
       <w:pPr>
         <w:pStyle w:val="Heading2"/>
       </w:pPr>
-      <w:bookmarkStart w:id="21" w:name="_Toc224235754"/>
-      <w:bookmarkStart w:id="22" w:name="_Toc224881799"/>
+      <w:bookmarkStart w:id="35" w:name="_Toc224235754"/>
+      <w:bookmarkStart w:id="36" w:name="_Toc224905475"/>
       <w:r>
         <w:t>Data Dictionaries</w:t>
       </w:r>
-      <w:bookmarkEnd w:id="21"/>
-      <w:bookmarkEnd w:id="22"/>
+      <w:bookmarkEnd w:id="35"/>
+      <w:bookmarkEnd w:id="36"/>
     </w:p>
     <w:p>
       <w:pPr>
         <w:pStyle w:val="Heading3"/>
       </w:pPr>
-      <w:bookmarkStart w:id="23" w:name="_Toc224235755"/>
-      <w:bookmarkStart w:id="24" w:name="_Toc224881800"/>
+      <w:bookmarkStart w:id="37" w:name="_Toc224235755"/>
+      <w:bookmarkStart w:id="38" w:name="_Toc224905476"/>
       <w:r>
         <w:t>A</w:t>
       </w:r>
-      <w:bookmarkEnd w:id="23"/>
+      <w:bookmarkEnd w:id="37"/>
       <w:r>
         <w:t>SPNETUSERS</w:t>
       </w:r>
-      <w:bookmarkEnd w:id="24"/>
+      <w:bookmarkEnd w:id="38"/>
     </w:p>
     <w:tbl>
       <w:tblPr>
@@ -6607,6 +8065,7 @@
                 <w:szCs w:val="28"/>
               </w:rPr>
             </w:pPr>
+            <w:proofErr w:type="spellStart"/>
             <w:r>
               <w:rPr>
                 <w:b/>
@@ -6616,6 +8075,7 @@
               </w:rPr>
               <w:t>DataType</w:t>
             </w:r>
+            <w:proofErr w:type="spellEnd"/>
           </w:p>
         </w:tc>
         <w:tc>
@@ -6842,6 +8302,7 @@
                 <w:szCs w:val="28"/>
               </w:rPr>
             </w:pPr>
+            <w:proofErr w:type="spellStart"/>
             <w:r>
               <w:rPr>
                 <w:sz w:val="28"/>
@@ -6849,6 +8310,7 @@
               </w:rPr>
               <w:t>UserName</w:t>
             </w:r>
+            <w:proofErr w:type="spellEnd"/>
           </w:p>
         </w:tc>
         <w:tc>
@@ -6950,6 +8412,7 @@
                 <w:szCs w:val="28"/>
               </w:rPr>
             </w:pPr>
+            <w:proofErr w:type="spellStart"/>
             <w:r>
               <w:rPr>
                 <w:sz w:val="28"/>
@@ -6957,6 +8420,7 @@
               </w:rPr>
               <w:t>NormalisedUserName</w:t>
             </w:r>
+            <w:proofErr w:type="spellEnd"/>
           </w:p>
         </w:tc>
         <w:tc>
@@ -7136,7 +8600,23 @@
                 <w:sz w:val="28"/>
                 <w:szCs w:val="28"/>
               </w:rPr>
-              <w:t xml:space="preserve">Must include a valid email structure, must have  “@” symbol, must have </w:t>
+              <w:t xml:space="preserve">Must include a valid email structure, must </w:t>
+            </w:r>
+            <w:proofErr w:type="gramStart"/>
+            <w:r>
+              <w:rPr>
+                <w:sz w:val="28"/>
+                <w:szCs w:val="28"/>
+              </w:rPr>
+              <w:t>have  “</w:t>
+            </w:r>
+            <w:proofErr w:type="gramEnd"/>
+            <w:r>
+              <w:rPr>
+                <w:sz w:val="28"/>
+                <w:szCs w:val="28"/>
+              </w:rPr>
+              <w:t xml:space="preserve">@” symbol, must have </w:t>
             </w:r>
             <w:r>
               <w:rPr>
@@ -7290,12 +8770,21 @@
                 <w:szCs w:val="28"/>
               </w:rPr>
             </w:pPr>
-            <w:r>
-              <w:rPr>
-                <w:sz w:val="28"/>
-                <w:szCs w:val="28"/>
-              </w:rPr>
-              <w:t xml:space="preserve">EmailConfirmed </w:t>
+            <w:proofErr w:type="spellStart"/>
+            <w:r>
+              <w:rPr>
+                <w:sz w:val="28"/>
+                <w:szCs w:val="28"/>
+              </w:rPr>
+              <w:t>EmailConfirmed</w:t>
+            </w:r>
+            <w:proofErr w:type="spellEnd"/>
+            <w:r>
+              <w:rPr>
+                <w:sz w:val="28"/>
+                <w:szCs w:val="28"/>
+              </w:rPr>
+              <w:t xml:space="preserve"> </w:t>
             </w:r>
           </w:p>
         </w:tc>
@@ -7405,6 +8894,7 @@
                 <w:szCs w:val="28"/>
               </w:rPr>
             </w:pPr>
+            <w:proofErr w:type="spellStart"/>
             <w:r>
               <w:rPr>
                 <w:sz w:val="28"/>
@@ -7412,6 +8902,7 @@
               </w:rPr>
               <w:t>PasswordHash</w:t>
             </w:r>
+            <w:proofErr w:type="spellEnd"/>
           </w:p>
         </w:tc>
         <w:tc>
@@ -7513,6 +9004,7 @@
                 <w:szCs w:val="28"/>
               </w:rPr>
             </w:pPr>
+            <w:proofErr w:type="spellStart"/>
             <w:r>
               <w:rPr>
                 <w:sz w:val="28"/>
@@ -7520,6 +9012,7 @@
               </w:rPr>
               <w:t>SecurityStamp</w:t>
             </w:r>
+            <w:proofErr w:type="spellEnd"/>
           </w:p>
         </w:tc>
         <w:tc>
@@ -7614,6 +9107,7 @@
                 <w:szCs w:val="28"/>
               </w:rPr>
             </w:pPr>
+            <w:proofErr w:type="spellStart"/>
             <w:r>
               <w:rPr>
                 <w:sz w:val="28"/>
@@ -7621,6 +9115,7 @@
               </w:rPr>
               <w:t>ConcurrencyStamp</w:t>
             </w:r>
+            <w:proofErr w:type="spellEnd"/>
           </w:p>
         </w:tc>
         <w:tc>
@@ -7715,6 +9210,7 @@
                 <w:szCs w:val="28"/>
               </w:rPr>
             </w:pPr>
+            <w:proofErr w:type="spellStart"/>
             <w:r>
               <w:rPr>
                 <w:sz w:val="28"/>
@@ -7722,6 +9218,7 @@
               </w:rPr>
               <w:t>PhoneNumber</w:t>
             </w:r>
+            <w:proofErr w:type="spellEnd"/>
           </w:p>
         </w:tc>
         <w:tc>
@@ -7816,6 +9313,7 @@
                 <w:szCs w:val="28"/>
               </w:rPr>
             </w:pPr>
+            <w:proofErr w:type="spellStart"/>
             <w:r>
               <w:rPr>
                 <w:sz w:val="28"/>
@@ -7823,6 +9321,7 @@
               </w:rPr>
               <w:t>PhoneNumberConfirmedTwoFactorEnabled</w:t>
             </w:r>
+            <w:proofErr w:type="spellEnd"/>
           </w:p>
         </w:tc>
         <w:tc>
@@ -7917,6 +9416,7 @@
                 <w:szCs w:val="28"/>
               </w:rPr>
             </w:pPr>
+            <w:proofErr w:type="spellStart"/>
             <w:r>
               <w:rPr>
                 <w:sz w:val="28"/>
@@ -7924,6 +9424,7 @@
               </w:rPr>
               <w:t>LockoutEnd</w:t>
             </w:r>
+            <w:proofErr w:type="spellEnd"/>
           </w:p>
         </w:tc>
         <w:tc>
@@ -8018,6 +9519,7 @@
                 <w:szCs w:val="28"/>
               </w:rPr>
             </w:pPr>
+            <w:proofErr w:type="spellStart"/>
             <w:r>
               <w:rPr>
                 <w:sz w:val="28"/>
@@ -8025,6 +9527,7 @@
               </w:rPr>
               <w:t>LockOutEnabled</w:t>
             </w:r>
+            <w:proofErr w:type="spellEnd"/>
           </w:p>
         </w:tc>
         <w:tc>
@@ -8119,6 +9622,7 @@
                 <w:szCs w:val="28"/>
               </w:rPr>
             </w:pPr>
+            <w:proofErr w:type="spellStart"/>
             <w:r>
               <w:rPr>
                 <w:sz w:val="28"/>
@@ -8126,6 +9630,7 @@
               </w:rPr>
               <w:t>AccessFailedCount</w:t>
             </w:r>
+            <w:proofErr w:type="spellEnd"/>
           </w:p>
         </w:tc>
         <w:tc>
@@ -8221,11 +9726,11 @@
       <w:pPr>
         <w:pStyle w:val="Heading3"/>
       </w:pPr>
-      <w:bookmarkStart w:id="25" w:name="_Toc224881801"/>
+      <w:bookmarkStart w:id="39" w:name="_Toc224905477"/>
       <w:r>
         <w:t>ASPNETROLES</w:t>
       </w:r>
-      <w:bookmarkEnd w:id="25"/>
+      <w:bookmarkEnd w:id="39"/>
     </w:p>
     <w:p>
       <w:pPr>
@@ -8630,6 +10135,7 @@
                 <w:szCs w:val="28"/>
               </w:rPr>
             </w:pPr>
+            <w:proofErr w:type="spellStart"/>
             <w:r>
               <w:rPr>
                 <w:sz w:val="28"/>
@@ -8637,6 +10143,7 @@
               </w:rPr>
               <w:t>NormalizedName</w:t>
             </w:r>
+            <w:proofErr w:type="spellEnd"/>
           </w:p>
         </w:tc>
         <w:tc>
@@ -8738,6 +10245,7 @@
                 <w:szCs w:val="28"/>
               </w:rPr>
             </w:pPr>
+            <w:proofErr w:type="spellStart"/>
             <w:r>
               <w:rPr>
                 <w:sz w:val="28"/>
@@ -8745,6 +10253,7 @@
               </w:rPr>
               <w:t>ConcurrencyStamp</w:t>
             </w:r>
+            <w:proofErr w:type="spellEnd"/>
           </w:p>
         </w:tc>
         <w:tc>
@@ -8847,14 +10356,14 @@
       <w:pPr>
         <w:pStyle w:val="Heading3"/>
       </w:pPr>
-      <w:bookmarkStart w:id="26" w:name="_Toc224881802"/>
+      <w:bookmarkStart w:id="40" w:name="_Toc224905478"/>
       <w:r>
         <w:t>ASPNETU</w:t>
       </w:r>
       <w:r>
         <w:t>SERROLES</w:t>
       </w:r>
-      <w:bookmarkEnd w:id="26"/>
+      <w:bookmarkEnd w:id="40"/>
     </w:p>
     <w:tbl>
       <w:tblPr>
@@ -9136,6 +10645,7 @@
                 <w:szCs w:val="28"/>
               </w:rPr>
             </w:pPr>
+            <w:proofErr w:type="spellStart"/>
             <w:r>
               <w:rPr>
                 <w:sz w:val="28"/>
@@ -9143,6 +10653,7 @@
               </w:rPr>
               <w:t>UserId</w:t>
             </w:r>
+            <w:proofErr w:type="spellEnd"/>
           </w:p>
         </w:tc>
         <w:tc>
@@ -9251,6 +10762,7 @@
                 <w:szCs w:val="28"/>
               </w:rPr>
             </w:pPr>
+            <w:proofErr w:type="spellStart"/>
             <w:r>
               <w:rPr>
                 <w:sz w:val="28"/>
@@ -9258,6 +10770,7 @@
               </w:rPr>
               <w:t>RoleId</w:t>
             </w:r>
+            <w:proofErr w:type="spellEnd"/>
           </w:p>
         </w:tc>
         <w:tc>
@@ -9311,6 +10824,7 @@
                 <w:szCs w:val="28"/>
               </w:rPr>
             </w:pPr>
+            <w:proofErr w:type="spellStart"/>
             <w:r>
               <w:rPr>
                 <w:sz w:val="28"/>
@@ -9318,6 +10832,7 @@
               </w:rPr>
               <w:t>RolesId</w:t>
             </w:r>
+            <w:proofErr w:type="spellEnd"/>
           </w:p>
         </w:tc>
         <w:tc>
@@ -9367,11 +10882,11 @@
       <w:pPr>
         <w:pStyle w:val="Heading3"/>
       </w:pPr>
-      <w:bookmarkStart w:id="27" w:name="_Toc224881803"/>
+      <w:bookmarkStart w:id="41" w:name="_Toc224905479"/>
       <w:r>
         <w:t>ASPNETROLECLAIMS</w:t>
       </w:r>
-      <w:bookmarkEnd w:id="27"/>
+      <w:bookmarkEnd w:id="41"/>
     </w:p>
     <w:tbl>
       <w:tblPr>
@@ -9653,6 +11168,7 @@
                 <w:szCs w:val="28"/>
               </w:rPr>
             </w:pPr>
+            <w:proofErr w:type="spellStart"/>
             <w:r>
               <w:rPr>
                 <w:sz w:val="28"/>
@@ -9660,6 +11176,7 @@
               </w:rPr>
               <w:t>RoleId</w:t>
             </w:r>
+            <w:proofErr w:type="spellEnd"/>
           </w:p>
         </w:tc>
         <w:tc>
@@ -9713,6 +11230,7 @@
                 <w:szCs w:val="28"/>
               </w:rPr>
             </w:pPr>
+            <w:proofErr w:type="spellStart"/>
             <w:r>
               <w:rPr>
                 <w:sz w:val="28"/>
@@ -9727,6 +11245,7 @@
               </w:rPr>
               <w:t>Id</w:t>
             </w:r>
+            <w:proofErr w:type="spellEnd"/>
           </w:p>
         </w:tc>
         <w:tc>
@@ -9775,6 +11294,7 @@
                 <w:szCs w:val="28"/>
               </w:rPr>
             </w:pPr>
+            <w:proofErr w:type="spellStart"/>
             <w:r>
               <w:rPr>
                 <w:sz w:val="28"/>
@@ -9782,6 +11302,7 @@
               </w:rPr>
               <w:t>ClaimType</w:t>
             </w:r>
+            <w:proofErr w:type="spellEnd"/>
           </w:p>
         </w:tc>
         <w:tc>
@@ -9883,6 +11404,7 @@
                 <w:szCs w:val="28"/>
               </w:rPr>
             </w:pPr>
+            <w:proofErr w:type="spellStart"/>
             <w:r>
               <w:rPr>
                 <w:sz w:val="28"/>
@@ -9890,6 +11412,7 @@
               </w:rPr>
               <w:t>ClaimValue</w:t>
             </w:r>
+            <w:proofErr w:type="spellEnd"/>
           </w:p>
         </w:tc>
         <w:tc>
@@ -9992,11 +11515,11 @@
       <w:pPr>
         <w:pStyle w:val="Heading3"/>
       </w:pPr>
-      <w:bookmarkStart w:id="28" w:name="_Toc224881804"/>
+      <w:bookmarkStart w:id="42" w:name="_Toc224905480"/>
       <w:r>
         <w:t>ASPNETUSERCLAIMS</w:t>
       </w:r>
-      <w:bookmarkEnd w:id="28"/>
+      <w:bookmarkEnd w:id="42"/>
     </w:p>
     <w:tbl>
       <w:tblPr>
@@ -10278,6 +11801,7 @@
                 <w:szCs w:val="28"/>
               </w:rPr>
             </w:pPr>
+            <w:proofErr w:type="spellStart"/>
             <w:r>
               <w:rPr>
                 <w:sz w:val="28"/>
@@ -10285,6 +11809,7 @@
               </w:rPr>
               <w:t>RoleId</w:t>
             </w:r>
+            <w:proofErr w:type="spellEnd"/>
           </w:p>
         </w:tc>
         <w:tc>
@@ -10338,6 +11863,7 @@
                 <w:szCs w:val="28"/>
               </w:rPr>
             </w:pPr>
+            <w:proofErr w:type="spellStart"/>
             <w:r>
               <w:rPr>
                 <w:sz w:val="28"/>
@@ -10345,6 +11871,7 @@
               </w:rPr>
               <w:t>RoleId</w:t>
             </w:r>
+            <w:proofErr w:type="spellEnd"/>
           </w:p>
         </w:tc>
         <w:tc>
@@ -10393,6 +11920,7 @@
                 <w:szCs w:val="28"/>
               </w:rPr>
             </w:pPr>
+            <w:proofErr w:type="spellStart"/>
             <w:r>
               <w:rPr>
                 <w:sz w:val="28"/>
@@ -10400,6 +11928,7 @@
               </w:rPr>
               <w:t>ClaimType</w:t>
             </w:r>
+            <w:proofErr w:type="spellEnd"/>
           </w:p>
         </w:tc>
         <w:tc>
@@ -10508,6 +12037,7 @@
                 <w:szCs w:val="28"/>
               </w:rPr>
             </w:pPr>
+            <w:proofErr w:type="spellStart"/>
             <w:r>
               <w:rPr>
                 <w:sz w:val="28"/>
@@ -10515,6 +12045,7 @@
               </w:rPr>
               <w:t>ClaimVaue</w:t>
             </w:r>
+            <w:proofErr w:type="spellEnd"/>
           </w:p>
         </w:tc>
         <w:tc>
@@ -10617,11 +12148,11 @@
       <w:pPr>
         <w:pStyle w:val="Heading3"/>
       </w:pPr>
-      <w:bookmarkStart w:id="29" w:name="_Toc224881805"/>
+      <w:bookmarkStart w:id="43" w:name="_Toc224905481"/>
       <w:r>
         <w:t>ASPNETUSERLOGINS</w:t>
       </w:r>
-      <w:bookmarkEnd w:id="29"/>
+      <w:bookmarkEnd w:id="43"/>
     </w:p>
     <w:tbl>
       <w:tblPr>
@@ -11005,6 +12536,7 @@
                 <w:szCs w:val="28"/>
               </w:rPr>
             </w:pPr>
+            <w:proofErr w:type="spellStart"/>
             <w:r>
               <w:rPr>
                 <w:sz w:val="28"/>
@@ -11012,6 +12544,7 @@
               </w:rPr>
               <w:t>ProviderKey</w:t>
             </w:r>
+            <w:proofErr w:type="spellEnd"/>
           </w:p>
         </w:tc>
         <w:tc>
@@ -11159,6 +12692,7 @@
                 <w:szCs w:val="28"/>
               </w:rPr>
             </w:pPr>
+            <w:proofErr w:type="spellStart"/>
             <w:r>
               <w:rPr>
                 <w:sz w:val="28"/>
@@ -11166,6 +12700,7 @@
               </w:rPr>
               <w:t>ProviderDisplayName</w:t>
             </w:r>
+            <w:proofErr w:type="spellEnd"/>
           </w:p>
         </w:tc>
         <w:tc>
@@ -11313,6 +12848,7 @@
                 <w:szCs w:val="28"/>
               </w:rPr>
             </w:pPr>
+            <w:proofErr w:type="spellStart"/>
             <w:r>
               <w:rPr>
                 <w:sz w:val="28"/>
@@ -11320,6 +12856,7 @@
               </w:rPr>
               <w:t>UserId</w:t>
             </w:r>
+            <w:proofErr w:type="spellEnd"/>
           </w:p>
         </w:tc>
         <w:tc>
@@ -11468,12 +13005,12 @@
       <w:pPr>
         <w:pStyle w:val="Heading3"/>
       </w:pPr>
-      <w:bookmarkStart w:id="30" w:name="_Toc224881806"/>
+      <w:bookmarkStart w:id="44" w:name="_Toc224905482"/>
       <w:r>
         <w:lastRenderedPageBreak/>
         <w:t>ASPNETUSERTOKENS</w:t>
       </w:r>
-      <w:bookmarkEnd w:id="30"/>
+      <w:bookmarkEnd w:id="44"/>
     </w:p>
     <w:tbl>
       <w:tblPr>
@@ -11703,6 +13240,7 @@
                 <w:szCs w:val="28"/>
               </w:rPr>
             </w:pPr>
+            <w:proofErr w:type="spellStart"/>
             <w:r>
               <w:rPr>
                 <w:sz w:val="28"/>
@@ -11710,6 +13248,7 @@
               </w:rPr>
               <w:t>UserId</w:t>
             </w:r>
+            <w:proofErr w:type="spellEnd"/>
           </w:p>
         </w:tc>
         <w:tc>
@@ -12336,11 +13875,11 @@
       <w:pPr>
         <w:pStyle w:val="Heading3"/>
       </w:pPr>
-      <w:bookmarkStart w:id="31" w:name="_Toc224881807"/>
+      <w:bookmarkStart w:id="45" w:name="_Toc224905483"/>
       <w:r>
         <w:t>PRODUCTS</w:t>
       </w:r>
-      <w:bookmarkEnd w:id="31"/>
+      <w:bookmarkEnd w:id="45"/>
     </w:p>
     <w:tbl>
       <w:tblPr>
@@ -12514,6 +14053,7 @@
                 <w:szCs w:val="28"/>
               </w:rPr>
             </w:pPr>
+            <w:proofErr w:type="spellStart"/>
             <w:r>
               <w:rPr>
                 <w:sz w:val="28"/>
@@ -12521,6 +14061,7 @@
               </w:rPr>
               <w:t>ProductsId</w:t>
             </w:r>
+            <w:proofErr w:type="spellEnd"/>
           </w:p>
         </w:tc>
         <w:tc>
@@ -12622,6 +14163,7 @@
                 <w:szCs w:val="28"/>
               </w:rPr>
             </w:pPr>
+            <w:proofErr w:type="spellStart"/>
             <w:r>
               <w:rPr>
                 <w:sz w:val="28"/>
@@ -12629,6 +14171,7 @@
               </w:rPr>
               <w:t>ProducersId</w:t>
             </w:r>
+            <w:proofErr w:type="spellEnd"/>
           </w:p>
         </w:tc>
         <w:tc>
@@ -13179,6 +14722,7 @@
                 <w:szCs w:val="28"/>
               </w:rPr>
             </w:pPr>
+            <w:proofErr w:type="spellStart"/>
             <w:r>
               <w:rPr>
                 <w:sz w:val="28"/>
@@ -13186,6 +14730,7 @@
               </w:rPr>
               <w:t>CreatedAt</w:t>
             </w:r>
+            <w:proofErr w:type="spellEnd"/>
           </w:p>
         </w:tc>
         <w:tc>
@@ -13287,6 +14832,7 @@
                 <w:szCs w:val="28"/>
               </w:rPr>
             </w:pPr>
+            <w:proofErr w:type="spellStart"/>
             <w:r>
               <w:rPr>
                 <w:sz w:val="28"/>
@@ -13294,6 +14840,7 @@
               </w:rPr>
               <w:t>UpdatedAt</w:t>
             </w:r>
+            <w:proofErr w:type="spellEnd"/>
           </w:p>
         </w:tc>
         <w:tc>
@@ -13395,6 +14942,7 @@
                 <w:szCs w:val="28"/>
               </w:rPr>
             </w:pPr>
+            <w:proofErr w:type="spellStart"/>
             <w:r>
               <w:rPr>
                 <w:sz w:val="28"/>
@@ -13402,6 +14950,7 @@
               </w:rPr>
               <w:t>IsAvailable</w:t>
             </w:r>
+            <w:proofErr w:type="spellEnd"/>
           </w:p>
         </w:tc>
         <w:tc>
@@ -13503,6 +15052,7 @@
                 <w:szCs w:val="28"/>
               </w:rPr>
             </w:pPr>
+            <w:proofErr w:type="spellStart"/>
             <w:r>
               <w:rPr>
                 <w:sz w:val="28"/>
@@ -13510,6 +15060,7 @@
               </w:rPr>
               <w:t>AllegenInformation</w:t>
             </w:r>
+            <w:proofErr w:type="spellEnd"/>
           </w:p>
         </w:tc>
         <w:tc>
@@ -13611,6 +15162,7 @@
                 <w:szCs w:val="28"/>
               </w:rPr>
             </w:pPr>
+            <w:proofErr w:type="spellStart"/>
             <w:r>
               <w:rPr>
                 <w:sz w:val="28"/>
@@ -13618,6 +15170,7 @@
               </w:rPr>
               <w:t>FarmingMethod</w:t>
             </w:r>
+            <w:proofErr w:type="spellEnd"/>
           </w:p>
         </w:tc>
         <w:tc>
@@ -13719,6 +15272,7 @@
                 <w:szCs w:val="28"/>
               </w:rPr>
             </w:pPr>
+            <w:proofErr w:type="spellStart"/>
             <w:r>
               <w:rPr>
                 <w:sz w:val="28"/>
@@ -13726,6 +15280,7 @@
               </w:rPr>
               <w:t>ImageUrl</w:t>
             </w:r>
+            <w:proofErr w:type="spellEnd"/>
           </w:p>
         </w:tc>
         <w:tc>
@@ -13792,12 +15347,37 @@
                 <w:szCs w:val="28"/>
               </w:rPr>
             </w:pPr>
-            <w:r>
-              <w:rPr>
-                <w:sz w:val="28"/>
-                <w:szCs w:val="28"/>
-              </w:rPr>
-              <w:t>Url must link to a vaid image</w:t>
+            <w:proofErr w:type="spellStart"/>
+            <w:r>
+              <w:rPr>
+                <w:sz w:val="28"/>
+                <w:szCs w:val="28"/>
+              </w:rPr>
+              <w:t>Url</w:t>
+            </w:r>
+            <w:proofErr w:type="spellEnd"/>
+            <w:r>
+              <w:rPr>
+                <w:sz w:val="28"/>
+                <w:szCs w:val="28"/>
+              </w:rPr>
+              <w:t xml:space="preserve"> must link to a </w:t>
+            </w:r>
+            <w:proofErr w:type="spellStart"/>
+            <w:r>
+              <w:rPr>
+                <w:sz w:val="28"/>
+                <w:szCs w:val="28"/>
+              </w:rPr>
+              <w:t>vaid</w:t>
+            </w:r>
+            <w:proofErr w:type="spellEnd"/>
+            <w:r>
+              <w:rPr>
+                <w:sz w:val="28"/>
+                <w:szCs w:val="28"/>
+              </w:rPr>
+              <w:t xml:space="preserve"> image</w:t>
             </w:r>
           </w:p>
         </w:tc>
@@ -13835,11 +15415,11 @@
       <w:pPr>
         <w:pStyle w:val="Heading3"/>
       </w:pPr>
-      <w:bookmarkStart w:id="32" w:name="_Toc224881808"/>
+      <w:bookmarkStart w:id="46" w:name="_Toc224905484"/>
       <w:r>
         <w:t>ORDERS</w:t>
       </w:r>
-      <w:bookmarkEnd w:id="32"/>
+      <w:bookmarkEnd w:id="46"/>
     </w:p>
     <w:tbl>
       <w:tblPr>
@@ -14013,6 +15593,7 @@
                 <w:szCs w:val="28"/>
               </w:rPr>
             </w:pPr>
+            <w:proofErr w:type="spellStart"/>
             <w:r>
               <w:rPr>
                 <w:sz w:val="28"/>
@@ -14027,6 +15608,7 @@
               </w:rPr>
               <w:t>Id</w:t>
             </w:r>
+            <w:proofErr w:type="spellEnd"/>
           </w:p>
         </w:tc>
         <w:tc>
@@ -14128,6 +15710,7 @@
                 <w:szCs w:val="28"/>
               </w:rPr>
             </w:pPr>
+            <w:proofErr w:type="spellStart"/>
             <w:r>
               <w:rPr>
                 <w:sz w:val="28"/>
@@ -14135,6 +15718,7 @@
               </w:rPr>
               <w:t>DiscountId</w:t>
             </w:r>
+            <w:proofErr w:type="spellEnd"/>
           </w:p>
         </w:tc>
         <w:tc>
@@ -14188,6 +15772,7 @@
                 <w:szCs w:val="28"/>
               </w:rPr>
             </w:pPr>
+            <w:proofErr w:type="spellStart"/>
             <w:r>
               <w:rPr>
                 <w:sz w:val="28"/>
@@ -14195,6 +15780,7 @@
               </w:rPr>
               <w:t>DiscountId</w:t>
             </w:r>
+            <w:proofErr w:type="spellEnd"/>
           </w:p>
         </w:tc>
         <w:tc>
@@ -14243,6 +15829,7 @@
                 <w:szCs w:val="28"/>
               </w:rPr>
             </w:pPr>
+            <w:proofErr w:type="spellStart"/>
             <w:r>
               <w:rPr>
                 <w:sz w:val="28"/>
@@ -14250,6 +15837,7 @@
               </w:rPr>
               <w:t>UserId</w:t>
             </w:r>
+            <w:proofErr w:type="spellEnd"/>
           </w:p>
         </w:tc>
         <w:tc>
@@ -14303,6 +15891,7 @@
                 <w:szCs w:val="28"/>
               </w:rPr>
             </w:pPr>
+            <w:proofErr w:type="spellStart"/>
             <w:r>
               <w:rPr>
                 <w:sz w:val="28"/>
@@ -14310,6 +15899,7 @@
               </w:rPr>
               <w:t>UserId</w:t>
             </w:r>
+            <w:proofErr w:type="spellEnd"/>
           </w:p>
         </w:tc>
         <w:tc>
@@ -14358,6 +15948,7 @@
                 <w:szCs w:val="28"/>
               </w:rPr>
             </w:pPr>
+            <w:proofErr w:type="spellStart"/>
             <w:r>
               <w:rPr>
                 <w:sz w:val="28"/>
@@ -14365,6 +15956,7 @@
               </w:rPr>
               <w:t>OrderDate</w:t>
             </w:r>
+            <w:proofErr w:type="spellEnd"/>
           </w:p>
         </w:tc>
         <w:tc>
@@ -14473,6 +16065,7 @@
                 <w:szCs w:val="28"/>
               </w:rPr>
             </w:pPr>
+            <w:proofErr w:type="spellStart"/>
             <w:r>
               <w:rPr>
                 <w:sz w:val="28"/>
@@ -14494,6 +16087,7 @@
               </w:rPr>
               <w:t>us</w:t>
             </w:r>
+            <w:proofErr w:type="spellEnd"/>
           </w:p>
         </w:tc>
         <w:tc>
@@ -14609,6 +16203,7 @@
                 <w:szCs w:val="28"/>
               </w:rPr>
             </w:pPr>
+            <w:proofErr w:type="spellStart"/>
             <w:r>
               <w:rPr>
                 <w:sz w:val="28"/>
@@ -14616,6 +16211,7 @@
               </w:rPr>
               <w:t>DeliveryMethod</w:t>
             </w:r>
+            <w:proofErr w:type="spellEnd"/>
           </w:p>
         </w:tc>
         <w:tc>
@@ -14724,6 +16320,7 @@
                 <w:szCs w:val="28"/>
               </w:rPr>
             </w:pPr>
+            <w:proofErr w:type="spellStart"/>
             <w:r>
               <w:rPr>
                 <w:sz w:val="28"/>
@@ -14731,6 +16328,7 @@
               </w:rPr>
               <w:t>DeliveryDate</w:t>
             </w:r>
+            <w:proofErr w:type="spellEnd"/>
           </w:p>
         </w:tc>
         <w:tc>
@@ -14832,6 +16430,7 @@
                 <w:szCs w:val="28"/>
               </w:rPr>
             </w:pPr>
+            <w:proofErr w:type="spellStart"/>
             <w:r>
               <w:rPr>
                 <w:sz w:val="28"/>
@@ -14839,6 +16438,7 @@
               </w:rPr>
               <w:t>DeliveryAddress</w:t>
             </w:r>
+            <w:proofErr w:type="spellEnd"/>
           </w:p>
         </w:tc>
         <w:tc>
@@ -14956,6 +16556,7 @@
                 <w:szCs w:val="28"/>
               </w:rPr>
             </w:pPr>
+            <w:proofErr w:type="spellStart"/>
             <w:r>
               <w:rPr>
                 <w:sz w:val="28"/>
@@ -14963,6 +16564,7 @@
               </w:rPr>
               <w:t>DeliveryFee</w:t>
             </w:r>
+            <w:proofErr w:type="spellEnd"/>
           </w:p>
         </w:tc>
         <w:tc>
@@ -15071,6 +16673,7 @@
                 <w:szCs w:val="28"/>
               </w:rPr>
             </w:pPr>
+            <w:proofErr w:type="spellStart"/>
             <w:r>
               <w:rPr>
                 <w:sz w:val="28"/>
@@ -15078,6 +16681,7 @@
               </w:rPr>
               <w:t>UsedDiscount</w:t>
             </w:r>
+            <w:proofErr w:type="spellEnd"/>
           </w:p>
         </w:tc>
         <w:tc>
@@ -15186,6 +16790,7 @@
                 <w:szCs w:val="28"/>
               </w:rPr>
             </w:pPr>
+            <w:proofErr w:type="spellStart"/>
             <w:r>
               <w:rPr>
                 <w:sz w:val="28"/>
@@ -15193,6 +16798,7 @@
               </w:rPr>
               <w:t>TotalAmount</w:t>
             </w:r>
+            <w:proofErr w:type="spellEnd"/>
           </w:p>
         </w:tc>
         <w:tc>
@@ -15304,11 +16910,11 @@
       <w:pPr>
         <w:pStyle w:val="Heading3"/>
       </w:pPr>
-      <w:bookmarkStart w:id="33" w:name="_Toc224881809"/>
+      <w:bookmarkStart w:id="47" w:name="_Toc224905485"/>
       <w:r>
         <w:t>ORDERPRODUCTS</w:t>
       </w:r>
-      <w:bookmarkEnd w:id="33"/>
+      <w:bookmarkEnd w:id="47"/>
     </w:p>
     <w:tbl>
       <w:tblPr>
@@ -15482,6 +17088,7 @@
                 <w:szCs w:val="28"/>
               </w:rPr>
             </w:pPr>
+            <w:proofErr w:type="spellStart"/>
             <w:r>
               <w:rPr>
                 <w:sz w:val="28"/>
@@ -15489,6 +17096,7 @@
               </w:rPr>
               <w:t>OrderProductsId</w:t>
             </w:r>
+            <w:proofErr w:type="spellEnd"/>
           </w:p>
         </w:tc>
         <w:tc>
@@ -15590,6 +17198,7 @@
                 <w:szCs w:val="28"/>
               </w:rPr>
             </w:pPr>
+            <w:proofErr w:type="spellStart"/>
             <w:r>
               <w:rPr>
                 <w:sz w:val="28"/>
@@ -15597,6 +17206,7 @@
               </w:rPr>
               <w:t>OrdersId</w:t>
             </w:r>
+            <w:proofErr w:type="spellEnd"/>
           </w:p>
         </w:tc>
         <w:tc>
@@ -15650,6 +17260,7 @@
                 <w:szCs w:val="28"/>
               </w:rPr>
             </w:pPr>
+            <w:proofErr w:type="spellStart"/>
             <w:r>
               <w:rPr>
                 <w:sz w:val="28"/>
@@ -15657,6 +17268,7 @@
               </w:rPr>
               <w:t>OrdersId</w:t>
             </w:r>
+            <w:proofErr w:type="spellEnd"/>
           </w:p>
         </w:tc>
         <w:tc>
@@ -15705,6 +17317,7 @@
                 <w:szCs w:val="28"/>
               </w:rPr>
             </w:pPr>
+            <w:proofErr w:type="spellStart"/>
             <w:r>
               <w:rPr>
                 <w:sz w:val="28"/>
@@ -15712,6 +17325,7 @@
               </w:rPr>
               <w:t>ProductsId</w:t>
             </w:r>
+            <w:proofErr w:type="spellEnd"/>
           </w:p>
         </w:tc>
         <w:tc>
@@ -15765,6 +17379,7 @@
                 <w:szCs w:val="28"/>
               </w:rPr>
             </w:pPr>
+            <w:proofErr w:type="spellStart"/>
             <w:r>
               <w:rPr>
                 <w:sz w:val="28"/>
@@ -15772,6 +17387,7 @@
               </w:rPr>
               <w:t>ProductsId</w:t>
             </w:r>
+            <w:proofErr w:type="spellEnd"/>
           </w:p>
         </w:tc>
         <w:tc>
@@ -15929,11 +17545,11 @@
       <w:pPr>
         <w:pStyle w:val="Heading3"/>
       </w:pPr>
-      <w:bookmarkStart w:id="34" w:name="_Toc224881810"/>
+      <w:bookmarkStart w:id="48" w:name="_Toc224905486"/>
       <w:r>
         <w:t>DISCOUNTS</w:t>
       </w:r>
-      <w:bookmarkEnd w:id="34"/>
+      <w:bookmarkEnd w:id="48"/>
     </w:p>
     <w:tbl>
       <w:tblPr>
@@ -16107,6 +17723,7 @@
                 <w:szCs w:val="28"/>
               </w:rPr>
             </w:pPr>
+            <w:proofErr w:type="spellStart"/>
             <w:r>
               <w:rPr>
                 <w:sz w:val="28"/>
@@ -16114,6 +17731,7 @@
               </w:rPr>
               <w:t>DiscountsId</w:t>
             </w:r>
+            <w:proofErr w:type="spellEnd"/>
           </w:p>
         </w:tc>
         <w:tc>
@@ -16215,6 +17833,7 @@
                 <w:szCs w:val="28"/>
               </w:rPr>
             </w:pPr>
+            <w:proofErr w:type="spellStart"/>
             <w:r>
               <w:rPr>
                 <w:sz w:val="28"/>
@@ -16222,6 +17841,7 @@
               </w:rPr>
               <w:t>DiscountName</w:t>
             </w:r>
+            <w:proofErr w:type="spellEnd"/>
           </w:p>
         </w:tc>
         <w:tc>
@@ -16323,6 +17943,7 @@
                 <w:szCs w:val="28"/>
               </w:rPr>
             </w:pPr>
+            <w:proofErr w:type="spellStart"/>
             <w:r>
               <w:rPr>
                 <w:sz w:val="28"/>
@@ -16330,6 +17951,7 @@
               </w:rPr>
               <w:t>DiscountPercentage</w:t>
             </w:r>
+            <w:proofErr w:type="spellEnd"/>
           </w:p>
         </w:tc>
         <w:tc>
@@ -16431,6 +18053,7 @@
                 <w:szCs w:val="28"/>
               </w:rPr>
             </w:pPr>
+            <w:proofErr w:type="spellStart"/>
             <w:r>
               <w:rPr>
                 <w:sz w:val="28"/>
@@ -16438,6 +18061,7 @@
               </w:rPr>
               <w:t>IsActive</w:t>
             </w:r>
+            <w:proofErr w:type="spellEnd"/>
           </w:p>
         </w:tc>
         <w:tc>
@@ -16540,11 +18164,11 @@
       <w:pPr>
         <w:pStyle w:val="Heading3"/>
       </w:pPr>
-      <w:bookmarkStart w:id="35" w:name="_Toc224881811"/>
+      <w:bookmarkStart w:id="49" w:name="_Toc224905487"/>
       <w:r>
         <w:t>BASKET</w:t>
       </w:r>
-      <w:bookmarkEnd w:id="35"/>
+      <w:bookmarkEnd w:id="49"/>
     </w:p>
     <w:tbl>
       <w:tblPr>
@@ -16718,6 +18342,7 @@
                 <w:szCs w:val="28"/>
               </w:rPr>
             </w:pPr>
+            <w:proofErr w:type="spellStart"/>
             <w:r>
               <w:rPr>
                 <w:sz w:val="28"/>
@@ -16732,6 +18357,7 @@
               </w:rPr>
               <w:t>Id</w:t>
             </w:r>
+            <w:proofErr w:type="spellEnd"/>
           </w:p>
         </w:tc>
         <w:tc>
@@ -16833,6 +18459,7 @@
                 <w:szCs w:val="28"/>
               </w:rPr>
             </w:pPr>
+            <w:proofErr w:type="spellStart"/>
             <w:r>
               <w:rPr>
                 <w:sz w:val="28"/>
@@ -16840,6 +18467,7 @@
               </w:rPr>
               <w:t>UserId</w:t>
             </w:r>
+            <w:proofErr w:type="spellEnd"/>
           </w:p>
         </w:tc>
         <w:tc>
@@ -16946,11 +18574,11 @@
       <w:pPr>
         <w:pStyle w:val="Heading3"/>
       </w:pPr>
-      <w:bookmarkStart w:id="36" w:name="_Toc224881812"/>
+      <w:bookmarkStart w:id="50" w:name="_Toc224905488"/>
       <w:r>
         <w:t>BASKETPRODUCTS</w:t>
       </w:r>
-      <w:bookmarkEnd w:id="36"/>
+      <w:bookmarkEnd w:id="50"/>
     </w:p>
     <w:tbl>
       <w:tblPr>
@@ -17124,6 +18752,7 @@
                 <w:szCs w:val="28"/>
               </w:rPr>
             </w:pPr>
+            <w:proofErr w:type="spellStart"/>
             <w:r>
               <w:rPr>
                 <w:sz w:val="28"/>
@@ -17131,6 +18760,7 @@
               </w:rPr>
               <w:t>BasketProductsId</w:t>
             </w:r>
+            <w:proofErr w:type="spellEnd"/>
           </w:p>
         </w:tc>
         <w:tc>
@@ -17232,6 +18862,7 @@
                 <w:szCs w:val="28"/>
               </w:rPr>
             </w:pPr>
+            <w:proofErr w:type="spellStart"/>
             <w:r>
               <w:rPr>
                 <w:sz w:val="28"/>
@@ -17239,6 +18870,7 @@
               </w:rPr>
               <w:t>BasketId</w:t>
             </w:r>
+            <w:proofErr w:type="spellEnd"/>
           </w:p>
         </w:tc>
         <w:tc>
@@ -17292,6 +18924,7 @@
                 <w:szCs w:val="28"/>
               </w:rPr>
             </w:pPr>
+            <w:proofErr w:type="spellStart"/>
             <w:r>
               <w:rPr>
                 <w:sz w:val="28"/>
@@ -17306,6 +18939,7 @@
               </w:rPr>
               <w:t>Id</w:t>
             </w:r>
+            <w:proofErr w:type="spellEnd"/>
           </w:p>
         </w:tc>
         <w:tc>
@@ -17354,6 +18988,7 @@
                 <w:szCs w:val="28"/>
               </w:rPr>
             </w:pPr>
+            <w:proofErr w:type="spellStart"/>
             <w:r>
               <w:rPr>
                 <w:sz w:val="28"/>
@@ -17361,6 +18996,7 @@
               </w:rPr>
               <w:t>ProductsId</w:t>
             </w:r>
+            <w:proofErr w:type="spellEnd"/>
           </w:p>
         </w:tc>
         <w:tc>
@@ -17414,6 +19050,7 @@
                 <w:szCs w:val="28"/>
               </w:rPr>
             </w:pPr>
+            <w:proofErr w:type="spellStart"/>
             <w:r>
               <w:rPr>
                 <w:sz w:val="28"/>
@@ -17421,6 +19058,7 @@
               </w:rPr>
               <w:t>ProductsId</w:t>
             </w:r>
+            <w:proofErr w:type="spellEnd"/>
           </w:p>
         </w:tc>
         <w:tc>
@@ -17469,6 +19107,7 @@
                 <w:szCs w:val="28"/>
               </w:rPr>
             </w:pPr>
+            <w:proofErr w:type="spellStart"/>
             <w:r>
               <w:rPr>
                 <w:sz w:val="28"/>
@@ -17476,6 +19115,7 @@
               </w:rPr>
               <w:t>Quantitiy</w:t>
             </w:r>
+            <w:proofErr w:type="spellEnd"/>
           </w:p>
         </w:tc>
         <w:tc>
@@ -17585,12 +19225,12 @@
       <w:pPr>
         <w:pStyle w:val="Heading3"/>
       </w:pPr>
-      <w:bookmarkStart w:id="37" w:name="_Toc224881813"/>
+      <w:bookmarkStart w:id="51" w:name="_Toc224905489"/>
       <w:r>
         <w:lastRenderedPageBreak/>
         <w:t>PRODUCERS</w:t>
       </w:r>
-      <w:bookmarkEnd w:id="37"/>
+      <w:bookmarkEnd w:id="51"/>
     </w:p>
     <w:tbl>
       <w:tblPr>
@@ -17764,6 +19404,7 @@
                 <w:szCs w:val="28"/>
               </w:rPr>
             </w:pPr>
+            <w:proofErr w:type="spellStart"/>
             <w:r>
               <w:rPr>
                 <w:sz w:val="28"/>
@@ -17778,6 +19419,7 @@
               </w:rPr>
               <w:t>Id</w:t>
             </w:r>
+            <w:proofErr w:type="spellEnd"/>
           </w:p>
         </w:tc>
         <w:tc>
@@ -17879,6 +19521,7 @@
                 <w:szCs w:val="28"/>
               </w:rPr>
             </w:pPr>
+            <w:proofErr w:type="spellStart"/>
             <w:r>
               <w:rPr>
                 <w:sz w:val="28"/>
@@ -17886,6 +19529,7 @@
               </w:rPr>
               <w:t>UserId</w:t>
             </w:r>
+            <w:proofErr w:type="spellEnd"/>
           </w:p>
         </w:tc>
         <w:tc>
@@ -17994,6 +19638,7 @@
                 <w:szCs w:val="28"/>
               </w:rPr>
             </w:pPr>
+            <w:proofErr w:type="spellStart"/>
             <w:r>
               <w:rPr>
                 <w:sz w:val="28"/>
@@ -18001,6 +19646,7 @@
               </w:rPr>
               <w:t>ProducerName</w:t>
             </w:r>
+            <w:proofErr w:type="spellEnd"/>
           </w:p>
         </w:tc>
         <w:tc>
@@ -18210,6 +19856,7 @@
                 <w:szCs w:val="28"/>
               </w:rPr>
             </w:pPr>
+            <w:proofErr w:type="spellStart"/>
             <w:r>
               <w:rPr>
                 <w:sz w:val="28"/>
@@ -18217,6 +19864,7 @@
               </w:rPr>
               <w:t>BusinessLocation</w:t>
             </w:r>
+            <w:proofErr w:type="spellEnd"/>
           </w:p>
         </w:tc>
         <w:tc>
@@ -18325,6 +19973,7 @@
                 <w:szCs w:val="28"/>
               </w:rPr>
             </w:pPr>
+            <w:proofErr w:type="spellStart"/>
             <w:r>
               <w:rPr>
                 <w:sz w:val="28"/>
@@ -18332,6 +19981,7 @@
               </w:rPr>
               <w:t>ContactEmail</w:t>
             </w:r>
+            <w:proofErr w:type="spellEnd"/>
           </w:p>
         </w:tc>
         <w:tc>
@@ -18434,13 +20084,13 @@
       <w:pPr>
         <w:pStyle w:val="Heading1"/>
       </w:pPr>
-      <w:bookmarkStart w:id="38" w:name="_Toc224235774"/>
-      <w:bookmarkStart w:id="39" w:name="_Toc224881814"/>
+      <w:bookmarkStart w:id="52" w:name="_Toc224235774"/>
+      <w:bookmarkStart w:id="53" w:name="_Toc224905490"/>
       <w:r>
         <w:t>Test Strategy</w:t>
       </w:r>
-      <w:bookmarkEnd w:id="38"/>
-      <w:bookmarkEnd w:id="39"/>
+      <w:bookmarkEnd w:id="52"/>
+      <w:bookmarkEnd w:id="53"/>
     </w:p>
     <w:p>
       <w:pPr>
@@ -18773,8 +20423,17 @@
                 <w:sz w:val="24"/>
                 <w:szCs w:val="24"/>
               </w:rPr>
-              <w:t>Email: noemail</w:t>
-            </w:r>
+              <w:t xml:space="preserve">Email: </w:t>
+            </w:r>
+            <w:proofErr w:type="spellStart"/>
+            <w:r>
+              <w:rPr>
+                <w:sz w:val="24"/>
+                <w:szCs w:val="24"/>
+              </w:rPr>
+              <w:t>noemail</w:t>
+            </w:r>
+            <w:proofErr w:type="spellEnd"/>
           </w:p>
           <w:p>
             <w:pPr>
@@ -19089,8 +20748,17 @@
                 <w:sz w:val="24"/>
                 <w:szCs w:val="24"/>
               </w:rPr>
-              <w:t>Email: noemail</w:t>
-            </w:r>
+              <w:t xml:space="preserve">Email: </w:t>
+            </w:r>
+            <w:proofErr w:type="spellStart"/>
+            <w:r>
+              <w:rPr>
+                <w:sz w:val="24"/>
+                <w:szCs w:val="24"/>
+              </w:rPr>
+              <w:t>noemail</w:t>
+            </w:r>
+            <w:proofErr w:type="spellEnd"/>
           </w:p>
           <w:p>
             <w:pPr>
@@ -19350,7 +21018,23 @@
                 <w:sz w:val="24"/>
                 <w:szCs w:val="24"/>
               </w:rPr>
-              <w:t>Black box  Functionality Integration</w:t>
+              <w:t xml:space="preserve">Black </w:t>
+            </w:r>
+            <w:proofErr w:type="gramStart"/>
+            <w:r>
+              <w:rPr>
+                <w:sz w:val="24"/>
+                <w:szCs w:val="24"/>
+              </w:rPr>
+              <w:t>box  Functionality</w:t>
+            </w:r>
+            <w:proofErr w:type="gramEnd"/>
+            <w:r>
+              <w:rPr>
+                <w:sz w:val="24"/>
+                <w:szCs w:val="24"/>
+              </w:rPr>
+              <w:t xml:space="preserve"> Integration</w:t>
             </w:r>
           </w:p>
           <w:p>
@@ -19857,7 +21541,23 @@
                 <w:sz w:val="24"/>
                 <w:szCs w:val="24"/>
               </w:rPr>
-              <w:t xml:space="preserve">Products in basket: 2 ”Strawberries” for £1.38, </w:t>
+              <w:t xml:space="preserve">Products in basket: </w:t>
+            </w:r>
+            <w:proofErr w:type="gramStart"/>
+            <w:r>
+              <w:rPr>
+                <w:sz w:val="24"/>
+                <w:szCs w:val="24"/>
+              </w:rPr>
+              <w:t>2 ”Strawberries</w:t>
+            </w:r>
+            <w:proofErr w:type="gramEnd"/>
+            <w:r>
+              <w:rPr>
+                <w:sz w:val="24"/>
+                <w:szCs w:val="24"/>
+              </w:rPr>
+              <w:t xml:space="preserve">” for £1.38, </w:t>
             </w:r>
           </w:p>
           <w:p>
@@ -19887,7 +21587,23 @@
                 <w:sz w:val="24"/>
                 <w:szCs w:val="24"/>
               </w:rPr>
-              <w:t>Address: 3 Caldmore Road.</w:t>
+              <w:t xml:space="preserve">Address: 3 </w:t>
+            </w:r>
+            <w:proofErr w:type="spellStart"/>
+            <w:r>
+              <w:rPr>
+                <w:sz w:val="24"/>
+                <w:szCs w:val="24"/>
+              </w:rPr>
+              <w:t>Caldmore</w:t>
+            </w:r>
+            <w:proofErr w:type="spellEnd"/>
+            <w:r>
+              <w:rPr>
+                <w:sz w:val="24"/>
+                <w:szCs w:val="24"/>
+              </w:rPr>
+              <w:t xml:space="preserve"> Road.</w:t>
             </w:r>
           </w:p>
           <w:p>
@@ -19960,7 +21676,23 @@
                 <w:sz w:val="24"/>
                 <w:szCs w:val="24"/>
               </w:rPr>
-              <w:t>Product: Lenovo Laptop(Not a Product that exists in the system)</w:t>
+              <w:t xml:space="preserve">Product: Lenovo </w:t>
+            </w:r>
+            <w:proofErr w:type="gramStart"/>
+            <w:r>
+              <w:rPr>
+                <w:sz w:val="24"/>
+                <w:szCs w:val="24"/>
+              </w:rPr>
+              <w:t>Laptop(</w:t>
+            </w:r>
+            <w:proofErr w:type="gramEnd"/>
+            <w:r>
+              <w:rPr>
+                <w:sz w:val="24"/>
+                <w:szCs w:val="24"/>
+              </w:rPr>
+              <w:t>Not a Product that exists in the system)</w:t>
             </w:r>
           </w:p>
           <w:p>
@@ -20005,7 +21737,39 @@
                 <w:sz w:val="24"/>
                 <w:szCs w:val="24"/>
               </w:rPr>
-              <w:t>Email: email(Must contain an @ symbol and must contain a domain e.g .com)</w:t>
+              <w:t xml:space="preserve">Email: </w:t>
+            </w:r>
+            <w:proofErr w:type="gramStart"/>
+            <w:r>
+              <w:rPr>
+                <w:sz w:val="24"/>
+                <w:szCs w:val="24"/>
+              </w:rPr>
+              <w:t>email(</w:t>
+            </w:r>
+            <w:proofErr w:type="gramEnd"/>
+            <w:r>
+              <w:rPr>
+                <w:sz w:val="24"/>
+                <w:szCs w:val="24"/>
+              </w:rPr>
+              <w:t xml:space="preserve">Must contain an @ symbol and must contain a domain </w:t>
+            </w:r>
+            <w:proofErr w:type="spellStart"/>
+            <w:r>
+              <w:rPr>
+                <w:sz w:val="24"/>
+                <w:szCs w:val="24"/>
+              </w:rPr>
+              <w:t>e.g</w:t>
+            </w:r>
+            <w:proofErr w:type="spellEnd"/>
+            <w:r>
+              <w:rPr>
+                <w:sz w:val="24"/>
+                <w:szCs w:val="24"/>
+              </w:rPr>
+              <w:t xml:space="preserve"> .com)</w:t>
             </w:r>
           </w:p>
           <w:p>
@@ -20195,7 +21959,23 @@
                 <w:sz w:val="24"/>
                 <w:szCs w:val="24"/>
               </w:rPr>
-              <w:t xml:space="preserve">Delete button on the Order  page </w:t>
+              <w:t xml:space="preserve">Delete button on the </w:t>
+            </w:r>
+            <w:proofErr w:type="gramStart"/>
+            <w:r>
+              <w:rPr>
+                <w:sz w:val="24"/>
+                <w:szCs w:val="24"/>
+              </w:rPr>
+              <w:t>Order  page</w:t>
+            </w:r>
+            <w:proofErr w:type="gramEnd"/>
+            <w:r>
+              <w:rPr>
+                <w:sz w:val="24"/>
+                <w:szCs w:val="24"/>
+              </w:rPr>
+              <w:t xml:space="preserve"> </w:t>
             </w:r>
           </w:p>
         </w:tc>
@@ -20409,7 +22189,23 @@
                 <w:sz w:val="24"/>
                 <w:szCs w:val="24"/>
               </w:rPr>
-              <w:t xml:space="preserve">Whitebox testing, black box testing , </w:t>
+              <w:t xml:space="preserve">Whitebox testing, black box </w:t>
+            </w:r>
+            <w:proofErr w:type="gramStart"/>
+            <w:r>
+              <w:rPr>
+                <w:sz w:val="24"/>
+                <w:szCs w:val="24"/>
+              </w:rPr>
+              <w:t>testing ,</w:t>
+            </w:r>
+            <w:proofErr w:type="gramEnd"/>
+            <w:r>
+              <w:rPr>
+                <w:sz w:val="24"/>
+                <w:szCs w:val="24"/>
+              </w:rPr>
+              <w:t xml:space="preserve"> </w:t>
             </w:r>
             <w:r>
               <w:rPr>
@@ -20509,7 +22305,23 @@
                 <w:sz w:val="24"/>
                 <w:szCs w:val="24"/>
               </w:rPr>
-              <w:t>Whitebox testing, black box testing , Functionality Integration, Integration Testing</w:t>
+              <w:t xml:space="preserve">Whitebox testing, black box </w:t>
+            </w:r>
+            <w:proofErr w:type="gramStart"/>
+            <w:r>
+              <w:rPr>
+                <w:sz w:val="24"/>
+                <w:szCs w:val="24"/>
+              </w:rPr>
+              <w:t>testing ,</w:t>
+            </w:r>
+            <w:proofErr w:type="gramEnd"/>
+            <w:r>
+              <w:rPr>
+                <w:sz w:val="24"/>
+                <w:szCs w:val="24"/>
+              </w:rPr>
+              <w:t xml:space="preserve"> Functionality Integration, Integration Testing</w:t>
             </w:r>
           </w:p>
         </w:tc>
@@ -20591,7 +22403,23 @@
                 <w:sz w:val="24"/>
                 <w:szCs w:val="24"/>
               </w:rPr>
-              <w:t>Whitebox testing, black box testing , Functionality Integration, Integration Testing</w:t>
+              <w:t xml:space="preserve">Whitebox testing, black box </w:t>
+            </w:r>
+            <w:proofErr w:type="gramStart"/>
+            <w:r>
+              <w:rPr>
+                <w:sz w:val="24"/>
+                <w:szCs w:val="24"/>
+              </w:rPr>
+              <w:t>testing ,</w:t>
+            </w:r>
+            <w:proofErr w:type="gramEnd"/>
+            <w:r>
+              <w:rPr>
+                <w:sz w:val="24"/>
+                <w:szCs w:val="24"/>
+              </w:rPr>
+              <w:t xml:space="preserve"> Functionality Integration, Integration Testing</w:t>
             </w:r>
           </w:p>
         </w:tc>
@@ -20611,7 +22439,23 @@
                 <w:sz w:val="24"/>
                 <w:szCs w:val="24"/>
               </w:rPr>
-              <w:t>No test data required. Home Page must be fully functional. The account registration must have been created and there must be a logged in user to test it. Migrations and update database must be applied.  Quantity change functionality must already be made. Tester must ne logged into a customer role account. The tester must then use + and – buttons to check if it increases or decreases the quantity. The tester must then add the changed quantity to basket and check if the correct amount of quantity for product has been added to the basket.</w:t>
+              <w:t xml:space="preserve">No test data required. Home Page must be fully functional. The account registration must have been created and there must be a logged in user to test it. Migrations and update database must be applied.  Quantity change functionality must already be made. Tester must </w:t>
+            </w:r>
+            <w:proofErr w:type="spellStart"/>
+            <w:r>
+              <w:rPr>
+                <w:sz w:val="24"/>
+                <w:szCs w:val="24"/>
+              </w:rPr>
+              <w:t>ne</w:t>
+            </w:r>
+            <w:proofErr w:type="spellEnd"/>
+            <w:r>
+              <w:rPr>
+                <w:sz w:val="24"/>
+                <w:szCs w:val="24"/>
+              </w:rPr>
+              <w:t xml:space="preserve"> logged into a customer role account. The tester must then use + and – buttons to check if it increases or decreases the quantity. The tester must then add the changed quantity to basket and check if the correct amount of quantity for product has been added to the basket.</w:t>
             </w:r>
           </w:p>
         </w:tc>
@@ -20673,7 +22517,23 @@
                 <w:sz w:val="24"/>
                 <w:szCs w:val="24"/>
               </w:rPr>
-              <w:t>Whitebox testing, black box testing , Functionality  Integration Testing</w:t>
+              <w:t xml:space="preserve">Whitebox testing, black box </w:t>
+            </w:r>
+            <w:proofErr w:type="gramStart"/>
+            <w:r>
+              <w:rPr>
+                <w:sz w:val="24"/>
+                <w:szCs w:val="24"/>
+              </w:rPr>
+              <w:t>testing ,</w:t>
+            </w:r>
+            <w:proofErr w:type="gramEnd"/>
+            <w:r>
+              <w:rPr>
+                <w:sz w:val="24"/>
+                <w:szCs w:val="24"/>
+              </w:rPr>
+              <w:t xml:space="preserve"> Functionality  Integration Testing</w:t>
             </w:r>
           </w:p>
         </w:tc>
@@ -20693,7 +22553,23 @@
                 <w:sz w:val="24"/>
                 <w:szCs w:val="24"/>
               </w:rPr>
-              <w:t>The products page must be created and fully functional and the search bar must be implemented. Products must be seeded in the database. The tester must type the search bar to verify if the products match the search and that no results returns an appropriate message.</w:t>
+              <w:t xml:space="preserve">The products page must be created and fully functional and the search bar must be implemented. Products must be seeded in the database. The tester must type the search bar to verify if the products match the search and that no results </w:t>
+            </w:r>
+            <w:proofErr w:type="gramStart"/>
+            <w:r>
+              <w:rPr>
+                <w:sz w:val="24"/>
+                <w:szCs w:val="24"/>
+              </w:rPr>
+              <w:t>returns</w:t>
+            </w:r>
+            <w:proofErr w:type="gramEnd"/>
+            <w:r>
+              <w:rPr>
+                <w:sz w:val="24"/>
+                <w:szCs w:val="24"/>
+              </w:rPr>
+              <w:t xml:space="preserve"> an appropriate message.</w:t>
             </w:r>
           </w:p>
           <w:p>
@@ -20771,7 +22647,23 @@
                 <w:sz w:val="24"/>
                 <w:szCs w:val="24"/>
               </w:rPr>
-              <w:t xml:space="preserve"> Search: “$$££**”(special characters)</w:t>
+              <w:t xml:space="preserve"> Search: “$$££*</w:t>
+            </w:r>
+            <w:proofErr w:type="gramStart"/>
+            <w:r>
+              <w:rPr>
+                <w:sz w:val="24"/>
+                <w:szCs w:val="24"/>
+              </w:rPr>
+              <w:t>*”(</w:t>
+            </w:r>
+            <w:proofErr w:type="gramEnd"/>
+            <w:r>
+              <w:rPr>
+                <w:sz w:val="24"/>
+                <w:szCs w:val="24"/>
+              </w:rPr>
+              <w:t>special characters)</w:t>
             </w:r>
           </w:p>
           <w:p>
@@ -20885,12 +22777,21 @@
               </w:rPr>
               <w:t xml:space="preserve">The basket page and the basket controller must be fully operational. </w:t>
             </w:r>
-            <w:r>
-              <w:rPr>
-                <w:sz w:val="24"/>
-                <w:szCs w:val="24"/>
-              </w:rPr>
-              <w:t>An registered or logged in user must add or have one item into their basket. The tester must interact with the remove button on an item in the basket and verify if it’s been removed, the basket automatically updates, and removing the last item in the basket triggers the system to display an empty basket message.</w:t>
+            <w:proofErr w:type="gramStart"/>
+            <w:r>
+              <w:rPr>
+                <w:sz w:val="24"/>
+                <w:szCs w:val="24"/>
+              </w:rPr>
+              <w:t>An</w:t>
+            </w:r>
+            <w:proofErr w:type="gramEnd"/>
+            <w:r>
+              <w:rPr>
+                <w:sz w:val="24"/>
+                <w:szCs w:val="24"/>
+              </w:rPr>
+              <w:t xml:space="preserve"> registered or logged in user must add or have one item into their basket. The tester must interact with the remove button on an item in the basket and verify if it’s been removed, the basket automatically updates, and removing the last item in the basket triggers the system to display an empty basket message.</w:t>
             </w:r>
           </w:p>
           <w:p>
@@ -21105,7 +23006,23 @@
                 <w:sz w:val="24"/>
                 <w:szCs w:val="24"/>
               </w:rPr>
-              <w:t>, 3 Caldmore Road</w:t>
+              <w:t xml:space="preserve">, 3 </w:t>
+            </w:r>
+            <w:proofErr w:type="spellStart"/>
+            <w:r>
+              <w:rPr>
+                <w:sz w:val="24"/>
+                <w:szCs w:val="24"/>
+              </w:rPr>
+              <w:t>Caldmore</w:t>
+            </w:r>
+            <w:proofErr w:type="spellEnd"/>
+            <w:r>
+              <w:rPr>
+                <w:sz w:val="24"/>
+                <w:szCs w:val="24"/>
+              </w:rPr>
+              <w:t xml:space="preserve"> Road</w:t>
             </w:r>
           </w:p>
           <w:p>
@@ -23271,7 +25188,6 @@
   <w:style w:type="character" w:default="1" w:styleId="DefaultParagraphFont">
     <w:name w:val="Default Paragraph Font"/>
     <w:uiPriority w:val="1"/>
-    <w:semiHidden/>
     <w:unhideWhenUsed/>
   </w:style>
   <w:style w:type="table" w:default="1" w:styleId="TableNormal">
@@ -23602,14 +25518,14 @@
     <w:charset w:val="00"/>
     <w:family w:val="swiss"/>
     <w:pitch w:val="variable"/>
-    <w:sig w:usb0="E00002FF" w:usb1="4000ACFF" w:usb2="00000001" w:usb3="00000000" w:csb0="0000019F" w:csb1="00000000"/>
+    <w:sig w:usb0="E0002AFF" w:usb1="4000ACFF" w:usb2="00000001" w:usb3="00000000" w:csb0="000001FF" w:csb1="00000000"/>
   </w:font>
   <w:font w:name="Calibri Light">
     <w:panose1 w:val="020F0302020204030204"/>
     <w:charset w:val="00"/>
     <w:family w:val="swiss"/>
     <w:pitch w:val="variable"/>
-    <w:sig w:usb0="A00002EF" w:usb1="4000207B" w:usb2="00000000" w:usb3="00000000" w:csb0="0000009F" w:csb1="00000000"/>
+    <w:sig w:usb0="A0002AEF" w:usb1="4000207B" w:usb2="00000000" w:usb3="00000000" w:csb0="000001FF" w:csb1="00000000"/>
   </w:font>
 </w:fonts>
 </file>
@@ -23640,7 +25556,7 @@
     <w:rsid w:val="005D076D"/>
     <w:rsid w:val="0081215B"/>
     <w:rsid w:val="009A4D63"/>
-    <w:rsid w:val="00A532D9"/>
+    <w:rsid w:val="00AB1B39"/>
     <w:rsid w:val="00C90F5A"/>
     <w:rsid w:val="00D621D3"/>
     <w:rsid w:val="00F86746"/>
